--- a/Data_Mining_Interview_Preparation_Guide.docx
+++ b/Data_Mining_Interview_Preparation_Guide.docx
@@ -78,6 +78,9 @@
         <w:gridCol w:w="9360"/>
       </w:tblGrid>
       <w:tr>
+        <w:trPr>
+          <w:cantSplit/>
+        </w:trPr>
         <w:tc>
           <w:tcPr>
             <w:tcW w:type="dxa" w:w="9360"/>
@@ -91,29 +94,9 @@
             <w:shd w:fill="F4F6F9"/>
           </w:tcPr>
           <w:p>
-            <w:pPr>
-              <w:spacing w:after="80"/>
-            </w:pPr>
             <w:r>
-              <w:rPr>
-                <w:rFonts w:ascii="Calibri" w:hAnsi="Calibri"/>
-                <w:b/>
-                <w:color w:val="0B2545"/>
-                <w:sz w:val="21"/>
-              </w:rPr>
               <w:t>Interview Objective</w:t>
-            </w:r>
-          </w:p>
-          <w:p>
-            <w:pPr>
-              <w:spacing w:after="40" w:line="300" w:lineRule="auto"/>
-            </w:pPr>
-            <w:r>
-              <w:rPr>
-                <w:rFonts w:ascii="Calibri" w:hAnsi="Calibri"/>
-                <w:color w:val="0B2545"/>
-                <w:sz w:val="21"/>
-              </w:rPr>
+              <w:br/>
               <w:t>You need to show shared ownership of both group projects: what the group did, why those decisions made sense, what evidence supports the choices, and what limitations remain.</w:t>
             </w:r>
           </w:p>
@@ -139,6 +122,9 @@
         <w:gridCol w:w="7160"/>
       </w:tblGrid>
       <w:tr>
+        <w:trPr>
+          <w:cantSplit/>
+        </w:trPr>
         <w:tc>
           <w:tcPr>
             <w:tcW w:type="dxa" w:w="2200"/>
@@ -152,16 +138,7 @@
             <w:shd w:fill="E8EEF5"/>
           </w:tcPr>
           <w:p>
-            <w:pPr>
-              <w:spacing w:after="0"/>
-            </w:pPr>
             <w:r>
-              <w:rPr>
-                <w:rFonts w:ascii="Calibri" w:hAnsi="Calibri"/>
-                <w:b/>
-                <w:color w:val="0B2545"/>
-                <w:sz w:val="19"/>
-              </w:rPr>
               <w:t>Area</w:t>
             </w:r>
           </w:p>
@@ -179,22 +156,16 @@
             <w:shd w:fill="E8EEF5"/>
           </w:tcPr>
           <w:p>
-            <w:pPr>
-              <w:spacing w:after="0"/>
-            </w:pPr>
             <w:r>
-              <w:rPr>
-                <w:rFonts w:ascii="Calibri" w:hAnsi="Calibri"/>
-                <w:b/>
-                <w:color w:val="0B2545"/>
-                <w:sz w:val="19"/>
-              </w:rPr>
               <w:t>What to be ready for</w:t>
             </w:r>
           </w:p>
         </w:tc>
       </w:tr>
       <w:tr>
+        <w:trPr>
+          <w:cantSplit/>
+        </w:trPr>
         <w:tc>
           <w:tcPr>
             <w:tcW w:type="dxa" w:w="2200"/>
@@ -207,15 +178,7 @@
             </w:tcMar>
           </w:tcPr>
           <w:p>
-            <w:pPr>
-              <w:spacing w:after="0" w:line="276" w:lineRule="auto"/>
-            </w:pPr>
             <w:r>
-              <w:rPr>
-                <w:rFonts w:ascii="Calibri" w:hAnsi="Calibri"/>
-                <w:color w:val="1E1E1E"/>
-                <w:sz w:val="19"/>
-              </w:rPr>
               <w:t>Assignment 1</w:t>
             </w:r>
           </w:p>
@@ -232,21 +195,16 @@
             </w:tcMar>
           </w:tcPr>
           <w:p>
-            <w:pPr>
-              <w:spacing w:after="0" w:line="276" w:lineRule="auto"/>
-            </w:pPr>
             <w:r>
-              <w:rPr>
-                <w:rFonts w:ascii="Calibri" w:hAnsi="Calibri"/>
-                <w:color w:val="1E1E1E"/>
-                <w:sz w:val="19"/>
-              </w:rPr>
               <w:t>Exploratory data analysis, classification, regression, and engineering/code decisions.</w:t>
             </w:r>
           </w:p>
         </w:tc>
       </w:tr>
       <w:tr>
+        <w:trPr>
+          <w:cantSplit/>
+        </w:trPr>
         <w:tc>
           <w:tcPr>
             <w:tcW w:type="dxa" w:w="2200"/>
@@ -259,15 +217,7 @@
             </w:tcMar>
           </w:tcPr>
           <w:p>
-            <w:pPr>
-              <w:spacing w:after="0" w:line="276" w:lineRule="auto"/>
-            </w:pPr>
             <w:r>
-              <w:rPr>
-                <w:rFonts w:ascii="Calibri" w:hAnsi="Calibri"/>
-                <w:color w:val="1E1E1E"/>
-                <w:sz w:val="19"/>
-              </w:rPr>
               <w:t>Assignment 2</w:t>
             </w:r>
           </w:p>
@@ -284,21 +234,16 @@
             </w:tcMar>
           </w:tcPr>
           <w:p>
-            <w:pPr>
-              <w:spacing w:after="0" w:line="276" w:lineRule="auto"/>
-            </w:pPr>
             <w:r>
-              <w:rPr>
-                <w:rFonts w:ascii="Calibri" w:hAnsi="Calibri"/>
-                <w:color w:val="1E1E1E"/>
-                <w:sz w:val="19"/>
-              </w:rPr>
               <w:t>Exploratory data analysis, recommendation/ranking, engineering/code decisions, and bias analysis.</w:t>
             </w:r>
           </w:p>
         </w:tc>
       </w:tr>
       <w:tr>
+        <w:trPr>
+          <w:cantSplit/>
+        </w:trPr>
         <w:tc>
           <w:tcPr>
             <w:tcW w:type="dxa" w:w="2200"/>
@@ -311,15 +256,7 @@
             </w:tcMar>
           </w:tcPr>
           <w:p>
-            <w:pPr>
-              <w:spacing w:after="0" w:line="276" w:lineRule="auto"/>
-            </w:pPr>
             <w:r>
-              <w:rPr>
-                <w:rFonts w:ascii="Calibri" w:hAnsi="Calibri"/>
-                <w:color w:val="1E1E1E"/>
-                <w:sz w:val="19"/>
-              </w:rPr>
               <w:t>Passing strategy</w:t>
             </w:r>
           </w:p>
@@ -336,15 +273,7 @@
             </w:tcMar>
           </w:tcPr>
           <w:p>
-            <w:pPr>
-              <w:spacing w:after="0" w:line="276" w:lineRule="auto"/>
-            </w:pPr>
             <w:r>
-              <w:rPr>
-                <w:rFonts w:ascii="Calibri" w:hAnsi="Calibri"/>
-                <w:color w:val="1E1E1E"/>
-                <w:sz w:val="19"/>
-              </w:rPr>
               <w:t>Answer two topics satisfactorily. If one topic fails, a third topic can still save the interview.</w:t>
             </w:r>
           </w:p>
@@ -396,6 +325,9 @@
         <w:gridCol w:w="7160"/>
       </w:tblGrid>
       <w:tr>
+        <w:trPr>
+          <w:cantSplit/>
+        </w:trPr>
         <w:tc>
           <w:tcPr>
             <w:tcW w:type="dxa" w:w="2200"/>
@@ -409,16 +341,7 @@
             <w:shd w:fill="E8EEF5"/>
           </w:tcPr>
           <w:p>
-            <w:pPr>
-              <w:spacing w:after="0"/>
-            </w:pPr>
             <w:r>
-              <w:rPr>
-                <w:rFonts w:ascii="Calibri" w:hAnsi="Calibri"/>
-                <w:b/>
-                <w:color w:val="0B2545"/>
-                <w:sz w:val="19"/>
-              </w:rPr>
               <w:t>Interview rule</w:t>
             </w:r>
           </w:p>
@@ -436,22 +359,16 @@
             <w:shd w:fill="E8EEF5"/>
           </w:tcPr>
           <w:p>
-            <w:pPr>
-              <w:spacing w:after="0"/>
-            </w:pPr>
             <w:r>
-              <w:rPr>
-                <w:rFonts w:ascii="Calibri" w:hAnsi="Calibri"/>
-                <w:b/>
-                <w:color w:val="0B2545"/>
-                <w:sz w:val="19"/>
-              </w:rPr>
               <w:t>What it means for you</w:t>
             </w:r>
           </w:p>
         </w:tc>
       </w:tr>
       <w:tr>
+        <w:trPr>
+          <w:cantSplit/>
+        </w:trPr>
         <w:tc>
           <w:tcPr>
             <w:tcW w:type="dxa" w:w="2200"/>
@@ -464,15 +381,7 @@
             </w:tcMar>
           </w:tcPr>
           <w:p>
-            <w:pPr>
-              <w:spacing w:after="0" w:line="276" w:lineRule="auto"/>
-            </w:pPr>
             <w:r>
-              <w:rPr>
-                <w:rFonts w:ascii="Calibri" w:hAnsi="Calibri"/>
-                <w:color w:val="1E1E1E"/>
-                <w:sz w:val="19"/>
-              </w:rPr>
               <w:t>Topics</w:t>
             </w:r>
           </w:p>
@@ -489,21 +398,16 @@
             </w:tcMar>
           </w:tcPr>
           <w:p>
-            <w:pPr>
-              <w:spacing w:after="0" w:line="276" w:lineRule="auto"/>
-            </w:pPr>
             <w:r>
-              <w:rPr>
-                <w:rFonts w:ascii="Calibri" w:hAnsi="Calibri"/>
-                <w:color w:val="1E1E1E"/>
-                <w:sz w:val="19"/>
-              </w:rPr>
               <w:t>You may be asked about up to three topics.</w:t>
             </w:r>
           </w:p>
         </w:tc>
       </w:tr>
       <w:tr>
+        <w:trPr>
+          <w:cantSplit/>
+        </w:trPr>
         <w:tc>
           <w:tcPr>
             <w:tcW w:type="dxa" w:w="2200"/>
@@ -516,15 +420,7 @@
             </w:tcMar>
           </w:tcPr>
           <w:p>
-            <w:pPr>
-              <w:spacing w:after="0" w:line="276" w:lineRule="auto"/>
-            </w:pPr>
             <w:r>
-              <w:rPr>
-                <w:rFonts w:ascii="Calibri" w:hAnsi="Calibri"/>
-                <w:color w:val="1E1E1E"/>
-                <w:sz w:val="19"/>
-              </w:rPr>
               <w:t>Questions</w:t>
             </w:r>
           </w:p>
@@ -541,21 +437,16 @@
             </w:tcMar>
           </w:tcPr>
           <w:p>
-            <w:pPr>
-              <w:spacing w:after="0" w:line="276" w:lineRule="auto"/>
-            </w:pPr>
             <w:r>
-              <w:rPr>
-                <w:rFonts w:ascii="Calibri" w:hAnsi="Calibri"/>
-                <w:color w:val="1E1E1E"/>
-                <w:sz w:val="19"/>
-              </w:rPr>
               <w:t>Each topic has two questions. You need to answer both satisfactorily to pass that topic.</w:t>
             </w:r>
           </w:p>
         </w:tc>
       </w:tr>
       <w:tr>
+        <w:trPr>
+          <w:cantSplit/>
+        </w:trPr>
         <w:tc>
           <w:tcPr>
             <w:tcW w:type="dxa" w:w="2200"/>
@@ -568,15 +459,7 @@
             </w:tcMar>
           </w:tcPr>
           <w:p>
-            <w:pPr>
-              <w:spacing w:after="0" w:line="276" w:lineRule="auto"/>
-            </w:pPr>
             <w:r>
-              <w:rPr>
-                <w:rFonts w:ascii="Calibri" w:hAnsi="Calibri"/>
-                <w:color w:val="1E1E1E"/>
-                <w:sz w:val="19"/>
-              </w:rPr>
               <w:t>Passing</w:t>
             </w:r>
           </w:p>
@@ -593,21 +476,16 @@
             </w:tcMar>
           </w:tcPr>
           <w:p>
-            <w:pPr>
-              <w:spacing w:after="0" w:line="276" w:lineRule="auto"/>
-            </w:pPr>
             <w:r>
-              <w:rPr>
-                <w:rFonts w:ascii="Calibri" w:hAnsi="Calibri"/>
-                <w:color w:val="1E1E1E"/>
-                <w:sz w:val="19"/>
-              </w:rPr>
               <w:t>You pass the interview by passing two topics.</w:t>
             </w:r>
           </w:p>
         </w:tc>
       </w:tr>
       <w:tr>
+        <w:trPr>
+          <w:cantSplit/>
+        </w:trPr>
         <w:tc>
           <w:tcPr>
             <w:tcW w:type="dxa" w:w="2200"/>
@@ -620,15 +498,7 @@
             </w:tcMar>
           </w:tcPr>
           <w:p>
-            <w:pPr>
-              <w:spacing w:after="0" w:line="276" w:lineRule="auto"/>
-            </w:pPr>
             <w:r>
-              <w:rPr>
-                <w:rFonts w:ascii="Calibri" w:hAnsi="Calibri"/>
-                <w:color w:val="1E1E1E"/>
-                <w:sz w:val="19"/>
-              </w:rPr>
               <w:t>Ownership</w:t>
             </w:r>
           </w:p>
@@ -645,15 +515,7 @@
             </w:tcMar>
           </w:tcPr>
           <w:p>
-            <w:pPr>
-              <w:spacing w:after="0" w:line="276" w:lineRule="auto"/>
-            </w:pPr>
             <w:r>
-              <w:rPr>
-                <w:rFonts w:ascii="Calibri" w:hAnsi="Calibri"/>
-                <w:color w:val="1E1E1E"/>
-                <w:sz w:val="19"/>
-              </w:rPr>
               <w:t>You may be asked about any part of the group project, not only the part you personally implemented.</w:t>
             </w:r>
           </w:p>
@@ -737,6 +599,9 @@
         <w:gridCol w:w="9360"/>
       </w:tblGrid>
       <w:tr>
+        <w:trPr>
+          <w:cantSplit/>
+        </w:trPr>
         <w:tc>
           <w:tcPr>
             <w:tcW w:type="dxa" w:w="9360"/>
@@ -750,29 +615,9 @@
             <w:shd w:fill="F4F6F9"/>
           </w:tcPr>
           <w:p>
-            <w:pPr>
-              <w:spacing w:after="80"/>
-            </w:pPr>
             <w:r>
-              <w:rPr>
-                <w:rFonts w:ascii="Calibri" w:hAnsi="Calibri"/>
-                <w:b/>
-                <w:color w:val="0B2545"/>
-                <w:sz w:val="21"/>
-              </w:rPr>
               <w:t>Model answer shape</w:t>
-            </w:r>
-          </w:p>
-          <w:p>
-            <w:pPr>
-              <w:spacing w:after="40" w:line="300" w:lineRule="auto"/>
-            </w:pPr>
-            <w:r>
-              <w:rPr>
-                <w:rFonts w:ascii="Calibri" w:hAnsi="Calibri"/>
-                <w:color w:val="0B2545"/>
-                <w:sz w:val="21"/>
-              </w:rPr>
+              <w:br/>
               <w:t>A strong answer sounds like: We did X because Y; the result was Z; the main limitation is W. This is more convincing than listing facts without motivation.</w:t>
             </w:r>
           </w:p>
@@ -827,6 +672,9 @@
         <w:gridCol w:w="6860"/>
       </w:tblGrid>
       <w:tr>
+        <w:trPr>
+          <w:cantSplit/>
+        </w:trPr>
         <w:tc>
           <w:tcPr>
             <w:tcW w:type="dxa" w:w="2500"/>
@@ -840,16 +688,7 @@
             <w:shd w:fill="E8EEF5"/>
           </w:tcPr>
           <w:p>
-            <w:pPr>
-              <w:spacing w:after="0"/>
-            </w:pPr>
             <w:r>
-              <w:rPr>
-                <w:rFonts w:ascii="Calibri" w:hAnsi="Calibri"/>
-                <w:b/>
-                <w:color w:val="0B2545"/>
-                <w:sz w:val="19"/>
-              </w:rPr>
               <w:t>Fact</w:t>
             </w:r>
           </w:p>
@@ -867,22 +706,16 @@
             <w:shd w:fill="E8EEF5"/>
           </w:tcPr>
           <w:p>
-            <w:pPr>
-              <w:spacing w:after="0"/>
-            </w:pPr>
             <w:r>
-              <w:rPr>
-                <w:rFonts w:ascii="Calibri" w:hAnsi="Calibri"/>
-                <w:b/>
-                <w:color w:val="0B2545"/>
-                <w:sz w:val="19"/>
-              </w:rPr>
               <w:t>Value from the local project</w:t>
             </w:r>
           </w:p>
         </w:tc>
       </w:tr>
       <w:tr>
+        <w:trPr>
+          <w:cantSplit/>
+        </w:trPr>
         <w:tc>
           <w:tcPr>
             <w:tcW w:type="dxa" w:w="2500"/>
@@ -895,15 +728,7 @@
             </w:tcMar>
           </w:tcPr>
           <w:p>
-            <w:pPr>
-              <w:spacing w:after="0" w:line="276" w:lineRule="auto"/>
-            </w:pPr>
             <w:r>
-              <w:rPr>
-                <w:rFonts w:ascii="Calibri" w:hAnsi="Calibri"/>
-                <w:color w:val="1E1E1E"/>
-                <w:sz w:val="19"/>
-              </w:rPr>
               <w:t>Dataset</w:t>
             </w:r>
           </w:p>
@@ -920,21 +745,16 @@
             </w:tcMar>
           </w:tcPr>
           <w:p>
-            <w:pPr>
-              <w:spacing w:after="0" w:line="276" w:lineRule="auto"/>
-            </w:pPr>
             <w:r>
-              <w:rPr>
-                <w:rFonts w:ascii="Calibri" w:hAnsi="Calibri"/>
-                <w:color w:val="1E1E1E"/>
-                <w:sz w:val="19"/>
-              </w:rPr>
               <w:t>ODI-2026 survey dataset</w:t>
             </w:r>
           </w:p>
         </w:tc>
       </w:tr>
       <w:tr>
+        <w:trPr>
+          <w:cantSplit/>
+        </w:trPr>
         <w:tc>
           <w:tcPr>
             <w:tcW w:type="dxa" w:w="2500"/>
@@ -947,15 +767,7 @@
             </w:tcMar>
           </w:tcPr>
           <w:p>
-            <w:pPr>
-              <w:spacing w:after="0" w:line="276" w:lineRule="auto"/>
-            </w:pPr>
             <w:r>
-              <w:rPr>
-                <w:rFonts w:ascii="Calibri" w:hAnsi="Calibri"/>
-                <w:color w:val="1E1E1E"/>
-                <w:sz w:val="19"/>
-              </w:rPr>
               <w:t>Rows / columns</w:t>
             </w:r>
           </w:p>
@@ -972,21 +784,16 @@
             </w:tcMar>
           </w:tcPr>
           <w:p>
-            <w:pPr>
-              <w:spacing w:after="0" w:line="276" w:lineRule="auto"/>
-            </w:pPr>
             <w:r>
-              <w:rPr>
-                <w:rFonts w:ascii="Calibri" w:hAnsi="Calibri"/>
-                <w:color w:val="1E1E1E"/>
-                <w:sz w:val="19"/>
-              </w:rPr>
               <w:t>156 responses and 16 columns</w:t>
             </w:r>
           </w:p>
         </w:tc>
       </w:tr>
       <w:tr>
+        <w:trPr>
+          <w:cantSplit/>
+        </w:trPr>
         <w:tc>
           <w:tcPr>
             <w:tcW w:type="dxa" w:w="2500"/>
@@ -999,15 +806,7 @@
             </w:tcMar>
           </w:tcPr>
           <w:p>
-            <w:pPr>
-              <w:spacing w:after="0" w:line="276" w:lineRule="auto"/>
-            </w:pPr>
             <w:r>
-              <w:rPr>
-                <w:rFonts w:ascii="Calibri" w:hAnsi="Calibri"/>
-                <w:color w:val="1E1E1E"/>
-                <w:sz w:val="19"/>
-              </w:rPr>
               <w:t>Data types</w:t>
             </w:r>
           </w:p>
@@ -1024,21 +823,16 @@
             </w:tcMar>
           </w:tcPr>
           <w:p>
-            <w:pPr>
-              <w:spacing w:after="0" w:line="276" w:lineRule="auto"/>
-            </w:pPr>
             <w:r>
-              <w:rPr>
-                <w:rFonts w:ascii="Calibri" w:hAnsi="Calibri"/>
-                <w:color w:val="1E1E1E"/>
-                <w:sz w:val="19"/>
-              </w:rPr>
               <w:t>Categorical survey answers, free text, timestamps, and numeric responses entered in inconsistent formats</w:t>
             </w:r>
           </w:p>
         </w:tc>
       </w:tr>
       <w:tr>
+        <w:trPr>
+          <w:cantSplit/>
+        </w:trPr>
         <w:tc>
           <w:tcPr>
             <w:tcW w:type="dxa" w:w="2500"/>
@@ -1051,15 +845,7 @@
             </w:tcMar>
           </w:tcPr>
           <w:p>
-            <w:pPr>
-              <w:spacing w:after="0" w:line="276" w:lineRule="auto"/>
-            </w:pPr>
             <w:r>
-              <w:rPr>
-                <w:rFonts w:ascii="Calibri" w:hAnsi="Calibri"/>
-                <w:color w:val="1E1E1E"/>
-                <w:sz w:val="19"/>
-              </w:rPr>
               <w:t>Main classification target</w:t>
             </w:r>
           </w:p>
@@ -1076,21 +862,16 @@
             </w:tcMar>
           </w:tcPr>
           <w:p>
-            <w:pPr>
-              <w:spacing w:after="0" w:line="276" w:lineRule="auto"/>
-            </w:pPr>
             <w:r>
-              <w:rPr>
-                <w:rFonts w:ascii="Calibri" w:hAnsi="Calibri"/>
-                <w:color w:val="1E1E1E"/>
-                <w:sz w:val="19"/>
-              </w:rPr>
               <w:t>ir_course, mapped to yes=1 and no=0</w:t>
             </w:r>
           </w:p>
         </w:tc>
       </w:tr>
       <w:tr>
+        <w:trPr>
+          <w:cantSplit/>
+        </w:trPr>
         <w:tc>
           <w:tcPr>
             <w:tcW w:type="dxa" w:w="2500"/>
@@ -1103,15 +884,7 @@
             </w:tcMar>
           </w:tcPr>
           <w:p>
-            <w:pPr>
-              <w:spacing w:after="0" w:line="276" w:lineRule="auto"/>
-            </w:pPr>
             <w:r>
-              <w:rPr>
-                <w:rFonts w:ascii="Calibri" w:hAnsi="Calibri"/>
-                <w:color w:val="1E1E1E"/>
-                <w:sz w:val="19"/>
-              </w:rPr>
               <w:t>Main regression target</w:t>
             </w:r>
           </w:p>
@@ -1128,15 +901,7 @@
             </w:tcMar>
           </w:tcPr>
           <w:p>
-            <w:pPr>
-              <w:spacing w:after="0" w:line="276" w:lineRule="auto"/>
-            </w:pPr>
             <w:r>
-              <w:rPr>
-                <w:rFonts w:ascii="Calibri" w:hAnsi="Calibri"/>
-                <w:color w:val="1E1E1E"/>
-                <w:sz w:val="19"/>
-              </w:rPr>
               <w:t>stress, a self-reported value on a 0-100 scale</w:t>
             </w:r>
           </w:p>
@@ -1183,6 +948,9 @@
         <w:gridCol w:w="6760"/>
       </w:tblGrid>
       <w:tr>
+        <w:trPr>
+          <w:cantSplit/>
+        </w:trPr>
         <w:tc>
           <w:tcPr>
             <w:tcW w:type="dxa" w:w="2600"/>
@@ -1196,16 +964,7 @@
             <w:shd w:fill="E8EEF5"/>
           </w:tcPr>
           <w:p>
-            <w:pPr>
-              <w:spacing w:after="0"/>
-            </w:pPr>
             <w:r>
-              <w:rPr>
-                <w:rFonts w:ascii="Calibri" w:hAnsi="Calibri"/>
-                <w:b/>
-                <w:color w:val="0B2545"/>
-                <w:sz w:val="18"/>
-              </w:rPr>
               <w:t>Finding</w:t>
             </w:r>
           </w:p>
@@ -1223,22 +982,16 @@
             <w:shd w:fill="E8EEF5"/>
           </w:tcPr>
           <w:p>
-            <w:pPr>
-              <w:spacing w:after="0"/>
-            </w:pPr>
             <w:r>
-              <w:rPr>
-                <w:rFonts w:ascii="Calibri" w:hAnsi="Calibri"/>
-                <w:b/>
-                <w:color w:val="0B2545"/>
-                <w:sz w:val="18"/>
-              </w:rPr>
               <w:t>What to say</w:t>
             </w:r>
           </w:p>
         </w:tc>
       </w:tr>
       <w:tr>
+        <w:trPr>
+          <w:cantSplit/>
+        </w:trPr>
         <w:tc>
           <w:tcPr>
             <w:tcW w:type="dxa" w:w="2600"/>
@@ -1251,15 +1004,7 @@
             </w:tcMar>
           </w:tcPr>
           <w:p>
-            <w:pPr>
-              <w:spacing w:after="0" w:line="276" w:lineRule="auto"/>
-            </w:pPr>
             <w:r>
-              <w:rPr>
-                <w:rFonts w:ascii="Calibri" w:hAnsi="Calibri"/>
-                <w:color w:val="1E1E1E"/>
-                <w:sz w:val="18"/>
-              </w:rPr>
               <w:t>Programme field</w:t>
             </w:r>
           </w:p>
@@ -1276,21 +1021,16 @@
             </w:tcMar>
           </w:tcPr>
           <w:p>
-            <w:pPr>
-              <w:spacing w:after="0" w:line="276" w:lineRule="auto"/>
-            </w:pPr>
             <w:r>
-              <w:rPr>
-                <w:rFonts w:ascii="Calibri" w:hAnsi="Calibri"/>
-                <w:color w:val="1E1E1E"/>
-                <w:sz w:val="18"/>
-              </w:rPr>
               <w:t>It was highly heterogeneous, so spelling variants and aliases were grouped into broader study tracks.</w:t>
             </w:r>
           </w:p>
         </w:tc>
       </w:tr>
       <w:tr>
+        <w:trPr>
+          <w:cantSplit/>
+        </w:trPr>
         <w:tc>
           <w:tcPr>
             <w:tcW w:type="dxa" w:w="2600"/>
@@ -1303,15 +1043,7 @@
             </w:tcMar>
           </w:tcPr>
           <w:p>
-            <w:pPr>
-              <w:spacing w:after="0" w:line="276" w:lineRule="auto"/>
-            </w:pPr>
             <w:r>
-              <w:rPr>
-                <w:rFonts w:ascii="Calibri" w:hAnsi="Calibri"/>
-                <w:color w:val="1E1E1E"/>
-                <w:sz w:val="18"/>
-              </w:rPr>
               <w:t>Grouped programme distribution</w:t>
             </w:r>
           </w:p>
@@ -1328,21 +1060,16 @@
             </w:tcMar>
           </w:tcPr>
           <w:p>
-            <w:pPr>
-              <w:spacing w:after="0" w:line="276" w:lineRule="auto"/>
-            </w:pPr>
             <w:r>
-              <w:rPr>
-                <w:rFonts w:ascii="Calibri" w:hAnsi="Calibri"/>
-                <w:color w:val="1E1E1E"/>
-                <w:sz w:val="18"/>
-              </w:rPr>
               <w:t>AI 50, Computer Science 30, Finance / Econometrics 21, Business Analytics 19, Bioinformatics 16, Other 12, Computational Science 8.</w:t>
             </w:r>
           </w:p>
         </w:tc>
       </w:tr>
       <w:tr>
+        <w:trPr>
+          <w:cantSplit/>
+        </w:trPr>
         <w:tc>
           <w:tcPr>
             <w:tcW w:type="dxa" w:w="2600"/>
@@ -1355,15 +1082,7 @@
             </w:tcMar>
           </w:tcPr>
           <w:p>
-            <w:pPr>
-              <w:spacing w:after="0" w:line="276" w:lineRule="auto"/>
-            </w:pPr>
             <w:r>
-              <w:rPr>
-                <w:rFonts w:ascii="Calibri" w:hAnsi="Calibri"/>
-                <w:color w:val="1E1E1E"/>
-                <w:sz w:val="18"/>
-              </w:rPr>
               <w:t>Stress</w:t>
             </w:r>
           </w:p>
@@ -1380,21 +1099,16 @@
             </w:tcMar>
           </w:tcPr>
           <w:p>
-            <w:pPr>
-              <w:spacing w:after="0" w:line="276" w:lineRule="auto"/>
-            </w:pPr>
             <w:r>
-              <w:rPr>
-                <w:rFonts w:ascii="Calibri" w:hAnsi="Calibri"/>
-                <w:color w:val="1E1E1E"/>
-                <w:sz w:val="18"/>
-              </w:rPr>
               <w:t>Values span the full 0-100 scale; after light cleaning, 152 valid values, mean 47.29, median 50.</w:t>
             </w:r>
           </w:p>
         </w:tc>
       </w:tr>
       <w:tr>
+        <w:trPr>
+          <w:cantSplit/>
+        </w:trPr>
         <w:tc>
           <w:tcPr>
             <w:tcW w:type="dxa" w:w="2600"/>
@@ -1407,15 +1121,7 @@
             </w:tcMar>
           </w:tcPr>
           <w:p>
-            <w:pPr>
-              <w:spacing w:after="0" w:line="276" w:lineRule="auto"/>
-            </w:pPr>
             <w:r>
-              <w:rPr>
-                <w:rFonts w:ascii="Calibri" w:hAnsi="Calibri"/>
-                <w:color w:val="1E1E1E"/>
-                <w:sz w:val="18"/>
-              </w:rPr>
               <w:t>Sport hours</w:t>
             </w:r>
           </w:p>
@@ -1432,21 +1138,16 @@
             </w:tcMar>
           </w:tcPr>
           <w:p>
-            <w:pPr>
-              <w:spacing w:after="0" w:line="276" w:lineRule="auto"/>
-            </w:pPr>
             <w:r>
-              <w:rPr>
-                <w:rFonts w:ascii="Calibri" w:hAnsi="Calibri"/>
-                <w:color w:val="1E1E1E"/>
-                <w:sz w:val="18"/>
-              </w:rPr>
               <w:t>155 valid values after light EDA cleaning; mean 4.65, median 4, concentrated near the lower end.</w:t>
             </w:r>
           </w:p>
         </w:tc>
       </w:tr>
       <w:tr>
+        <w:trPr>
+          <w:cantSplit/>
+        </w:trPr>
         <w:tc>
           <w:tcPr>
             <w:tcW w:type="dxa" w:w="2600"/>
@@ -1459,15 +1160,7 @@
             </w:tcMar>
           </w:tcPr>
           <w:p>
-            <w:pPr>
-              <w:spacing w:after="0" w:line="276" w:lineRule="auto"/>
-            </w:pPr>
             <w:r>
-              <w:rPr>
-                <w:rFonts w:ascii="Calibri" w:hAnsi="Calibri"/>
-                <w:color w:val="1E1E1E"/>
-                <w:sz w:val="18"/>
-              </w:rPr>
               <w:t>Student room estimate</w:t>
             </w:r>
           </w:p>
@@ -1484,21 +1177,16 @@
             </w:tcMar>
           </w:tcPr>
           <w:p>
-            <w:pPr>
-              <w:spacing w:after="0" w:line="276" w:lineRule="auto"/>
-            </w:pPr>
             <w:r>
-              <w:rPr>
-                <w:rFonts w:ascii="Calibri" w:hAnsi="Calibri"/>
-                <w:color w:val="1E1E1E"/>
-                <w:sz w:val="18"/>
-              </w:rPr>
               <w:t>Median 200; responses systematically underestimated the actual room size of roughly 500.</w:t>
             </w:r>
           </w:p>
         </w:tc>
       </w:tr>
       <w:tr>
+        <w:trPr>
+          <w:cantSplit/>
+        </w:trPr>
         <w:tc>
           <w:tcPr>
             <w:tcW w:type="dxa" w:w="2600"/>
@@ -1511,15 +1199,7 @@
             </w:tcMar>
           </w:tcPr>
           <w:p>
-            <w:pPr>
-              <w:spacing w:after="0" w:line="276" w:lineRule="auto"/>
-            </w:pPr>
             <w:r>
-              <w:rPr>
-                <w:rFonts w:ascii="Calibri" w:hAnsi="Calibri"/>
-                <w:color w:val="1E1E1E"/>
-                <w:sz w:val="18"/>
-              </w:rPr>
               <w:t>Random number</w:t>
             </w:r>
           </w:p>
@@ -1536,21 +1216,16 @@
             </w:tcMar>
           </w:tcPr>
           <w:p>
-            <w:pPr>
-              <w:spacing w:after="0" w:line="276" w:lineRule="auto"/>
-            </w:pPr>
             <w:r>
-              <w:rPr>
-                <w:rFonts w:ascii="Calibri" w:hAnsi="Calibri"/>
-                <w:color w:val="1E1E1E"/>
-                <w:sz w:val="18"/>
-              </w:rPr>
               <w:t>Only 28 out of 156 values were in the requested 1-10 range, so this column was dominated by noisy or playful entries.</w:t>
             </w:r>
           </w:p>
         </w:tc>
       </w:tr>
       <w:tr>
+        <w:trPr>
+          <w:cantSplit/>
+        </w:trPr>
         <w:tc>
           <w:tcPr>
             <w:tcW w:type="dxa" w:w="2600"/>
@@ -1563,15 +1238,7 @@
             </w:tcMar>
           </w:tcPr>
           <w:p>
-            <w:pPr>
-              <w:spacing w:after="0" w:line="276" w:lineRule="auto"/>
-            </w:pPr>
             <w:r>
-              <w:rPr>
-                <w:rFonts w:ascii="Calibri" w:hAnsi="Calibri"/>
-                <w:color w:val="1E1E1E"/>
-                <w:sz w:val="18"/>
-              </w:rPr>
               <w:t>Stress vs sport</w:t>
             </w:r>
           </w:p>
@@ -1588,15 +1255,7 @@
             </w:tcMar>
           </w:tcPr>
           <w:p>
-            <w:pPr>
-              <w:spacing w:after="0" w:line="276" w:lineRule="auto"/>
-            </w:pPr>
             <w:r>
-              <w:rPr>
-                <w:rFonts w:ascii="Calibri" w:hAnsi="Calibri"/>
-                <w:color w:val="1E1E1E"/>
-                <w:sz w:val="18"/>
-              </w:rPr>
               <w:t>Pearson correlation was about -0.28 in the report, suggesting a weak negative relationship.</w:t>
             </w:r>
           </w:p>
@@ -1620,6 +1279,9 @@
         <w:gridCol w:w="9360"/>
       </w:tblGrid>
       <w:tr>
+        <w:trPr>
+          <w:cantSplit/>
+        </w:trPr>
         <w:tc>
           <w:tcPr>
             <w:tcW w:type="dxa" w:w="9360"/>
@@ -1633,29 +1295,9 @@
             <w:shd w:fill="F4F6F9"/>
           </w:tcPr>
           <w:p>
-            <w:pPr>
-              <w:spacing w:after="80"/>
-            </w:pPr>
             <w:r>
-              <w:rPr>
-                <w:rFonts w:ascii="Calibri" w:hAnsi="Calibri"/>
-                <w:b/>
-                <w:color w:val="0B2545"/>
-                <w:sz w:val="21"/>
-              </w:rPr>
               <w:t>Why EDA mattered</w:t>
-            </w:r>
-          </w:p>
-          <w:p>
-            <w:pPr>
-              <w:spacing w:after="40" w:line="300" w:lineRule="auto"/>
-            </w:pPr>
-            <w:r>
-              <w:rPr>
-                <w:rFonts w:ascii="Calibri" w:hAnsi="Calibri"/>
-                <w:color w:val="0B2545"/>
-                <w:sz w:val="21"/>
-              </w:rPr>
+              <w:br/>
               <w:t>The EDA showed that the raw survey data could not be fed directly into models. It contained mixed formats, free text, missing values, outliers, and inconsistent categorical labels. This motivated the cleaning and imputation pipeline.</w:t>
             </w:r>
           </w:p>
@@ -1702,6 +1344,9 @@
         <w:gridCol w:w="6860"/>
       </w:tblGrid>
       <w:tr>
+        <w:trPr>
+          <w:cantSplit/>
+        </w:trPr>
         <w:tc>
           <w:tcPr>
             <w:tcW w:type="dxa" w:w="2500"/>
@@ -1715,16 +1360,7 @@
             <w:shd w:fill="E8EEF5"/>
           </w:tcPr>
           <w:p>
-            <w:pPr>
-              <w:spacing w:after="0"/>
-            </w:pPr>
             <w:r>
-              <w:rPr>
-                <w:rFonts w:ascii="Calibri" w:hAnsi="Calibri"/>
-                <w:b/>
-                <w:color w:val="0B2545"/>
-                <w:sz w:val="18"/>
-              </w:rPr>
               <w:t>Step</w:t>
             </w:r>
           </w:p>
@@ -1742,22 +1378,16 @@
             <w:shd w:fill="E8EEF5"/>
           </w:tcPr>
           <w:p>
-            <w:pPr>
-              <w:spacing w:after="0"/>
-            </w:pPr>
             <w:r>
-              <w:rPr>
-                <w:rFonts w:ascii="Calibri" w:hAnsi="Calibri"/>
-                <w:b/>
-                <w:color w:val="0B2545"/>
-                <w:sz w:val="18"/>
-              </w:rPr>
               <w:t>Decision and motivation</w:t>
             </w:r>
           </w:p>
         </w:tc>
       </w:tr>
       <w:tr>
+        <w:trPr>
+          <w:cantSplit/>
+        </w:trPr>
         <w:tc>
           <w:tcPr>
             <w:tcW w:type="dxa" w:w="2500"/>
@@ -1770,15 +1400,7 @@
             </w:tcMar>
           </w:tcPr>
           <w:p>
-            <w:pPr>
-              <w:spacing w:after="0" w:line="276" w:lineRule="auto"/>
-            </w:pPr>
             <w:r>
-              <w:rPr>
-                <w:rFonts w:ascii="Calibri" w:hAnsi="Calibri"/>
-                <w:color w:val="1E1E1E"/>
-                <w:sz w:val="18"/>
-              </w:rPr>
               <w:t>Text standardization</w:t>
             </w:r>
           </w:p>
@@ -1795,21 +1417,16 @@
             </w:tcMar>
           </w:tcPr>
           <w:p>
-            <w:pPr>
-              <w:spacing w:after="0" w:line="276" w:lineRule="auto"/>
-            </w:pPr>
             <w:r>
-              <w:rPr>
-                <w:rFonts w:ascii="Calibri" w:hAnsi="Calibri"/>
-                <w:color w:val="1E1E1E"/>
-                <w:sz w:val="18"/>
-              </w:rPr>
               <w:t>Whitespace and empty markers were cleaned so equivalent values could be treated consistently.</w:t>
             </w:r>
           </w:p>
         </w:tc>
       </w:tr>
       <w:tr>
+        <w:trPr>
+          <w:cantSplit/>
+        </w:trPr>
         <w:tc>
           <w:tcPr>
             <w:tcW w:type="dxa" w:w="2500"/>
@@ -1822,15 +1439,7 @@
             </w:tcMar>
           </w:tcPr>
           <w:p>
-            <w:pPr>
-              <w:spacing w:after="0" w:line="276" w:lineRule="auto"/>
-            </w:pPr>
             <w:r>
-              <w:rPr>
-                <w:rFonts w:ascii="Calibri" w:hAnsi="Calibri"/>
-                <w:color w:val="1E1E1E"/>
-                <w:sz w:val="18"/>
-              </w:rPr>
               <w:t>Binary normalization</w:t>
             </w:r>
           </w:p>
@@ -1847,21 +1456,16 @@
             </w:tcMar>
           </w:tcPr>
           <w:p>
-            <w:pPr>
-              <w:spacing w:after="0" w:line="276" w:lineRule="auto"/>
-            </w:pPr>
             <w:r>
-              <w:rPr>
-                <w:rFonts w:ascii="Calibri" w:hAnsi="Calibri"/>
-                <w:color w:val="1E1E1E"/>
-                <w:sz w:val="18"/>
-              </w:rPr>
               <w:t>Course answers and LLM-use answers were normalized into yes/no style values where possible.</w:t>
             </w:r>
           </w:p>
         </w:tc>
       </w:tr>
       <w:tr>
+        <w:trPr>
+          <w:cantSplit/>
+        </w:trPr>
         <w:tc>
           <w:tcPr>
             <w:tcW w:type="dxa" w:w="2500"/>
@@ -1874,15 +1478,7 @@
             </w:tcMar>
           </w:tcPr>
           <w:p>
-            <w:pPr>
-              <w:spacing w:after="0" w:line="276" w:lineRule="auto"/>
-            </w:pPr>
             <w:r>
-              <w:rPr>
-                <w:rFonts w:ascii="Calibri" w:hAnsi="Calibri"/>
-                <w:color w:val="1E1E1E"/>
-                <w:sz w:val="18"/>
-              </w:rPr>
               <w:t>Programme normalization</w:t>
             </w:r>
           </w:p>
@@ -1899,21 +1495,16 @@
             </w:tcMar>
           </w:tcPr>
           <w:p>
-            <w:pPr>
-              <w:spacing w:after="0" w:line="276" w:lineRule="auto"/>
-            </w:pPr>
             <w:r>
-              <w:rPr>
-                <w:rFonts w:ascii="Calibri" w:hAnsi="Calibri"/>
-                <w:color w:val="1E1E1E"/>
-                <w:sz w:val="18"/>
-              </w:rPr>
               <w:t>Free-text programme values were mapped into broader semantic categories.</w:t>
             </w:r>
           </w:p>
         </w:tc>
       </w:tr>
       <w:tr>
+        <w:trPr>
+          <w:cantSplit/>
+        </w:trPr>
         <w:tc>
           <w:tcPr>
             <w:tcW w:type="dxa" w:w="2500"/>
@@ -1926,15 +1517,7 @@
             </w:tcMar>
           </w:tcPr>
           <w:p>
-            <w:pPr>
-              <w:spacing w:after="0" w:line="276" w:lineRule="auto"/>
-            </w:pPr>
             <w:r>
-              <w:rPr>
-                <w:rFonts w:ascii="Calibri" w:hAnsi="Calibri"/>
-                <w:color w:val="1E1E1E"/>
-                <w:sz w:val="18"/>
-              </w:rPr>
               <w:t>Numeric parsing</w:t>
             </w:r>
           </w:p>
@@ -1951,21 +1534,16 @@
             </w:tcMar>
           </w:tcPr>
           <w:p>
-            <w:pPr>
-              <w:spacing w:after="0" w:line="276" w:lineRule="auto"/>
-            </w:pPr>
             <w:r>
-              <w:rPr>
-                <w:rFonts w:ascii="Calibri" w:hAnsi="Calibri"/>
-                <w:color w:val="1E1E1E"/>
-                <w:sz w:val="18"/>
-              </w:rPr>
               <w:t>Birth year, room estimate, stress, sports hours, random number, and bedtime were parsed separately.</w:t>
             </w:r>
           </w:p>
         </w:tc>
       </w:tr>
       <w:tr>
+        <w:trPr>
+          <w:cantSplit/>
+        </w:trPr>
         <w:tc>
           <w:tcPr>
             <w:tcW w:type="dxa" w:w="2500"/>
@@ -1978,15 +1556,7 @@
             </w:tcMar>
           </w:tcPr>
           <w:p>
-            <w:pPr>
-              <w:spacing w:after="0" w:line="276" w:lineRule="auto"/>
-            </w:pPr>
             <w:r>
-              <w:rPr>
-                <w:rFonts w:ascii="Calibri" w:hAnsi="Calibri"/>
-                <w:color w:val="1E1E1E"/>
-                <w:sz w:val="18"/>
-              </w:rPr>
               <w:t>Domain rules</w:t>
             </w:r>
           </w:p>
@@ -2003,21 +1573,16 @@
             </w:tcMar>
           </w:tcPr>
           <w:p>
-            <w:pPr>
-              <w:spacing w:after="0" w:line="276" w:lineRule="auto"/>
-            </w:pPr>
             <w:r>
-              <w:rPr>
-                <w:rFonts w:ascii="Calibri" w:hAnsi="Calibri"/>
-                <w:color w:val="1E1E1E"/>
-                <w:sz w:val="18"/>
-              </w:rPr>
               <w:t>Stress outside 0-100, negative sports hours, bedtime outside 0-24, and negative room estimates were set to missing.</w:t>
             </w:r>
           </w:p>
         </w:tc>
       </w:tr>
       <w:tr>
+        <w:trPr>
+          <w:cantSplit/>
+        </w:trPr>
         <w:tc>
           <w:tcPr>
             <w:tcW w:type="dxa" w:w="2500"/>
@@ -2030,15 +1595,7 @@
             </w:tcMar>
           </w:tcPr>
           <w:p>
-            <w:pPr>
-              <w:spacing w:after="0" w:line="276" w:lineRule="auto"/>
-            </w:pPr>
             <w:r>
-              <w:rPr>
-                <w:rFonts w:ascii="Calibri" w:hAnsi="Calibri"/>
-                <w:color w:val="1E1E1E"/>
-                <w:sz w:val="18"/>
-              </w:rPr>
               <w:t>IQR outlier handling</w:t>
             </w:r>
           </w:p>
@@ -2055,15 +1612,7 @@
             </w:tcMar>
           </w:tcPr>
           <w:p>
-            <w:pPr>
-              <w:spacing w:after="0" w:line="276" w:lineRule="auto"/>
-            </w:pPr>
             <w:r>
-              <w:rPr>
-                <w:rFonts w:ascii="Calibri" w:hAnsi="Calibri"/>
-                <w:color w:val="1E1E1E"/>
-                <w:sz w:val="18"/>
-              </w:rPr>
               <w:t>room_estimate and sports_hours were passed through an IQR-based outlier filter.</w:t>
             </w:r>
           </w:p>
@@ -2089,6 +1638,9 @@
         <w:gridCol w:w="6360"/>
       </w:tblGrid>
       <w:tr>
+        <w:trPr>
+          <w:cantSplit/>
+        </w:trPr>
         <w:tc>
           <w:tcPr>
             <w:tcW w:type="dxa" w:w="3000"/>
@@ -2102,16 +1654,7 @@
             <w:shd w:fill="E8EEF5"/>
           </w:tcPr>
           <w:p>
-            <w:pPr>
-              <w:spacing w:after="0"/>
-            </w:pPr>
             <w:r>
-              <w:rPr>
-                <w:rFonts w:ascii="Calibri" w:hAnsi="Calibri"/>
-                <w:b/>
-                <w:color w:val="0B2545"/>
-                <w:sz w:val="18"/>
-              </w:rPr>
               <w:t>Variable</w:t>
             </w:r>
           </w:p>
@@ -2129,22 +1672,16 @@
             <w:shd w:fill="E8EEF5"/>
           </w:tcPr>
           <w:p>
-            <w:pPr>
-              <w:spacing w:after="0"/>
-            </w:pPr>
             <w:r>
-              <w:rPr>
-                <w:rFonts w:ascii="Calibri" w:hAnsi="Calibri"/>
-                <w:b/>
-                <w:color w:val="0B2545"/>
-                <w:sz w:val="18"/>
-              </w:rPr>
               <w:t>Missing before imputation</w:t>
             </w:r>
           </w:p>
         </w:tc>
       </w:tr>
       <w:tr>
+        <w:trPr>
+          <w:cantSplit/>
+        </w:trPr>
         <w:tc>
           <w:tcPr>
             <w:tcW w:type="dxa" w:w="3000"/>
@@ -2157,15 +1694,7 @@
             </w:tcMar>
           </w:tcPr>
           <w:p>
-            <w:pPr>
-              <w:spacing w:after="0" w:line="276" w:lineRule="auto"/>
-            </w:pPr>
             <w:r>
-              <w:rPr>
-                <w:rFonts w:ascii="Calibri" w:hAnsi="Calibri"/>
-                <w:color w:val="1E1E1E"/>
-                <w:sz w:val="18"/>
-              </w:rPr>
               <w:t>birth_year</w:t>
             </w:r>
           </w:p>
@@ -2182,21 +1711,16 @@
             </w:tcMar>
           </w:tcPr>
           <w:p>
-            <w:pPr>
-              <w:spacing w:after="0" w:line="276" w:lineRule="auto"/>
-            </w:pPr>
             <w:r>
-              <w:rPr>
-                <w:rFonts w:ascii="Calibri" w:hAnsi="Calibri"/>
-                <w:color w:val="1E1E1E"/>
-                <w:sz w:val="18"/>
-              </w:rPr>
               <w:t>38</w:t>
             </w:r>
           </w:p>
         </w:tc>
       </w:tr>
       <w:tr>
+        <w:trPr>
+          <w:cantSplit/>
+        </w:trPr>
         <w:tc>
           <w:tcPr>
             <w:tcW w:type="dxa" w:w="3000"/>
@@ -2209,15 +1733,7 @@
             </w:tcMar>
           </w:tcPr>
           <w:p>
-            <w:pPr>
-              <w:spacing w:after="0" w:line="276" w:lineRule="auto"/>
-            </w:pPr>
             <w:r>
-              <w:rPr>
-                <w:rFonts w:ascii="Calibri" w:hAnsi="Calibri"/>
-                <w:color w:val="1E1E1E"/>
-                <w:sz w:val="18"/>
-              </w:rPr>
               <w:t>ir_course</w:t>
             </w:r>
           </w:p>
@@ -2234,21 +1750,16 @@
             </w:tcMar>
           </w:tcPr>
           <w:p>
-            <w:pPr>
-              <w:spacing w:after="0" w:line="276" w:lineRule="auto"/>
-            </w:pPr>
             <w:r>
-              <w:rPr>
-                <w:rFonts w:ascii="Calibri" w:hAnsi="Calibri"/>
-                <w:color w:val="1E1E1E"/>
-                <w:sz w:val="18"/>
-              </w:rPr>
               <w:t>15</w:t>
             </w:r>
           </w:p>
         </w:tc>
       </w:tr>
       <w:tr>
+        <w:trPr>
+          <w:cantSplit/>
+        </w:trPr>
         <w:tc>
           <w:tcPr>
             <w:tcW w:type="dxa" w:w="3000"/>
@@ -2261,15 +1772,7 @@
             </w:tcMar>
           </w:tcPr>
           <w:p>
-            <w:pPr>
-              <w:spacing w:after="0" w:line="276" w:lineRule="auto"/>
-            </w:pPr>
             <w:r>
-              <w:rPr>
-                <w:rFonts w:ascii="Calibri" w:hAnsi="Calibri"/>
-                <w:color w:val="1E1E1E"/>
-                <w:sz w:val="18"/>
-              </w:rPr>
               <w:t>sports_hours</w:t>
             </w:r>
           </w:p>
@@ -2286,21 +1789,16 @@
             </w:tcMar>
           </w:tcPr>
           <w:p>
-            <w:pPr>
-              <w:spacing w:after="0" w:line="276" w:lineRule="auto"/>
-            </w:pPr>
             <w:r>
-              <w:rPr>
-                <w:rFonts w:ascii="Calibri" w:hAnsi="Calibri"/>
-                <w:color w:val="1E1E1E"/>
-                <w:sz w:val="18"/>
-              </w:rPr>
               <w:t>10</w:t>
             </w:r>
           </w:p>
         </w:tc>
       </w:tr>
       <w:tr>
+        <w:trPr>
+          <w:cantSplit/>
+        </w:trPr>
         <w:tc>
           <w:tcPr>
             <w:tcW w:type="dxa" w:w="3000"/>
@@ -2313,15 +1811,7 @@
             </w:tcMar>
           </w:tcPr>
           <w:p>
-            <w:pPr>
-              <w:spacing w:after="0" w:line="276" w:lineRule="auto"/>
-            </w:pPr>
             <w:r>
-              <w:rPr>
-                <w:rFonts w:ascii="Calibri" w:hAnsi="Calibri"/>
-                <w:color w:val="1E1E1E"/>
-                <w:sz w:val="18"/>
-              </w:rPr>
               <w:t>stats_course</w:t>
             </w:r>
           </w:p>
@@ -2338,21 +1828,16 @@
             </w:tcMar>
           </w:tcPr>
           <w:p>
-            <w:pPr>
-              <w:spacing w:after="0" w:line="276" w:lineRule="auto"/>
-            </w:pPr>
             <w:r>
-              <w:rPr>
-                <w:rFonts w:ascii="Calibri" w:hAnsi="Calibri"/>
-                <w:color w:val="1E1E1E"/>
-                <w:sz w:val="18"/>
-              </w:rPr>
               <w:t>10</w:t>
             </w:r>
           </w:p>
         </w:tc>
       </w:tr>
       <w:tr>
+        <w:trPr>
+          <w:cantSplit/>
+        </w:trPr>
         <w:tc>
           <w:tcPr>
             <w:tcW w:type="dxa" w:w="3000"/>
@@ -2365,15 +1850,7 @@
             </w:tcMar>
           </w:tcPr>
           <w:p>
-            <w:pPr>
-              <w:spacing w:after="0" w:line="276" w:lineRule="auto"/>
-            </w:pPr>
             <w:r>
-              <w:rPr>
-                <w:rFonts w:ascii="Calibri" w:hAnsi="Calibri"/>
-                <w:color w:val="1E1E1E"/>
-                <w:sz w:val="18"/>
-              </w:rPr>
               <w:t>room_estimate</w:t>
             </w:r>
           </w:p>
@@ -2390,21 +1867,16 @@
             </w:tcMar>
           </w:tcPr>
           <w:p>
-            <w:pPr>
-              <w:spacing w:after="0" w:line="276" w:lineRule="auto"/>
-            </w:pPr>
             <w:r>
-              <w:rPr>
-                <w:rFonts w:ascii="Calibri" w:hAnsi="Calibri"/>
-                <w:color w:val="1E1E1E"/>
-                <w:sz w:val="18"/>
-              </w:rPr>
               <w:t>8</w:t>
             </w:r>
           </w:p>
         </w:tc>
       </w:tr>
       <w:tr>
+        <w:trPr>
+          <w:cantSplit/>
+        </w:trPr>
         <w:tc>
           <w:tcPr>
             <w:tcW w:type="dxa" w:w="3000"/>
@@ -2417,15 +1889,7 @@
             </w:tcMar>
           </w:tcPr>
           <w:p>
-            <w:pPr>
-              <w:spacing w:after="0" w:line="276" w:lineRule="auto"/>
-            </w:pPr>
             <w:r>
-              <w:rPr>
-                <w:rFonts w:ascii="Calibri" w:hAnsi="Calibri"/>
-                <w:color w:val="1E1E1E"/>
-                <w:sz w:val="18"/>
-              </w:rPr>
               <w:t>stress</w:t>
             </w:r>
           </w:p>
@@ -2442,21 +1906,16 @@
             </w:tcMar>
           </w:tcPr>
           <w:p>
-            <w:pPr>
-              <w:spacing w:after="0" w:line="276" w:lineRule="auto"/>
-            </w:pPr>
             <w:r>
-              <w:rPr>
-                <w:rFonts w:ascii="Calibri" w:hAnsi="Calibri"/>
-                <w:color w:val="1E1E1E"/>
-                <w:sz w:val="18"/>
-              </w:rPr>
               <w:t>5</w:t>
             </w:r>
           </w:p>
         </w:tc>
       </w:tr>
       <w:tr>
+        <w:trPr>
+          <w:cantSplit/>
+        </w:trPr>
         <w:tc>
           <w:tcPr>
             <w:tcW w:type="dxa" w:w="3000"/>
@@ -2469,15 +1928,7 @@
             </w:tcMar>
           </w:tcPr>
           <w:p>
-            <w:pPr>
-              <w:spacing w:after="0" w:line="276" w:lineRule="auto"/>
-            </w:pPr>
             <w:r>
-              <w:rPr>
-                <w:rFonts w:ascii="Calibri" w:hAnsi="Calibri"/>
-                <w:color w:val="1E1E1E"/>
-                <w:sz w:val="18"/>
-              </w:rPr>
               <w:t>db_course</w:t>
             </w:r>
           </w:p>
@@ -2494,21 +1945,16 @@
             </w:tcMar>
           </w:tcPr>
           <w:p>
-            <w:pPr>
-              <w:spacing w:after="0" w:line="276" w:lineRule="auto"/>
-            </w:pPr>
             <w:r>
-              <w:rPr>
-                <w:rFonts w:ascii="Calibri" w:hAnsi="Calibri"/>
-                <w:color w:val="1E1E1E"/>
-                <w:sz w:val="18"/>
-              </w:rPr>
               <w:t>3</w:t>
             </w:r>
           </w:p>
         </w:tc>
       </w:tr>
       <w:tr>
+        <w:trPr>
+          <w:cantSplit/>
+        </w:trPr>
         <w:tc>
           <w:tcPr>
             <w:tcW w:type="dxa" w:w="3000"/>
@@ -2521,15 +1967,7 @@
             </w:tcMar>
           </w:tcPr>
           <w:p>
-            <w:pPr>
-              <w:spacing w:after="0" w:line="276" w:lineRule="auto"/>
-            </w:pPr>
             <w:r>
-              <w:rPr>
-                <w:rFonts w:ascii="Calibri" w:hAnsi="Calibri"/>
-                <w:color w:val="1E1E1E"/>
-                <w:sz w:val="18"/>
-              </w:rPr>
               <w:t>random_number</w:t>
             </w:r>
           </w:p>
@@ -2546,21 +1984,16 @@
             </w:tcMar>
           </w:tcPr>
           <w:p>
-            <w:pPr>
-              <w:spacing w:after="0" w:line="276" w:lineRule="auto"/>
-            </w:pPr>
             <w:r>
-              <w:rPr>
-                <w:rFonts w:ascii="Calibri" w:hAnsi="Calibri"/>
-                <w:color w:val="1E1E1E"/>
-                <w:sz w:val="18"/>
-              </w:rPr>
               <w:t>3</w:t>
             </w:r>
           </w:p>
         </w:tc>
       </w:tr>
       <w:tr>
+        <w:trPr>
+          <w:cantSplit/>
+        </w:trPr>
         <w:tc>
           <w:tcPr>
             <w:tcW w:type="dxa" w:w="3000"/>
@@ -2573,15 +2006,7 @@
             </w:tcMar>
           </w:tcPr>
           <w:p>
-            <w:pPr>
-              <w:spacing w:after="0" w:line="276" w:lineRule="auto"/>
-            </w:pPr>
             <w:r>
-              <w:rPr>
-                <w:rFonts w:ascii="Calibri" w:hAnsi="Calibri"/>
-                <w:color w:val="1E1E1E"/>
-                <w:sz w:val="18"/>
-              </w:rPr>
               <w:t>bedtime_hours</w:t>
             </w:r>
           </w:p>
@@ -2598,21 +2023,16 @@
             </w:tcMar>
           </w:tcPr>
           <w:p>
-            <w:pPr>
-              <w:spacing w:after="0" w:line="276" w:lineRule="auto"/>
-            </w:pPr>
             <w:r>
-              <w:rPr>
-                <w:rFonts w:ascii="Calibri" w:hAnsi="Calibri"/>
-                <w:color w:val="1E1E1E"/>
-                <w:sz w:val="18"/>
-              </w:rPr>
               <w:t>3</w:t>
             </w:r>
           </w:p>
         </w:tc>
       </w:tr>
       <w:tr>
+        <w:trPr>
+          <w:cantSplit/>
+        </w:trPr>
         <w:tc>
           <w:tcPr>
             <w:tcW w:type="dxa" w:w="3000"/>
@@ -2625,15 +2045,7 @@
             </w:tcMar>
           </w:tcPr>
           <w:p>
-            <w:pPr>
-              <w:spacing w:after="0" w:line="276" w:lineRule="auto"/>
-            </w:pPr>
             <w:r>
-              <w:rPr>
-                <w:rFonts w:ascii="Calibri" w:hAnsi="Calibri"/>
-                <w:color w:val="1E1E1E"/>
-                <w:sz w:val="18"/>
-              </w:rPr>
               <w:t>ml_course, good_day_1, good_day_2</w:t>
             </w:r>
           </w:p>
@@ -2650,15 +2062,7 @@
             </w:tcMar>
           </w:tcPr>
           <w:p>
-            <w:pPr>
-              <w:spacing w:after="0" w:line="276" w:lineRule="auto"/>
-            </w:pPr>
             <w:r>
-              <w:rPr>
-                <w:rFonts w:ascii="Calibri" w:hAnsi="Calibri"/>
-                <w:color w:val="1E1E1E"/>
-                <w:sz w:val="18"/>
-              </w:rPr>
               <w:t>1 each</w:t>
             </w:r>
           </w:p>
@@ -2731,6 +2135,9 @@
         <w:gridCol w:w="6860"/>
       </w:tblGrid>
       <w:tr>
+        <w:trPr>
+          <w:cantSplit/>
+        </w:trPr>
         <w:tc>
           <w:tcPr>
             <w:tcW w:type="dxa" w:w="2500"/>
@@ -2744,16 +2151,7 @@
             <w:shd w:fill="E8EEF5"/>
           </w:tcPr>
           <w:p>
-            <w:pPr>
-              <w:spacing w:after="0"/>
-            </w:pPr>
             <w:r>
-              <w:rPr>
-                <w:rFonts w:ascii="Calibri" w:hAnsi="Calibri"/>
-                <w:b/>
-                <w:color w:val="0B2545"/>
-                <w:sz w:val="18"/>
-              </w:rPr>
               <w:t>Feature</w:t>
             </w:r>
           </w:p>
@@ -2771,22 +2169,16 @@
             <w:shd w:fill="E8EEF5"/>
           </w:tcPr>
           <w:p>
-            <w:pPr>
-              <w:spacing w:after="0"/>
-            </w:pPr>
             <w:r>
-              <w:rPr>
-                <w:rFonts w:ascii="Calibri" w:hAnsi="Calibri"/>
-                <w:b/>
-                <w:color w:val="0B2545"/>
-                <w:sz w:val="18"/>
-              </w:rPr>
               <w:t>Why it was created</w:t>
             </w:r>
           </w:p>
         </w:tc>
       </w:tr>
       <w:tr>
+        <w:trPr>
+          <w:cantSplit/>
+        </w:trPr>
         <w:tc>
           <w:tcPr>
             <w:tcW w:type="dxa" w:w="2500"/>
@@ -2799,15 +2191,7 @@
             </w:tcMar>
           </w:tcPr>
           <w:p>
-            <w:pPr>
-              <w:spacing w:after="0" w:line="276" w:lineRule="auto"/>
-            </w:pPr>
             <w:r>
-              <w:rPr>
-                <w:rFonts w:ascii="Calibri" w:hAnsi="Calibri"/>
-                <w:color w:val="1E1E1E"/>
-                <w:sz w:val="18"/>
-              </w:rPr>
               <w:t>age</w:t>
             </w:r>
           </w:p>
@@ -2824,21 +2208,16 @@
             </w:tcMar>
           </w:tcPr>
           <w:p>
-            <w:pPr>
-              <w:spacing w:after="0" w:line="276" w:lineRule="auto"/>
-            </w:pPr>
             <w:r>
-              <w:rPr>
-                <w:rFonts w:ascii="Calibri" w:hAnsi="Calibri"/>
-                <w:color w:val="1E1E1E"/>
-                <w:sz w:val="18"/>
-              </w:rPr>
               <w:t>Derived from birth_year as 2026 - birth_year, because age is more interpretable than raw birth year.</w:t>
             </w:r>
           </w:p>
         </w:tc>
       </w:tr>
       <w:tr>
+        <w:trPr>
+          <w:cantSplit/>
+        </w:trPr>
         <w:tc>
           <w:tcPr>
             <w:tcW w:type="dxa" w:w="2500"/>
@@ -2851,15 +2230,7 @@
             </w:tcMar>
           </w:tcPr>
           <w:p>
-            <w:pPr>
-              <w:spacing w:after="0" w:line="276" w:lineRule="auto"/>
-            </w:pPr>
             <w:r>
-              <w:rPr>
-                <w:rFonts w:ascii="Calibri" w:hAnsi="Calibri"/>
-                <w:color w:val="1E1E1E"/>
-                <w:sz w:val="18"/>
-              </w:rPr>
               <w:t>courses_count</w:t>
             </w:r>
           </w:p>
@@ -2876,21 +2247,16 @@
             </w:tcMar>
           </w:tcPr>
           <w:p>
-            <w:pPr>
-              <w:spacing w:after="0" w:line="276" w:lineRule="auto"/>
-            </w:pPr>
             <w:r>
-              <w:rPr>
-                <w:rFonts w:ascii="Calibri" w:hAnsi="Calibri"/>
-                <w:color w:val="1E1E1E"/>
-                <w:sz w:val="18"/>
-              </w:rPr>
               <w:t>Counts ml_course, stats_course, and db_course to summarize academic background.</w:t>
             </w:r>
           </w:p>
         </w:tc>
       </w:tr>
       <w:tr>
+        <w:trPr>
+          <w:cantSplit/>
+        </w:trPr>
         <w:tc>
           <w:tcPr>
             <w:tcW w:type="dxa" w:w="2500"/>
@@ -2903,15 +2269,7 @@
             </w:tcMar>
           </w:tcPr>
           <w:p>
-            <w:pPr>
-              <w:spacing w:after="0" w:line="276" w:lineRule="auto"/>
-            </w:pPr>
             <w:r>
-              <w:rPr>
-                <w:rFonts w:ascii="Calibri" w:hAnsi="Calibri"/>
-                <w:color w:val="1E1E1E"/>
-                <w:sz w:val="18"/>
-              </w:rPr>
               <w:t>late_bed</w:t>
             </w:r>
           </w:p>
@@ -2928,21 +2286,16 @@
             </w:tcMar>
           </w:tcPr>
           <w:p>
-            <w:pPr>
-              <w:spacing w:after="0" w:line="276" w:lineRule="auto"/>
-            </w:pPr>
             <w:r>
-              <w:rPr>
-                <w:rFonts w:ascii="Calibri" w:hAnsi="Calibri"/>
-                <w:color w:val="1E1E1E"/>
-                <w:sz w:val="18"/>
-              </w:rPr>
               <w:t>Binary indicator for going to bed after 1:30 AM, simplifying raw bedtime into a behavioral feature.</w:t>
             </w:r>
           </w:p>
         </w:tc>
       </w:tr>
       <w:tr>
+        <w:trPr>
+          <w:cantSplit/>
+        </w:trPr>
         <w:tc>
           <w:tcPr>
             <w:tcW w:type="dxa" w:w="2500"/>
@@ -2955,15 +2308,7 @@
             </w:tcMar>
           </w:tcPr>
           <w:p>
-            <w:pPr>
-              <w:spacing w:after="0" w:line="276" w:lineRule="auto"/>
-            </w:pPr>
             <w:r>
-              <w:rPr>
-                <w:rFonts w:ascii="Calibri" w:hAnsi="Calibri"/>
-                <w:color w:val="1E1E1E"/>
-                <w:sz w:val="18"/>
-              </w:rPr>
               <w:t>sport_stress_ratio</w:t>
             </w:r>
           </w:p>
@@ -2980,15 +2325,7 @@
             </w:tcMar>
           </w:tcPr>
           <w:p>
-            <w:pPr>
-              <w:spacing w:after="0" w:line="276" w:lineRule="auto"/>
-            </w:pPr>
             <w:r>
-              <w:rPr>
-                <w:rFonts w:ascii="Calibri" w:hAnsi="Calibri"/>
-                <w:color w:val="1E1E1E"/>
-                <w:sz w:val="18"/>
-              </w:rPr>
               <w:t>sports_hours / (stress + 1), combining activity and stress while avoiding division by zero.</w:t>
             </w:r>
           </w:p>
@@ -3012,6 +2349,9 @@
         <w:gridCol w:w="9360"/>
       </w:tblGrid>
       <w:tr>
+        <w:trPr>
+          <w:cantSplit/>
+        </w:trPr>
         <w:tc>
           <w:tcPr>
             <w:tcW w:type="dxa" w:w="9360"/>
@@ -3025,29 +2365,9 @@
             <w:shd w:fill="F4F6F9"/>
           </w:tcPr>
           <w:p>
-            <w:pPr>
-              <w:spacing w:after="80"/>
-            </w:pPr>
             <w:r>
-              <w:rPr>
-                <w:rFonts w:ascii="Calibri" w:hAnsi="Calibri"/>
-                <w:b/>
-                <w:color w:val="0B2545"/>
-                <w:sz w:val="21"/>
-              </w:rPr>
               <w:t>Important leakage point</w:t>
-            </w:r>
-          </w:p>
-          <w:p>
-            <w:pPr>
-              <w:spacing w:after="40" w:line="300" w:lineRule="auto"/>
-            </w:pPr>
-            <w:r>
-              <w:rPr>
-                <w:rFonts w:ascii="Calibri" w:hAnsi="Calibri"/>
-                <w:color w:val="0B2545"/>
-                <w:sz w:val="21"/>
-              </w:rPr>
+              <w:br/>
               <w:t>ir_course was deliberately excluded from courses_count because it was the classification target. Including it would have introduced target leakage.</w:t>
             </w:r>
           </w:p>
@@ -3081,6 +2401,9 @@
         <w:gridCol w:w="6960"/>
       </w:tblGrid>
       <w:tr>
+        <w:trPr>
+          <w:cantSplit/>
+        </w:trPr>
         <w:tc>
           <w:tcPr>
             <w:tcW w:type="dxa" w:w="2400"/>
@@ -3094,16 +2417,7 @@
             <w:shd w:fill="E8EEF5"/>
           </w:tcPr>
           <w:p>
-            <w:pPr>
-              <w:spacing w:after="0"/>
-            </w:pPr>
             <w:r>
-              <w:rPr>
-                <w:rFonts w:ascii="Calibri" w:hAnsi="Calibri"/>
-                <w:b/>
-                <w:color w:val="0B2545"/>
-                <w:sz w:val="18"/>
-              </w:rPr>
               <w:t>Element</w:t>
             </w:r>
           </w:p>
@@ -3121,22 +2435,16 @@
             <w:shd w:fill="E8EEF5"/>
           </w:tcPr>
           <w:p>
-            <w:pPr>
-              <w:spacing w:after="0"/>
-            </w:pPr>
             <w:r>
-              <w:rPr>
-                <w:rFonts w:ascii="Calibri" w:hAnsi="Calibri"/>
-                <w:b/>
-                <w:color w:val="0B2545"/>
-                <w:sz w:val="18"/>
-              </w:rPr>
               <w:t>Project decision</w:t>
             </w:r>
           </w:p>
         </w:tc>
       </w:tr>
       <w:tr>
+        <w:trPr>
+          <w:cantSplit/>
+        </w:trPr>
         <w:tc>
           <w:tcPr>
             <w:tcW w:type="dxa" w:w="2400"/>
@@ -3149,15 +2457,7 @@
             </w:tcMar>
           </w:tcPr>
           <w:p>
-            <w:pPr>
-              <w:spacing w:after="0" w:line="276" w:lineRule="auto"/>
-            </w:pPr>
             <w:r>
-              <w:rPr>
-                <w:rFonts w:ascii="Calibri" w:hAnsi="Calibri"/>
-                <w:color w:val="1E1E1E"/>
-                <w:sz w:val="18"/>
-              </w:rPr>
               <w:t>Target</w:t>
             </w:r>
           </w:p>
@@ -3174,21 +2474,16 @@
             </w:tcMar>
           </w:tcPr>
           <w:p>
-            <w:pPr>
-              <w:spacing w:after="0" w:line="276" w:lineRule="auto"/>
-            </w:pPr>
             <w:r>
-              <w:rPr>
-                <w:rFonts w:ascii="Calibri" w:hAnsi="Calibri"/>
-                <w:color w:val="1E1E1E"/>
-                <w:sz w:val="18"/>
-              </w:rPr>
               <w:t>ir_course, mapped yes=1 and no=0</w:t>
             </w:r>
           </w:p>
         </w:tc>
       </w:tr>
       <w:tr>
+        <w:trPr>
+          <w:cantSplit/>
+        </w:trPr>
         <w:tc>
           <w:tcPr>
             <w:tcW w:type="dxa" w:w="2400"/>
@@ -3201,15 +2496,7 @@
             </w:tcMar>
           </w:tcPr>
           <w:p>
-            <w:pPr>
-              <w:spacing w:after="0" w:line="276" w:lineRule="auto"/>
-            </w:pPr>
             <w:r>
-              <w:rPr>
-                <w:rFonts w:ascii="Calibri" w:hAnsi="Calibri"/>
-                <w:color w:val="1E1E1E"/>
-                <w:sz w:val="18"/>
-              </w:rPr>
               <w:t>Class distribution</w:t>
             </w:r>
           </w:p>
@@ -3226,21 +2513,16 @@
             </w:tcMar>
           </w:tcPr>
           <w:p>
-            <w:pPr>
-              <w:spacing w:after="0" w:line="276" w:lineRule="auto"/>
-            </w:pPr>
             <w:r>
-              <w:rPr>
-                <w:rFonts w:ascii="Calibri" w:hAnsi="Calibri"/>
-                <w:color w:val="1E1E1E"/>
-                <w:sz w:val="18"/>
-              </w:rPr>
               <w:t>58 yes, 98 no</w:t>
             </w:r>
           </w:p>
         </w:tc>
       </w:tr>
       <w:tr>
+        <w:trPr>
+          <w:cantSplit/>
+        </w:trPr>
         <w:tc>
           <w:tcPr>
             <w:tcW w:type="dxa" w:w="2400"/>
@@ -3253,15 +2535,7 @@
             </w:tcMar>
           </w:tcPr>
           <w:p>
-            <w:pPr>
-              <w:spacing w:after="0" w:line="276" w:lineRule="auto"/>
-            </w:pPr>
             <w:r>
-              <w:rPr>
-                <w:rFonts w:ascii="Calibri" w:hAnsi="Calibri"/>
-                <w:color w:val="1E1E1E"/>
-                <w:sz w:val="18"/>
-              </w:rPr>
               <w:t>Split</w:t>
             </w:r>
           </w:p>
@@ -3278,21 +2552,16 @@
             </w:tcMar>
           </w:tcPr>
           <w:p>
-            <w:pPr>
-              <w:spacing w:after="0" w:line="276" w:lineRule="auto"/>
-            </w:pPr>
             <w:r>
-              <w:rPr>
-                <w:rFonts w:ascii="Calibri" w:hAnsi="Calibri"/>
-                <w:color w:val="1E1E1E"/>
-                <w:sz w:val="18"/>
-              </w:rPr>
               <w:t>80/20 stratified train/test split with random seed 42</w:t>
             </w:r>
           </w:p>
         </w:tc>
       </w:tr>
       <w:tr>
+        <w:trPr>
+          <w:cantSplit/>
+        </w:trPr>
         <w:tc>
           <w:tcPr>
             <w:tcW w:type="dxa" w:w="2400"/>
@@ -3305,15 +2574,7 @@
             </w:tcMar>
           </w:tcPr>
           <w:p>
-            <w:pPr>
-              <w:spacing w:after="0" w:line="276" w:lineRule="auto"/>
-            </w:pPr>
             <w:r>
-              <w:rPr>
-                <w:rFonts w:ascii="Calibri" w:hAnsi="Calibri"/>
-                <w:color w:val="1E1E1E"/>
-                <w:sz w:val="18"/>
-              </w:rPr>
               <w:t>Train/test size</w:t>
             </w:r>
           </w:p>
@@ -3330,21 +2591,16 @@
             </w:tcMar>
           </w:tcPr>
           <w:p>
-            <w:pPr>
-              <w:spacing w:after="0" w:line="276" w:lineRule="auto"/>
-            </w:pPr>
             <w:r>
-              <w:rPr>
-                <w:rFonts w:ascii="Calibri" w:hAnsi="Calibri"/>
-                <w:color w:val="1E1E1E"/>
-                <w:sz w:val="18"/>
-              </w:rPr>
               <w:t>124 training instances and 32 test instances</w:t>
             </w:r>
           </w:p>
         </w:tc>
       </w:tr>
       <w:tr>
+        <w:trPr>
+          <w:cantSplit/>
+        </w:trPr>
         <w:tc>
           <w:tcPr>
             <w:tcW w:type="dxa" w:w="2400"/>
@@ -3357,15 +2613,7 @@
             </w:tcMar>
           </w:tcPr>
           <w:p>
-            <w:pPr>
-              <w:spacing w:after="0" w:line="276" w:lineRule="auto"/>
-            </w:pPr>
             <w:r>
-              <w:rPr>
-                <w:rFonts w:ascii="Calibri" w:hAnsi="Calibri"/>
-                <w:color w:val="1E1E1E"/>
-                <w:sz w:val="18"/>
-              </w:rPr>
               <w:t>Main metric</w:t>
             </w:r>
           </w:p>
@@ -3382,21 +2630,16 @@
             </w:tcMar>
           </w:tcPr>
           <w:p>
-            <w:pPr>
-              <w:spacing w:after="0" w:line="276" w:lineRule="auto"/>
-            </w:pPr>
             <w:r>
-              <w:rPr>
-                <w:rFonts w:ascii="Calibri" w:hAnsi="Calibri"/>
-                <w:color w:val="1E1E1E"/>
-                <w:sz w:val="18"/>
-              </w:rPr>
               <w:t>F1-score, because the classes were mildly imbalanced</w:t>
             </w:r>
           </w:p>
         </w:tc>
       </w:tr>
       <w:tr>
+        <w:trPr>
+          <w:cantSplit/>
+        </w:trPr>
         <w:tc>
           <w:tcPr>
             <w:tcW w:type="dxa" w:w="2400"/>
@@ -3409,15 +2652,7 @@
             </w:tcMar>
           </w:tcPr>
           <w:p>
-            <w:pPr>
-              <w:spacing w:after="0" w:line="276" w:lineRule="auto"/>
-            </w:pPr>
             <w:r>
-              <w:rPr>
-                <w:rFonts w:ascii="Calibri" w:hAnsi="Calibri"/>
-                <w:color w:val="1E1E1E"/>
-                <w:sz w:val="18"/>
-              </w:rPr>
               <w:t>Algorithms</w:t>
             </w:r>
           </w:p>
@@ -3434,21 +2669,16 @@
             </w:tcMar>
           </w:tcPr>
           <w:p>
-            <w:pPr>
-              <w:spacing w:after="0" w:line="276" w:lineRule="auto"/>
-            </w:pPr>
             <w:r>
-              <w:rPr>
-                <w:rFonts w:ascii="Calibri" w:hAnsi="Calibri"/>
-                <w:color w:val="1E1E1E"/>
-                <w:sz w:val="18"/>
-              </w:rPr>
               <w:t>Decision Tree classifier and k-Nearest Neighbors</w:t>
             </w:r>
           </w:p>
         </w:tc>
       </w:tr>
       <w:tr>
+        <w:trPr>
+          <w:cantSplit/>
+        </w:trPr>
         <w:tc>
           <w:tcPr>
             <w:tcW w:type="dxa" w:w="2400"/>
@@ -3461,15 +2691,7 @@
             </w:tcMar>
           </w:tcPr>
           <w:p>
-            <w:pPr>
-              <w:spacing w:after="0" w:line="276" w:lineRule="auto"/>
-            </w:pPr>
             <w:r>
-              <w:rPr>
-                <w:rFonts w:ascii="Calibri" w:hAnsi="Calibri"/>
-                <w:color w:val="1E1E1E"/>
-                <w:sz w:val="18"/>
-              </w:rPr>
               <w:t>Tuning</w:t>
             </w:r>
           </w:p>
@@ -3486,21 +2708,16 @@
             </w:tcMar>
           </w:tcPr>
           <w:p>
-            <w:pPr>
-              <w:spacing w:after="0" w:line="276" w:lineRule="auto"/>
-            </w:pPr>
             <w:r>
-              <w:rPr>
-                <w:rFonts w:ascii="Calibri" w:hAnsi="Calibri"/>
-                <w:color w:val="1E1E1E"/>
-                <w:sz w:val="18"/>
-              </w:rPr>
               <w:t>GridSearchCV with 5-fold stratified cross-validation on the training set</w:t>
             </w:r>
           </w:p>
         </w:tc>
       </w:tr>
       <w:tr>
+        <w:trPr>
+          <w:cantSplit/>
+        </w:trPr>
         <w:tc>
           <w:tcPr>
             <w:tcW w:type="dxa" w:w="2400"/>
@@ -3513,15 +2730,7 @@
             </w:tcMar>
           </w:tcPr>
           <w:p>
-            <w:pPr>
-              <w:spacing w:after="0" w:line="276" w:lineRule="auto"/>
-            </w:pPr>
             <w:r>
-              <w:rPr>
-                <w:rFonts w:ascii="Calibri" w:hAnsi="Calibri"/>
-                <w:color w:val="1E1E1E"/>
-                <w:sz w:val="18"/>
-              </w:rPr>
               <w:t>Preprocessing</w:t>
             </w:r>
           </w:p>
@@ -3538,15 +2747,7 @@
             </w:tcMar>
           </w:tcPr>
           <w:p>
-            <w:pPr>
-              <w:spacing w:after="0" w:line="276" w:lineRule="auto"/>
-            </w:pPr>
             <w:r>
-              <w:rPr>
-                <w:rFonts w:ascii="Calibri" w:hAnsi="Calibri"/>
-                <w:color w:val="1E1E1E"/>
-                <w:sz w:val="18"/>
-              </w:rPr>
               <w:t>Timestamp converted to hour and weekday; free-text fields dropped; categoricals one-hot encoded; numeric features standardized.</w:t>
             </w:r>
           </w:p>
@@ -3575,6 +2776,9 @@
         <w:gridCol w:w="2060"/>
       </w:tblGrid>
       <w:tr>
+        <w:trPr>
+          <w:cantSplit/>
+        </w:trPr>
         <w:tc>
           <w:tcPr>
             <w:tcW w:type="dxa" w:w="1600"/>
@@ -3588,16 +2792,7 @@
             <w:shd w:fill="E8EEF5"/>
           </w:tcPr>
           <w:p>
-            <w:pPr>
-              <w:spacing w:after="0"/>
-            </w:pPr>
             <w:r>
-              <w:rPr>
-                <w:rFonts w:ascii="Calibri" w:hAnsi="Calibri"/>
-                <w:b/>
-                <w:color w:val="0B2545"/>
-                <w:sz w:val="17"/>
-              </w:rPr>
               <w:t>Model</w:t>
             </w:r>
           </w:p>
@@ -3615,16 +2810,7 @@
             <w:shd w:fill="E8EEF5"/>
           </w:tcPr>
           <w:p>
-            <w:pPr>
-              <w:spacing w:after="0"/>
-            </w:pPr>
             <w:r>
-              <w:rPr>
-                <w:rFonts w:ascii="Calibri" w:hAnsi="Calibri"/>
-                <w:b/>
-                <w:color w:val="0B2545"/>
-                <w:sz w:val="17"/>
-              </w:rPr>
               <w:t>Best configuration</w:t>
             </w:r>
           </w:p>
@@ -3642,16 +2828,7 @@
             <w:shd w:fill="E8EEF5"/>
           </w:tcPr>
           <w:p>
-            <w:pPr>
-              <w:spacing w:after="0"/>
-            </w:pPr>
             <w:r>
-              <w:rPr>
-                <w:rFonts w:ascii="Calibri" w:hAnsi="Calibri"/>
-                <w:b/>
-                <w:color w:val="0B2545"/>
-                <w:sz w:val="17"/>
-              </w:rPr>
               <w:t>CV F1</w:t>
             </w:r>
           </w:p>
@@ -3669,16 +2846,7 @@
             <w:shd w:fill="E8EEF5"/>
           </w:tcPr>
           <w:p>
-            <w:pPr>
-              <w:spacing w:after="0"/>
-            </w:pPr>
             <w:r>
-              <w:rPr>
-                <w:rFonts w:ascii="Calibri" w:hAnsi="Calibri"/>
-                <w:b/>
-                <w:color w:val="0B2545"/>
-                <w:sz w:val="17"/>
-              </w:rPr>
               <w:t>Test F1</w:t>
             </w:r>
           </w:p>
@@ -3696,22 +2864,16 @@
             <w:shd w:fill="E8EEF5"/>
           </w:tcPr>
           <w:p>
-            <w:pPr>
-              <w:spacing w:after="0"/>
-            </w:pPr>
             <w:r>
-              <w:rPr>
-                <w:rFonts w:ascii="Calibri" w:hAnsi="Calibri"/>
-                <w:b/>
-                <w:color w:val="0B2545"/>
-                <w:sz w:val="17"/>
-              </w:rPr>
               <w:t>Interpretation</w:t>
             </w:r>
           </w:p>
         </w:tc>
       </w:tr>
       <w:tr>
+        <w:trPr>
+          <w:cantSplit/>
+        </w:trPr>
         <w:tc>
           <w:tcPr>
             <w:tcW w:type="dxa" w:w="1600"/>
@@ -3724,15 +2886,7 @@
             </w:tcMar>
           </w:tcPr>
           <w:p>
-            <w:pPr>
-              <w:spacing w:after="0" w:line="276" w:lineRule="auto"/>
-            </w:pPr>
             <w:r>
-              <w:rPr>
-                <w:rFonts w:ascii="Calibri" w:hAnsi="Calibri"/>
-                <w:color w:val="1E1E1E"/>
-                <w:sz w:val="17"/>
-              </w:rPr>
               <w:t>Decision Tree</w:t>
             </w:r>
           </w:p>
@@ -3749,15 +2903,7 @@
             </w:tcMar>
           </w:tcPr>
           <w:p>
-            <w:pPr>
-              <w:spacing w:after="0" w:line="276" w:lineRule="auto"/>
-            </w:pPr>
             <w:r>
-              <w:rPr>
-                <w:rFonts w:ascii="Calibri" w:hAnsi="Calibri"/>
-                <w:color w:val="1E1E1E"/>
-                <w:sz w:val="17"/>
-              </w:rPr>
               <w:t>criterion=entropy, max_depth=10, min_samples_split=5, min_samples_leaf=2</w:t>
             </w:r>
           </w:p>
@@ -3774,15 +2920,7 @@
             </w:tcMar>
           </w:tcPr>
           <w:p>
-            <w:pPr>
-              <w:spacing w:after="0" w:line="276" w:lineRule="auto"/>
-            </w:pPr>
             <w:r>
-              <w:rPr>
-                <w:rFonts w:ascii="Calibri" w:hAnsi="Calibri"/>
-                <w:color w:val="1E1E1E"/>
-                <w:sz w:val="17"/>
-              </w:rPr>
               <w:t>0.553</w:t>
             </w:r>
           </w:p>
@@ -3799,15 +2937,7 @@
             </w:tcMar>
           </w:tcPr>
           <w:p>
-            <w:pPr>
-              <w:spacing w:after="0" w:line="276" w:lineRule="auto"/>
-            </w:pPr>
             <w:r>
-              <w:rPr>
-                <w:rFonts w:ascii="Calibri" w:hAnsi="Calibri"/>
-                <w:color w:val="1E1E1E"/>
-                <w:sz w:val="17"/>
-              </w:rPr>
               <w:t>0.182</w:t>
             </w:r>
           </w:p>
@@ -3824,21 +2954,16 @@
             </w:tcMar>
           </w:tcPr>
           <w:p>
-            <w:pPr>
-              <w:spacing w:after="0" w:line="276" w:lineRule="auto"/>
-            </w:pPr>
             <w:r>
-              <w:rPr>
-                <w:rFonts w:ascii="Calibri" w:hAnsi="Calibri"/>
-                <w:color w:val="1E1E1E"/>
-                <w:sz w:val="17"/>
-              </w:rPr>
               <w:t>Higher CV score but poor test generalization; likely overfitting.</w:t>
             </w:r>
           </w:p>
         </w:tc>
       </w:tr>
       <w:tr>
+        <w:trPr>
+          <w:cantSplit/>
+        </w:trPr>
         <w:tc>
           <w:tcPr>
             <w:tcW w:type="dxa" w:w="1600"/>
@@ -3851,15 +2976,7 @@
             </w:tcMar>
           </w:tcPr>
           <w:p>
-            <w:pPr>
-              <w:spacing w:after="0" w:line="276" w:lineRule="auto"/>
-            </w:pPr>
             <w:r>
-              <w:rPr>
-                <w:rFonts w:ascii="Calibri" w:hAnsi="Calibri"/>
-                <w:color w:val="1E1E1E"/>
-                <w:sz w:val="17"/>
-              </w:rPr>
               <w:t>k-NN</w:t>
             </w:r>
           </w:p>
@@ -3876,15 +2993,7 @@
             </w:tcMar>
           </w:tcPr>
           <w:p>
-            <w:pPr>
-              <w:spacing w:after="0" w:line="276" w:lineRule="auto"/>
-            </w:pPr>
             <w:r>
-              <w:rPr>
-                <w:rFonts w:ascii="Calibri" w:hAnsi="Calibri"/>
-                <w:color w:val="1E1E1E"/>
-                <w:sz w:val="17"/>
-              </w:rPr>
               <w:t>n_neighbors=7, weights=uniform, p=1</w:t>
             </w:r>
           </w:p>
@@ -3901,15 +3010,7 @@
             </w:tcMar>
           </w:tcPr>
           <w:p>
-            <w:pPr>
-              <w:spacing w:after="0" w:line="276" w:lineRule="auto"/>
-            </w:pPr>
             <w:r>
-              <w:rPr>
-                <w:rFonts w:ascii="Calibri" w:hAnsi="Calibri"/>
-                <w:color w:val="1E1E1E"/>
-                <w:sz w:val="17"/>
-              </w:rPr>
               <w:t>0.485</w:t>
             </w:r>
           </w:p>
@@ -3926,15 +3027,7 @@
             </w:tcMar>
           </w:tcPr>
           <w:p>
-            <w:pPr>
-              <w:spacing w:after="0" w:line="276" w:lineRule="auto"/>
-            </w:pPr>
             <w:r>
-              <w:rPr>
-                <w:rFonts w:ascii="Calibri" w:hAnsi="Calibri"/>
-                <w:color w:val="1E1E1E"/>
-                <w:sz w:val="17"/>
-              </w:rPr>
               <w:t>0.333</w:t>
             </w:r>
           </w:p>
@@ -3951,15 +3044,7 @@
             </w:tcMar>
           </w:tcPr>
           <w:p>
-            <w:pPr>
-              <w:spacing w:after="0" w:line="276" w:lineRule="auto"/>
-            </w:pPr>
             <w:r>
-              <w:rPr>
-                <w:rFonts w:ascii="Calibri" w:hAnsi="Calibri"/>
-                <w:color w:val="1E1E1E"/>
-                <w:sz w:val="17"/>
-              </w:rPr>
               <w:t>Lower CV score but better held-out F1; selected as preferred classifier.</w:t>
             </w:r>
           </w:p>
@@ -3983,6 +3068,9 @@
         <w:gridCol w:w="9360"/>
       </w:tblGrid>
       <w:tr>
+        <w:trPr>
+          <w:cantSplit/>
+        </w:trPr>
         <w:tc>
           <w:tcPr>
             <w:tcW w:type="dxa" w:w="9360"/>
@@ -3996,29 +3084,9 @@
             <w:shd w:fill="F4F6F9"/>
           </w:tcPr>
           <w:p>
-            <w:pPr>
-              <w:spacing w:after="80"/>
-            </w:pPr>
             <w:r>
-              <w:rPr>
-                <w:rFonts w:ascii="Calibri" w:hAnsi="Calibri"/>
-                <w:b/>
-                <w:color w:val="0B2545"/>
-                <w:sz w:val="21"/>
-              </w:rPr>
               <w:t>Classification takeaway</w:t>
-            </w:r>
-          </w:p>
-          <w:p>
-            <w:pPr>
-              <w:spacing w:after="40" w:line="300" w:lineRule="auto"/>
-            </w:pPr>
-            <w:r>
-              <w:rPr>
-                <w:rFonts w:ascii="Calibri" w:hAnsi="Calibri"/>
-                <w:color w:val="0B2545"/>
-                <w:sz w:val="21"/>
-              </w:rPr>
+              <w:br/>
               <w:t>The models showed that predicting IR course participation from the available survey variables was difficult. The chosen k-NN model was preferred because it performed better on the held-out test set, not because its absolute performance was strong.</w:t>
             </w:r>
           </w:p>
@@ -4052,6 +3120,9 @@
         <w:gridCol w:w="6860"/>
       </w:tblGrid>
       <w:tr>
+        <w:trPr>
+          <w:cantSplit/>
+        </w:trPr>
         <w:tc>
           <w:tcPr>
             <w:tcW w:type="dxa" w:w="2500"/>
@@ -4065,16 +3136,7 @@
             <w:shd w:fill="E8EEF5"/>
           </w:tcPr>
           <w:p>
-            <w:pPr>
-              <w:spacing w:after="0"/>
-            </w:pPr>
             <w:r>
-              <w:rPr>
-                <w:rFonts w:ascii="Calibri" w:hAnsi="Calibri"/>
-                <w:b/>
-                <w:color w:val="0B2545"/>
-                <w:sz w:val="18"/>
-              </w:rPr>
               <w:t>Element</w:t>
             </w:r>
           </w:p>
@@ -4092,22 +3154,16 @@
             <w:shd w:fill="E8EEF5"/>
           </w:tcPr>
           <w:p>
-            <w:pPr>
-              <w:spacing w:after="0"/>
-            </w:pPr>
             <w:r>
-              <w:rPr>
-                <w:rFonts w:ascii="Calibri" w:hAnsi="Calibri"/>
-                <w:b/>
-                <w:color w:val="0B2545"/>
-                <w:sz w:val="18"/>
-              </w:rPr>
               <w:t>Project decision</w:t>
             </w:r>
           </w:p>
         </w:tc>
       </w:tr>
       <w:tr>
+        <w:trPr>
+          <w:cantSplit/>
+        </w:trPr>
         <w:tc>
           <w:tcPr>
             <w:tcW w:type="dxa" w:w="2500"/>
@@ -4120,15 +3176,7 @@
             </w:tcMar>
           </w:tcPr>
           <w:p>
-            <w:pPr>
-              <w:spacing w:after="0" w:line="276" w:lineRule="auto"/>
-            </w:pPr>
             <w:r>
-              <w:rPr>
-                <w:rFonts w:ascii="Calibri" w:hAnsi="Calibri"/>
-                <w:color w:val="1E1E1E"/>
-                <w:sz w:val="18"/>
-              </w:rPr>
               <w:t>Target</w:t>
             </w:r>
           </w:p>
@@ -4145,21 +3193,16 @@
             </w:tcMar>
           </w:tcPr>
           <w:p>
-            <w:pPr>
-              <w:spacing w:after="0" w:line="276" w:lineRule="auto"/>
-            </w:pPr>
             <w:r>
-              <w:rPr>
-                <w:rFonts w:ascii="Calibri" w:hAnsi="Calibri"/>
-                <w:color w:val="1E1E1E"/>
-                <w:sz w:val="18"/>
-              </w:rPr>
               <w:t>stress, a continuous 0-100 self-reported value</w:t>
             </w:r>
           </w:p>
         </w:tc>
       </w:tr>
       <w:tr>
+        <w:trPr>
+          <w:cantSplit/>
+        </w:trPr>
         <w:tc>
           <w:tcPr>
             <w:tcW w:type="dxa" w:w="2500"/>
@@ -4172,15 +3215,7 @@
             </w:tcMar>
           </w:tcPr>
           <w:p>
-            <w:pPr>
-              <w:spacing w:after="0" w:line="276" w:lineRule="auto"/>
-            </w:pPr>
             <w:r>
-              <w:rPr>
-                <w:rFonts w:ascii="Calibri" w:hAnsi="Calibri"/>
-                <w:color w:val="1E1E1E"/>
-                <w:sz w:val="18"/>
-              </w:rPr>
               <w:t>Reason for target</w:t>
             </w:r>
           </w:p>
@@ -4197,21 +3232,16 @@
             </w:tcMar>
           </w:tcPr>
           <w:p>
-            <w:pPr>
-              <w:spacing w:after="0" w:line="276" w:lineRule="auto"/>
-            </w:pPr>
             <w:r>
-              <w:rPr>
-                <w:rFonts w:ascii="Calibri" w:hAnsi="Calibri"/>
-                <w:color w:val="1E1E1E"/>
-                <w:sz w:val="18"/>
-              </w:rPr>
               <w:t>It had the widest range and high variance among numeric columns, with weak correlations to sports hours and bedtime.</w:t>
             </w:r>
           </w:p>
         </w:tc>
       </w:tr>
       <w:tr>
+        <w:trPr>
+          <w:cantSplit/>
+        </w:trPr>
         <w:tc>
           <w:tcPr>
             <w:tcW w:type="dxa" w:w="2500"/>
@@ -4224,15 +3254,7 @@
             </w:tcMar>
           </w:tcPr>
           <w:p>
-            <w:pPr>
-              <w:spacing w:after="0" w:line="276" w:lineRule="auto"/>
-            </w:pPr>
             <w:r>
-              <w:rPr>
-                <w:rFonts w:ascii="Calibri" w:hAnsi="Calibri"/>
-                <w:color w:val="1E1E1E"/>
-                <w:sz w:val="18"/>
-              </w:rPr>
               <w:t>Dropped fields</w:t>
             </w:r>
           </w:p>
@@ -4249,21 +3271,16 @@
             </w:tcMar>
           </w:tcPr>
           <w:p>
-            <w:pPr>
-              <w:spacing w:after="0" w:line="276" w:lineRule="auto"/>
-            </w:pPr>
             <w:r>
-              <w:rPr>
-                <w:rFonts w:ascii="Calibri" w:hAnsi="Calibri"/>
-                <w:color w:val="1E1E1E"/>
-                <w:sz w:val="18"/>
-              </w:rPr>
               <w:t>good_day_1, good_day_2, and random_number were dropped; random_number was noisy and not meaningful.</w:t>
             </w:r>
           </w:p>
         </w:tc>
       </w:tr>
       <w:tr>
+        <w:trPr>
+          <w:cantSplit/>
+        </w:trPr>
         <w:tc>
           <w:tcPr>
             <w:tcW w:type="dxa" w:w="2500"/>
@@ -4276,15 +3293,7 @@
             </w:tcMar>
           </w:tcPr>
           <w:p>
-            <w:pPr>
-              <w:spacing w:after="0" w:line="276" w:lineRule="auto"/>
-            </w:pPr>
             <w:r>
-              <w:rPr>
-                <w:rFonts w:ascii="Calibri" w:hAnsi="Calibri"/>
-                <w:color w:val="1E1E1E"/>
-                <w:sz w:val="18"/>
-              </w:rPr>
               <w:t>Algorithms</w:t>
             </w:r>
           </w:p>
@@ -4301,21 +3310,16 @@
             </w:tcMar>
           </w:tcPr>
           <w:p>
-            <w:pPr>
-              <w:spacing w:after="0" w:line="276" w:lineRule="auto"/>
-            </w:pPr>
             <w:r>
-              <w:rPr>
-                <w:rFonts w:ascii="Calibri" w:hAnsi="Calibri"/>
-                <w:color w:val="1E1E1E"/>
-                <w:sz w:val="18"/>
-              </w:rPr>
               <w:t>Ridge Regression and Random Forest Regressor</w:t>
             </w:r>
           </w:p>
         </w:tc>
       </w:tr>
       <w:tr>
+        <w:trPr>
+          <w:cantSplit/>
+        </w:trPr>
         <w:tc>
           <w:tcPr>
             <w:tcW w:type="dxa" w:w="2500"/>
@@ -4328,15 +3332,7 @@
             </w:tcMar>
           </w:tcPr>
           <w:p>
-            <w:pPr>
-              <w:spacing w:after="0" w:line="276" w:lineRule="auto"/>
-            </w:pPr>
             <w:r>
-              <w:rPr>
-                <w:rFonts w:ascii="Calibri" w:hAnsi="Calibri"/>
-                <w:color w:val="1E1E1E"/>
-                <w:sz w:val="18"/>
-              </w:rPr>
               <w:t>Split</w:t>
             </w:r>
           </w:p>
@@ -4353,21 +3349,16 @@
             </w:tcMar>
           </w:tcPr>
           <w:p>
-            <w:pPr>
-              <w:spacing w:after="0" w:line="276" w:lineRule="auto"/>
-            </w:pPr>
             <w:r>
-              <w:rPr>
-                <w:rFonts w:ascii="Calibri" w:hAnsi="Calibri"/>
-                <w:color w:val="1E1E1E"/>
-                <w:sz w:val="18"/>
-              </w:rPr>
               <w:t>80/20 train/test split with random seed 42</w:t>
             </w:r>
           </w:p>
         </w:tc>
       </w:tr>
       <w:tr>
+        <w:trPr>
+          <w:cantSplit/>
+        </w:trPr>
         <w:tc>
           <w:tcPr>
             <w:tcW w:type="dxa" w:w="2500"/>
@@ -4380,15 +3371,7 @@
             </w:tcMar>
           </w:tcPr>
           <w:p>
-            <w:pPr>
-              <w:spacing w:after="0" w:line="276" w:lineRule="auto"/>
-            </w:pPr>
             <w:r>
-              <w:rPr>
-                <w:rFonts w:ascii="Calibri" w:hAnsi="Calibri"/>
-                <w:color w:val="1E1E1E"/>
-                <w:sz w:val="18"/>
-              </w:rPr>
               <w:t>Tuning</w:t>
             </w:r>
           </w:p>
@@ -4405,15 +3388,7 @@
             </w:tcMar>
           </w:tcPr>
           <w:p>
-            <w:pPr>
-              <w:spacing w:after="0" w:line="276" w:lineRule="auto"/>
-            </w:pPr>
             <w:r>
-              <w:rPr>
-                <w:rFonts w:ascii="Calibri" w:hAnsi="Calibri"/>
-                <w:color w:val="1E1E1E"/>
-                <w:sz w:val="18"/>
-              </w:rPr>
               <w:t>GridSearchCV with 5-fold cross-validation, optimizing negative MSE</w:t>
             </w:r>
           </w:p>
@@ -4443,6 +3418,9 @@
         <w:gridCol w:w="2010"/>
       </w:tblGrid>
       <w:tr>
+        <w:trPr>
+          <w:cantSplit/>
+        </w:trPr>
         <w:tc>
           <w:tcPr>
             <w:tcW w:type="dxa" w:w="1450"/>
@@ -4456,16 +3434,7 @@
             <w:shd w:fill="E8EEF5"/>
           </w:tcPr>
           <w:p>
-            <w:pPr>
-              <w:spacing w:after="0"/>
-            </w:pPr>
             <w:r>
-              <w:rPr>
-                <w:rFonts w:ascii="Calibri" w:hAnsi="Calibri"/>
-                <w:b/>
-                <w:color w:val="0B2545"/>
-                <w:sz w:val="17"/>
-              </w:rPr>
               <w:t>Model</w:t>
             </w:r>
           </w:p>
@@ -4483,16 +3452,7 @@
             <w:shd w:fill="E8EEF5"/>
           </w:tcPr>
           <w:p>
-            <w:pPr>
-              <w:spacing w:after="0"/>
-            </w:pPr>
             <w:r>
-              <w:rPr>
-                <w:rFonts w:ascii="Calibri" w:hAnsi="Calibri"/>
-                <w:b/>
-                <w:color w:val="0B2545"/>
-                <w:sz w:val="17"/>
-              </w:rPr>
               <w:t>Best configuration</w:t>
             </w:r>
           </w:p>
@@ -4510,16 +3470,7 @@
             <w:shd w:fill="E8EEF5"/>
           </w:tcPr>
           <w:p>
-            <w:pPr>
-              <w:spacing w:after="0"/>
-            </w:pPr>
             <w:r>
-              <w:rPr>
-                <w:rFonts w:ascii="Calibri" w:hAnsi="Calibri"/>
-                <w:b/>
-                <w:color w:val="0B2545"/>
-                <w:sz w:val="17"/>
-              </w:rPr>
               <w:t>Test RMSE</w:t>
             </w:r>
           </w:p>
@@ -4537,16 +3488,7 @@
             <w:shd w:fill="E8EEF5"/>
           </w:tcPr>
           <w:p>
-            <w:pPr>
-              <w:spacing w:after="0"/>
-            </w:pPr>
             <w:r>
-              <w:rPr>
-                <w:rFonts w:ascii="Calibri" w:hAnsi="Calibri"/>
-                <w:b/>
-                <w:color w:val="0B2545"/>
-                <w:sz w:val="17"/>
-              </w:rPr>
               <w:t>Test MAE</w:t>
             </w:r>
           </w:p>
@@ -4564,16 +3506,7 @@
             <w:shd w:fill="E8EEF5"/>
           </w:tcPr>
           <w:p>
-            <w:pPr>
-              <w:spacing w:after="0"/>
-            </w:pPr>
             <w:r>
-              <w:rPr>
-                <w:rFonts w:ascii="Calibri" w:hAnsi="Calibri"/>
-                <w:b/>
-                <w:color w:val="0B2545"/>
-                <w:sz w:val="17"/>
-              </w:rPr>
               <w:t>Test R2</w:t>
             </w:r>
           </w:p>
@@ -4591,22 +3524,16 @@
             <w:shd w:fill="E8EEF5"/>
           </w:tcPr>
           <w:p>
-            <w:pPr>
-              <w:spacing w:after="0"/>
-            </w:pPr>
             <w:r>
-              <w:rPr>
-                <w:rFonts w:ascii="Calibri" w:hAnsi="Calibri"/>
-                <w:b/>
-                <w:color w:val="0B2545"/>
-                <w:sz w:val="17"/>
-              </w:rPr>
               <w:t>Interpretation</w:t>
             </w:r>
           </w:p>
         </w:tc>
       </w:tr>
       <w:tr>
+        <w:trPr>
+          <w:cantSplit/>
+        </w:trPr>
         <w:tc>
           <w:tcPr>
             <w:tcW w:type="dxa" w:w="1450"/>
@@ -4619,15 +3546,7 @@
             </w:tcMar>
           </w:tcPr>
           <w:p>
-            <w:pPr>
-              <w:spacing w:after="0" w:line="276" w:lineRule="auto"/>
-            </w:pPr>
             <w:r>
-              <w:rPr>
-                <w:rFonts w:ascii="Calibri" w:hAnsi="Calibri"/>
-                <w:color w:val="1E1E1E"/>
-                <w:sz w:val="17"/>
-              </w:rPr>
               <w:t>Ridge</w:t>
             </w:r>
           </w:p>
@@ -4644,15 +3563,7 @@
             </w:tcMar>
           </w:tcPr>
           <w:p>
-            <w:pPr>
-              <w:spacing w:after="0" w:line="276" w:lineRule="auto"/>
-            </w:pPr>
             <w:r>
-              <w:rPr>
-                <w:rFonts w:ascii="Calibri" w:hAnsi="Calibri"/>
-                <w:color w:val="1E1E1E"/>
-                <w:sz w:val="17"/>
-              </w:rPr>
               <w:t>alpha=100.0</w:t>
             </w:r>
           </w:p>
@@ -4669,15 +3580,7 @@
             </w:tcMar>
           </w:tcPr>
           <w:p>
-            <w:pPr>
-              <w:spacing w:after="0" w:line="276" w:lineRule="auto"/>
-            </w:pPr>
             <w:r>
-              <w:rPr>
-                <w:rFonts w:ascii="Calibri" w:hAnsi="Calibri"/>
-                <w:color w:val="1E1E1E"/>
-                <w:sz w:val="17"/>
-              </w:rPr>
               <w:t>26.29</w:t>
             </w:r>
           </w:p>
@@ -4694,15 +3597,7 @@
             </w:tcMar>
           </w:tcPr>
           <w:p>
-            <w:pPr>
-              <w:spacing w:after="0" w:line="276" w:lineRule="auto"/>
-            </w:pPr>
             <w:r>
-              <w:rPr>
-                <w:rFonts w:ascii="Calibri" w:hAnsi="Calibri"/>
-                <w:color w:val="1E1E1E"/>
-                <w:sz w:val="17"/>
-              </w:rPr>
               <w:t>22.52</w:t>
             </w:r>
           </w:p>
@@ -4719,15 +3614,7 @@
             </w:tcMar>
           </w:tcPr>
           <w:p>
-            <w:pPr>
-              <w:spacing w:after="0" w:line="276" w:lineRule="auto"/>
-            </w:pPr>
             <w:r>
-              <w:rPr>
-                <w:rFonts w:ascii="Calibri" w:hAnsi="Calibri"/>
-                <w:color w:val="1E1E1E"/>
-                <w:sz w:val="17"/>
-              </w:rPr>
               <w:t>0.116</w:t>
             </w:r>
           </w:p>
@@ -4744,21 +3631,16 @@
             </w:tcMar>
           </w:tcPr>
           <w:p>
-            <w:pPr>
-              <w:spacing w:after="0" w:line="276" w:lineRule="auto"/>
-            </w:pPr>
             <w:r>
-              <w:rPr>
-                <w:rFonts w:ascii="Calibri" w:hAnsi="Calibri"/>
-                <w:color w:val="1E1E1E"/>
-                <w:sz w:val="17"/>
-              </w:rPr>
               <w:t>Best model; strong regularization helped on the small dataset.</w:t>
             </w:r>
           </w:p>
         </w:tc>
       </w:tr>
       <w:tr>
+        <w:trPr>
+          <w:cantSplit/>
+        </w:trPr>
         <w:tc>
           <w:tcPr>
             <w:tcW w:type="dxa" w:w="1450"/>
@@ -4771,15 +3653,7 @@
             </w:tcMar>
           </w:tcPr>
           <w:p>
-            <w:pPr>
-              <w:spacing w:after="0" w:line="276" w:lineRule="auto"/>
-            </w:pPr>
             <w:r>
-              <w:rPr>
-                <w:rFonts w:ascii="Calibri" w:hAnsi="Calibri"/>
-                <w:color w:val="1E1E1E"/>
-                <w:sz w:val="17"/>
-              </w:rPr>
               <w:t>Random Forest</w:t>
             </w:r>
           </w:p>
@@ -4796,15 +3670,7 @@
             </w:tcMar>
           </w:tcPr>
           <w:p>
-            <w:pPr>
-              <w:spacing w:after="0" w:line="276" w:lineRule="auto"/>
-            </w:pPr>
             <w:r>
-              <w:rPr>
-                <w:rFonts w:ascii="Calibri" w:hAnsi="Calibri"/>
-                <w:color w:val="1E1E1E"/>
-                <w:sz w:val="17"/>
-              </w:rPr>
               <w:t>200 trees, max_depth=5, min_samples_split=10, min_samples_leaf=1</w:t>
             </w:r>
           </w:p>
@@ -4821,15 +3687,7 @@
             </w:tcMar>
           </w:tcPr>
           <w:p>
-            <w:pPr>
-              <w:spacing w:after="0" w:line="276" w:lineRule="auto"/>
-            </w:pPr>
             <w:r>
-              <w:rPr>
-                <w:rFonts w:ascii="Calibri" w:hAnsi="Calibri"/>
-                <w:color w:val="1E1E1E"/>
-                <w:sz w:val="17"/>
-              </w:rPr>
               <w:t>28.72</w:t>
             </w:r>
           </w:p>
@@ -4846,15 +3704,7 @@
             </w:tcMar>
           </w:tcPr>
           <w:p>
-            <w:pPr>
-              <w:spacing w:after="0" w:line="276" w:lineRule="auto"/>
-            </w:pPr>
             <w:r>
-              <w:rPr>
-                <w:rFonts w:ascii="Calibri" w:hAnsi="Calibri"/>
-                <w:color w:val="1E1E1E"/>
-                <w:sz w:val="17"/>
-              </w:rPr>
               <w:t>25.18</w:t>
             </w:r>
           </w:p>
@@ -4871,15 +3721,7 @@
             </w:tcMar>
           </w:tcPr>
           <w:p>
-            <w:pPr>
-              <w:spacing w:after="0" w:line="276" w:lineRule="auto"/>
-            </w:pPr>
             <w:r>
-              <w:rPr>
-                <w:rFonts w:ascii="Calibri" w:hAnsi="Calibri"/>
-                <w:color w:val="1E1E1E"/>
-                <w:sz w:val="17"/>
-              </w:rPr>
               <w:t>-0.055</w:t>
             </w:r>
           </w:p>
@@ -4896,15 +3738,7 @@
             </w:tcMar>
           </w:tcPr>
           <w:p>
-            <w:pPr>
-              <w:spacing w:after="0" w:line="276" w:lineRule="auto"/>
-            </w:pPr>
             <w:r>
-              <w:rPr>
-                <w:rFonts w:ascii="Calibri" w:hAnsi="Calibri"/>
-                <w:color w:val="1E1E1E"/>
-                <w:sz w:val="17"/>
-              </w:rPr>
               <w:t>Performed worse than predicting the mean under R2; likely too flexible for the data size.</w:t>
             </w:r>
           </w:p>
@@ -4928,6 +3762,9 @@
         <w:gridCol w:w="9360"/>
       </w:tblGrid>
       <w:tr>
+        <w:trPr>
+          <w:cantSplit/>
+        </w:trPr>
         <w:tc>
           <w:tcPr>
             <w:tcW w:type="dxa" w:w="9360"/>
@@ -4941,29 +3778,9 @@
             <w:shd w:fill="F4F6F9"/>
           </w:tcPr>
           <w:p>
-            <w:pPr>
-              <w:spacing w:after="80"/>
-            </w:pPr>
             <w:r>
-              <w:rPr>
-                <w:rFonts w:ascii="Calibri" w:hAnsi="Calibri"/>
-                <w:b/>
-                <w:color w:val="0B2545"/>
-                <w:sz w:val="21"/>
-              </w:rPr>
               <w:t>Regression takeaway</w:t>
-            </w:r>
-          </w:p>
-          <w:p>
-            <w:pPr>
-              <w:spacing w:after="40" w:line="300" w:lineRule="auto"/>
-            </w:pPr>
-            <w:r>
-              <w:rPr>
-                <w:rFonts w:ascii="Calibri" w:hAnsi="Calibri"/>
-                <w:color w:val="0B2545"/>
-                <w:sz w:val="21"/>
-              </w:rPr>
+              <w:br/>
               <w:t>Stress is subjective and hard to predict from a small set of survey demographics and behaviors. Ridge still captured some weak linear signal, while Random Forest did not generalize well.</w:t>
             </w:r>
           </w:p>
@@ -5057,6 +3874,9 @@
         <w:gridCol w:w="6760"/>
       </w:tblGrid>
       <w:tr>
+        <w:trPr>
+          <w:cantSplit/>
+        </w:trPr>
         <w:tc>
           <w:tcPr>
             <w:tcW w:type="dxa" w:w="2600"/>
@@ -5070,16 +3890,7 @@
             <w:shd w:fill="E8EEF5"/>
           </w:tcPr>
           <w:p>
-            <w:pPr>
-              <w:spacing w:after="0"/>
-            </w:pPr>
             <w:r>
-              <w:rPr>
-                <w:rFonts w:ascii="Calibri" w:hAnsi="Calibri"/>
-                <w:b/>
-                <w:color w:val="0B2545"/>
-                <w:sz w:val="18"/>
-              </w:rPr>
               <w:t>Item</w:t>
             </w:r>
           </w:p>
@@ -5097,22 +3908,16 @@
             <w:shd w:fill="E8EEF5"/>
           </w:tcPr>
           <w:p>
-            <w:pPr>
-              <w:spacing w:after="0"/>
-            </w:pPr>
             <w:r>
-              <w:rPr>
-                <w:rFonts w:ascii="Calibri" w:hAnsi="Calibri"/>
-                <w:b/>
-                <w:color w:val="0B2545"/>
-                <w:sz w:val="18"/>
-              </w:rPr>
               <w:t>What to know if asked</w:t>
             </w:r>
           </w:p>
         </w:tc>
       </w:tr>
       <w:tr>
+        <w:trPr>
+          <w:cantSplit/>
+        </w:trPr>
         <w:tc>
           <w:tcPr>
             <w:tcW w:type="dxa" w:w="2600"/>
@@ -5125,15 +3930,7 @@
             </w:tcMar>
           </w:tcPr>
           <w:p>
-            <w:pPr>
-              <w:spacing w:after="0" w:line="276" w:lineRule="auto"/>
-            </w:pPr>
             <w:r>
-              <w:rPr>
-                <w:rFonts w:ascii="Calibri" w:hAnsi="Calibri"/>
-                <w:color w:val="1E1E1E"/>
-                <w:sz w:val="18"/>
-              </w:rPr>
               <w:t>Winning classification algorithm discussion</w:t>
             </w:r>
           </w:p>
@@ -5150,21 +3947,16 @@
             </w:tcMar>
           </w:tcPr>
           <w:p>
-            <w:pPr>
-              <w:spacing w:after="0" w:line="276" w:lineRule="auto"/>
-            </w:pPr>
             <w:r>
-              <w:rPr>
-                <w:rFonts w:ascii="Calibri" w:hAnsi="Calibri"/>
-                <w:color w:val="1E1E1E"/>
-                <w:sz w:val="18"/>
-              </w:rPr>
               <w:t>The report discusses ILSVRC 2015 and ResNet by Microsoft Research, emphasizing residual learning and skip connections.</w:t>
             </w:r>
           </w:p>
         </w:tc>
       </w:tr>
       <w:tr>
+        <w:trPr>
+          <w:cantSplit/>
+        </w:trPr>
         <w:tc>
           <w:tcPr>
             <w:tcW w:type="dxa" w:w="2600"/>
@@ -5177,15 +3969,7 @@
             </w:tcMar>
           </w:tcPr>
           <w:p>
-            <w:pPr>
-              <w:spacing w:after="0" w:line="276" w:lineRule="auto"/>
-            </w:pPr>
             <w:r>
-              <w:rPr>
-                <w:rFonts w:ascii="Calibri" w:hAnsi="Calibri"/>
-                <w:color w:val="1E1E1E"/>
-                <w:sz w:val="18"/>
-              </w:rPr>
               <w:t>Association rules</w:t>
             </w:r>
           </w:p>
@@ -5202,15 +3986,7 @@
             </w:tcMar>
           </w:tcPr>
           <w:p>
-            <w:pPr>
-              <w:spacing w:after="0" w:line="276" w:lineRule="auto"/>
-            </w:pPr>
             <w:r>
-              <w:rPr>
-                <w:rFonts w:ascii="Calibri" w:hAnsi="Calibri"/>
-                <w:color w:val="1E1E1E"/>
-                <w:sz w:val="18"/>
-              </w:rPr>
               <w:t>The report discusses hierarchical product categorization as an improvement over raw association rules, with benefits and trade-offs.</w:t>
             </w:r>
           </w:p>
@@ -5276,6 +4052,9 @@
         <w:gridCol w:w="6760"/>
       </w:tblGrid>
       <w:tr>
+        <w:trPr>
+          <w:cantSplit/>
+        </w:trPr>
         <w:tc>
           <w:tcPr>
             <w:tcW w:type="dxa" w:w="2600"/>
@@ -5289,16 +4068,7 @@
             <w:shd w:fill="E8EEF5"/>
           </w:tcPr>
           <w:p>
-            <w:pPr>
-              <w:spacing w:after="0"/>
-            </w:pPr>
             <w:r>
-              <w:rPr>
-                <w:rFonts w:ascii="Calibri" w:hAnsi="Calibri"/>
-                <w:b/>
-                <w:color w:val="0B2545"/>
-                <w:sz w:val="18"/>
-              </w:rPr>
               <w:t>Fact</w:t>
             </w:r>
           </w:p>
@@ -5316,22 +4086,16 @@
             <w:shd w:fill="E8EEF5"/>
           </w:tcPr>
           <w:p>
-            <w:pPr>
-              <w:spacing w:after="0"/>
-            </w:pPr>
             <w:r>
-              <w:rPr>
-                <w:rFonts w:ascii="Calibri" w:hAnsi="Calibri"/>
-                <w:b/>
-                <w:color w:val="0B2545"/>
-                <w:sz w:val="18"/>
-              </w:rPr>
               <w:t>Value from the local project</w:t>
             </w:r>
           </w:p>
         </w:tc>
       </w:tr>
       <w:tr>
+        <w:trPr>
+          <w:cantSplit/>
+        </w:trPr>
         <w:tc>
           <w:tcPr>
             <w:tcW w:type="dxa" w:w="2600"/>
@@ -5344,15 +4108,7 @@
             </w:tcMar>
           </w:tcPr>
           <w:p>
-            <w:pPr>
-              <w:spacing w:after="0" w:line="276" w:lineRule="auto"/>
-            </w:pPr>
             <w:r>
-              <w:rPr>
-                <w:rFonts w:ascii="Calibri" w:hAnsi="Calibri"/>
-                <w:color w:val="1E1E1E"/>
-                <w:sz w:val="18"/>
-              </w:rPr>
               <w:t>Business problem</w:t>
             </w:r>
           </w:p>
@@ -5369,21 +4125,16 @@
             </w:tcMar>
           </w:tcPr>
           <w:p>
-            <w:pPr>
-              <w:spacing w:after="0" w:line="276" w:lineRule="auto"/>
-            </w:pPr>
             <w:r>
-              <w:rPr>
-                <w:rFonts w:ascii="Calibri" w:hAnsi="Calibri"/>
-                <w:color w:val="1E1E1E"/>
-                <w:sz w:val="18"/>
-              </w:rPr>
               <w:t>Improve hotel search ranking quality.</w:t>
             </w:r>
           </w:p>
         </w:tc>
       </w:tr>
       <w:tr>
+        <w:trPr>
+          <w:cantSplit/>
+        </w:trPr>
         <w:tc>
           <w:tcPr>
             <w:tcW w:type="dxa" w:w="2600"/>
@@ -5396,15 +4147,7 @@
             </w:tcMar>
           </w:tcPr>
           <w:p>
-            <w:pPr>
-              <w:spacing w:after="0" w:line="276" w:lineRule="auto"/>
-            </w:pPr>
             <w:r>
-              <w:rPr>
-                <w:rFonts w:ascii="Calibri" w:hAnsi="Calibri"/>
-                <w:color w:val="1E1E1E"/>
-                <w:sz w:val="18"/>
-              </w:rPr>
               <w:t>Ranking unit</w:t>
             </w:r>
           </w:p>
@@ -5421,21 +4164,16 @@
             </w:tcMar>
           </w:tcPr>
           <w:p>
-            <w:pPr>
-              <w:spacing w:after="0" w:line="276" w:lineRule="auto"/>
-            </w:pPr>
             <w:r>
-              <w:rPr>
-                <w:rFonts w:ascii="Calibri" w:hAnsi="Calibri"/>
-                <w:color w:val="1E1E1E"/>
-                <w:sz w:val="18"/>
-              </w:rPr>
               <w:t>Properties are ranked within each srch_id.</w:t>
             </w:r>
           </w:p>
         </w:tc>
       </w:tr>
       <w:tr>
+        <w:trPr>
+          <w:cantSplit/>
+        </w:trPr>
         <w:tc>
           <w:tcPr>
             <w:tcW w:type="dxa" w:w="2600"/>
@@ -5448,15 +4186,7 @@
             </w:tcMar>
           </w:tcPr>
           <w:p>
-            <w:pPr>
-              <w:spacing w:after="0" w:line="276" w:lineRule="auto"/>
-            </w:pPr>
             <w:r>
-              <w:rPr>
-                <w:rFonts w:ascii="Calibri" w:hAnsi="Calibri"/>
-                <w:color w:val="1E1E1E"/>
-                <w:sz w:val="18"/>
-              </w:rPr>
               <w:t>Training scale</w:t>
             </w:r>
           </w:p>
@@ -5473,21 +4203,16 @@
             </w:tcMar>
           </w:tcPr>
           <w:p>
-            <w:pPr>
-              <w:spacing w:after="0" w:line="276" w:lineRule="auto"/>
-            </w:pPr>
             <w:r>
-              <w:rPr>
-                <w:rFonts w:ascii="Calibri" w:hAnsi="Calibri"/>
-                <w:color w:val="1E1E1E"/>
-                <w:sz w:val="18"/>
-              </w:rPr>
-              <w:t>The reproducible run loaded 1,200,000 training rows for efficient iteration.</w:t>
+              <w:t>The reproducible run loaded the full training file: 4,958,347 rows and 199,795 searches.</w:t>
             </w:r>
           </w:p>
         </w:tc>
       </w:tr>
       <w:tr>
+        <w:trPr>
+          <w:cantSplit/>
+        </w:trPr>
         <w:tc>
           <w:tcPr>
             <w:tcW w:type="dxa" w:w="2600"/>
@@ -5500,15 +4225,7 @@
             </w:tcMar>
           </w:tcPr>
           <w:p>
-            <w:pPr>
-              <w:spacing w:after="0" w:line="276" w:lineRule="auto"/>
-            </w:pPr>
             <w:r>
-              <w:rPr>
-                <w:rFonts w:ascii="Calibri" w:hAnsi="Calibri"/>
-                <w:color w:val="1E1E1E"/>
-                <w:sz w:val="18"/>
-              </w:rPr>
               <w:t>Train rows / queries</w:t>
             </w:r>
           </w:p>
@@ -5525,21 +4242,16 @@
             </w:tcMar>
           </w:tcPr>
           <w:p>
-            <w:pPr>
-              <w:spacing w:after="0" w:line="276" w:lineRule="auto"/>
-            </w:pPr>
             <w:r>
-              <w:rPr>
-                <w:rFonts w:ascii="Calibri" w:hAnsi="Calibri"/>
-                <w:color w:val="1E1E1E"/>
-                <w:sz w:val="18"/>
-              </w:rPr>
-              <w:t>958,628 rows and 38,595 searches.</w:t>
+              <w:t>3,966,833 rows and 159,836 searches.</w:t>
             </w:r>
           </w:p>
         </w:tc>
       </w:tr>
       <w:tr>
+        <w:trPr>
+          <w:cantSplit/>
+        </w:trPr>
         <w:tc>
           <w:tcPr>
             <w:tcW w:type="dxa" w:w="2600"/>
@@ -5552,15 +4264,7 @@
             </w:tcMar>
           </w:tcPr>
           <w:p>
-            <w:pPr>
-              <w:spacing w:after="0" w:line="276" w:lineRule="auto"/>
-            </w:pPr>
             <w:r>
-              <w:rPr>
-                <w:rFonts w:ascii="Calibri" w:hAnsi="Calibri"/>
-                <w:color w:val="1E1E1E"/>
-                <w:sz w:val="18"/>
-              </w:rPr>
               <w:t>Validation rows / queries</w:t>
             </w:r>
           </w:p>
@@ -5577,21 +4281,16 @@
             </w:tcMar>
           </w:tcPr>
           <w:p>
-            <w:pPr>
-              <w:spacing w:after="0" w:line="276" w:lineRule="auto"/>
-            </w:pPr>
             <w:r>
-              <w:rPr>
-                <w:rFonts w:ascii="Calibri" w:hAnsi="Calibri"/>
-                <w:color w:val="1E1E1E"/>
-                <w:sz w:val="18"/>
-              </w:rPr>
-              <w:t>241,372 rows and 9,649 searches.</w:t>
+              <w:t>991,514 rows and 39,959 searches.</w:t>
             </w:r>
           </w:p>
         </w:tc>
       </w:tr>
       <w:tr>
+        <w:trPr>
+          <w:cantSplit/>
+        </w:trPr>
         <w:tc>
           <w:tcPr>
             <w:tcW w:type="dxa" w:w="2600"/>
@@ -5604,15 +4303,7 @@
             </w:tcMar>
           </w:tcPr>
           <w:p>
-            <w:pPr>
-              <w:spacing w:after="0" w:line="276" w:lineRule="auto"/>
-            </w:pPr>
             <w:r>
-              <w:rPr>
-                <w:rFonts w:ascii="Calibri" w:hAnsi="Calibri"/>
-                <w:color w:val="1E1E1E"/>
-                <w:sz w:val="18"/>
-              </w:rPr>
               <w:t>Booking rate</w:t>
             </w:r>
           </w:p>
@@ -5629,21 +4320,16 @@
             </w:tcMar>
           </w:tcPr>
           <w:p>
-            <w:pPr>
-              <w:spacing w:after="0" w:line="276" w:lineRule="auto"/>
-            </w:pPr>
             <w:r>
-              <w:rPr>
-                <w:rFonts w:ascii="Calibri" w:hAnsi="Calibri"/>
-                <w:color w:val="1E1E1E"/>
-                <w:sz w:val="18"/>
-              </w:rPr>
-              <w:t>2.78%.</w:t>
+              <w:t>2.79%.</w:t>
             </w:r>
           </w:p>
         </w:tc>
       </w:tr>
       <w:tr>
+        <w:trPr>
+          <w:cantSplit/>
+        </w:trPr>
         <w:tc>
           <w:tcPr>
             <w:tcW w:type="dxa" w:w="2600"/>
@@ -5656,15 +4342,7 @@
             </w:tcMar>
           </w:tcPr>
           <w:p>
-            <w:pPr>
-              <w:spacing w:after="0" w:line="276" w:lineRule="auto"/>
-            </w:pPr>
             <w:r>
-              <w:rPr>
-                <w:rFonts w:ascii="Calibri" w:hAnsi="Calibri"/>
-                <w:color w:val="1E1E1E"/>
-                <w:sz w:val="18"/>
-              </w:rPr>
               <w:t>Click rate</w:t>
             </w:r>
           </w:p>
@@ -5681,21 +4359,16 @@
             </w:tcMar>
           </w:tcPr>
           <w:p>
-            <w:pPr>
-              <w:spacing w:after="0" w:line="276" w:lineRule="auto"/>
-            </w:pPr>
             <w:r>
-              <w:rPr>
-                <w:rFonts w:ascii="Calibri" w:hAnsi="Calibri"/>
-                <w:color w:val="1E1E1E"/>
-                <w:sz w:val="18"/>
-              </w:rPr>
               <w:t>4.47%.</w:t>
             </w:r>
           </w:p>
         </w:tc>
       </w:tr>
       <w:tr>
+        <w:trPr>
+          <w:cantSplit/>
+        </w:trPr>
         <w:tc>
           <w:tcPr>
             <w:tcW w:type="dxa" w:w="2600"/>
@@ -5708,15 +4381,7 @@
             </w:tcMar>
           </w:tcPr>
           <w:p>
-            <w:pPr>
-              <w:spacing w:after="0" w:line="276" w:lineRule="auto"/>
-            </w:pPr>
             <w:r>
-              <w:rPr>
-                <w:rFonts w:ascii="Calibri" w:hAnsi="Calibri"/>
-                <w:color w:val="1E1E1E"/>
-                <w:sz w:val="18"/>
-              </w:rPr>
               <w:t>Submission format</w:t>
             </w:r>
           </w:p>
@@ -5733,15 +4398,7 @@
             </w:tcMar>
           </w:tcPr>
           <w:p>
-            <w:pPr>
-              <w:spacing w:after="0" w:line="276" w:lineRule="auto"/>
-            </w:pPr>
             <w:r>
-              <w:rPr>
-                <w:rFonts w:ascii="Calibri" w:hAnsi="Calibri"/>
-                <w:color w:val="1E1E1E"/>
-                <w:sz w:val="18"/>
-              </w:rPr>
               <w:t>srch_id, prop_id sorted by descending predicted relevance within each query.</w:t>
             </w:r>
           </w:p>
@@ -5775,6 +4432,9 @@
         <w:gridCol w:w="6760"/>
       </w:tblGrid>
       <w:tr>
+        <w:trPr>
+          <w:cantSplit/>
+        </w:trPr>
         <w:tc>
           <w:tcPr>
             <w:tcW w:type="dxa" w:w="2600"/>
@@ -5788,16 +4448,7 @@
             <w:shd w:fill="E8EEF5"/>
           </w:tcPr>
           <w:p>
-            <w:pPr>
-              <w:spacing w:after="0"/>
-            </w:pPr>
             <w:r>
-              <w:rPr>
-                <w:rFonts w:ascii="Calibri" w:hAnsi="Calibri"/>
-                <w:b/>
-                <w:color w:val="0B2545"/>
-                <w:sz w:val="18"/>
-              </w:rPr>
               <w:t>EDA finding</w:t>
             </w:r>
           </w:p>
@@ -5815,22 +4466,16 @@
             <w:shd w:fill="E8EEF5"/>
           </w:tcPr>
           <w:p>
-            <w:pPr>
-              <w:spacing w:after="0"/>
-            </w:pPr>
             <w:r>
-              <w:rPr>
-                <w:rFonts w:ascii="Calibri" w:hAnsi="Calibri"/>
-                <w:b/>
-                <w:color w:val="0B2545"/>
-                <w:sz w:val="18"/>
-              </w:rPr>
               <w:t>Why it mattered</w:t>
             </w:r>
           </w:p>
         </w:tc>
       </w:tr>
       <w:tr>
+        <w:trPr>
+          <w:cantSplit/>
+        </w:trPr>
         <w:tc>
           <w:tcPr>
             <w:tcW w:type="dxa" w:w="2600"/>
@@ -5843,15 +4488,7 @@
             </w:tcMar>
           </w:tcPr>
           <w:p>
-            <w:pPr>
-              <w:spacing w:after="0" w:line="276" w:lineRule="auto"/>
-            </w:pPr>
             <w:r>
-              <w:rPr>
-                <w:rFonts w:ascii="Calibri" w:hAnsi="Calibri"/>
-                <w:color w:val="1E1E1E"/>
-                <w:sz w:val="18"/>
-              </w:rPr>
               <w:t>Substantial missingness</w:t>
             </w:r>
           </w:p>
@@ -5868,21 +4505,16 @@
             </w:tcMar>
           </w:tcPr>
           <w:p>
-            <w:pPr>
-              <w:spacing w:after="0" w:line="276" w:lineRule="auto"/>
-            </w:pPr>
             <w:r>
-              <w:rPr>
-                <w:rFonts w:ascii="Calibri" w:hAnsi="Calibri"/>
-                <w:color w:val="1E1E1E"/>
-                <w:sz w:val="18"/>
-              </w:rPr>
               <w:t>Competitor fields and historical visitor fields had substantial missingness, so the model/pipeline had to tolerate missing values and use fallbacks.</w:t>
             </w:r>
           </w:p>
         </w:tc>
       </w:tr>
       <w:tr>
+        <w:trPr>
+          <w:cantSplit/>
+        </w:trPr>
         <w:tc>
           <w:tcPr>
             <w:tcW w:type="dxa" w:w="2600"/>
@@ -5895,15 +4527,7 @@
             </w:tcMar>
           </w:tcPr>
           <w:p>
-            <w:pPr>
-              <w:spacing w:after="0" w:line="276" w:lineRule="auto"/>
-            </w:pPr>
             <w:r>
-              <w:rPr>
-                <w:rFonts w:ascii="Calibri" w:hAnsi="Calibri"/>
-                <w:color w:val="1E1E1E"/>
-                <w:sz w:val="18"/>
-              </w:rPr>
               <w:t>Target sparsity</w:t>
             </w:r>
           </w:p>
@@ -5920,21 +4544,16 @@
             </w:tcMar>
           </w:tcPr>
           <w:p>
-            <w:pPr>
-              <w:spacing w:after="0" w:line="276" w:lineRule="auto"/>
-            </w:pPr>
             <w:r>
-              <w:rPr>
-                <w:rFonts w:ascii="Calibri" w:hAnsi="Calibri"/>
-                <w:color w:val="1E1E1E"/>
-                <w:sz w:val="18"/>
-              </w:rPr>
               <w:t>Bookings and clicks were rare, creating a top-heavy and imbalanced ranking problem.</w:t>
             </w:r>
           </w:p>
         </w:tc>
       </w:tr>
       <w:tr>
+        <w:trPr>
+          <w:cantSplit/>
+        </w:trPr>
         <w:tc>
           <w:tcPr>
             <w:tcW w:type="dxa" w:w="2600"/>
@@ -5947,15 +4566,7 @@
             </w:tcMar>
           </w:tcPr>
           <w:p>
-            <w:pPr>
-              <w:spacing w:after="0" w:line="276" w:lineRule="auto"/>
-            </w:pPr>
             <w:r>
-              <w:rPr>
-                <w:rFonts w:ascii="Calibri" w:hAnsi="Calibri"/>
-                <w:color w:val="1E1E1E"/>
-                <w:sz w:val="18"/>
-              </w:rPr>
               <w:t>Price relationship</w:t>
             </w:r>
           </w:p>
@@ -5972,21 +4583,16 @@
             </w:tcMar>
           </w:tcPr>
           <w:p>
-            <w:pPr>
-              <w:spacing w:after="0" w:line="276" w:lineRule="auto"/>
-            </w:pPr>
             <w:r>
-              <w:rPr>
-                <w:rFonts w:ascii="Calibri" w:hAnsi="Calibri"/>
-                <w:color w:val="1E1E1E"/>
-                <w:sz w:val="18"/>
-              </w:rPr>
               <w:t>Price had a non-linear relationship with relevance; the report used a log-price visualization.</w:t>
             </w:r>
           </w:p>
         </w:tc>
       </w:tr>
       <w:tr>
+        <w:trPr>
+          <w:cantSplit/>
+        </w:trPr>
         <w:tc>
           <w:tcPr>
             <w:tcW w:type="dxa" w:w="2600"/>
@@ -5999,15 +4605,7 @@
             </w:tcMar>
           </w:tcPr>
           <w:p>
-            <w:pPr>
-              <w:spacing w:after="0" w:line="276" w:lineRule="auto"/>
-            </w:pPr>
             <w:r>
-              <w:rPr>
-                <w:rFonts w:ascii="Calibri" w:hAnsi="Calibri"/>
-                <w:color w:val="1E1E1E"/>
-                <w:sz w:val="18"/>
-              </w:rPr>
               <w:t>Within-query context</w:t>
             </w:r>
           </w:p>
@@ -6024,15 +4622,7 @@
             </w:tcMar>
           </w:tcPr>
           <w:p>
-            <w:pPr>
-              <w:spacing w:after="0" w:line="276" w:lineRule="auto"/>
-            </w:pPr>
             <w:r>
-              <w:rPr>
-                <w:rFonts w:ascii="Calibri" w:hAnsi="Calibri"/>
-                <w:color w:val="1E1E1E"/>
-                <w:sz w:val="18"/>
-              </w:rPr>
               <w:t>Relative features inside each search list were more informative than absolute feature values alone.</w:t>
             </w:r>
           </w:p>
@@ -6064,6 +4654,9 @@
         <w:gridCol w:w="9360"/>
       </w:tblGrid>
       <w:tr>
+        <w:trPr>
+          <w:cantSplit/>
+        </w:trPr>
         <w:tc>
           <w:tcPr>
             <w:tcW w:type="dxa" w:w="9360"/>
@@ -6077,29 +4670,9 @@
             <w:shd w:fill="F4F6F9"/>
           </w:tcPr>
           <w:p>
-            <w:pPr>
-              <w:spacing w:after="80"/>
-            </w:pPr>
             <w:r>
-              <w:rPr>
-                <w:rFonts w:ascii="Calibri" w:hAnsi="Calibri"/>
-                <w:b/>
-                <w:color w:val="0B2545"/>
-                <w:sz w:val="21"/>
-              </w:rPr>
               <w:t>Relevance label</w:t>
-            </w:r>
-          </w:p>
-          <w:p>
-            <w:pPr>
-              <w:spacing w:after="40" w:line="300" w:lineRule="auto"/>
-            </w:pPr>
-            <w:r>
-              <w:rPr>
-                <w:rFonts w:ascii="Calibri" w:hAnsi="Calibri"/>
-                <w:color w:val="0B2545"/>
-                <w:sz w:val="21"/>
-              </w:rPr>
+              <w:br/>
               <w:t>relevance = 5 * booking_bool + 1 * click_only, where click_only is click_bool when booking_bool is false. This gives bookings the strongest signal while still rewarding clicks.</w:t>
             </w:r>
           </w:p>
@@ -6172,6 +4745,9 @@
         <w:gridCol w:w="6760"/>
       </w:tblGrid>
       <w:tr>
+        <w:trPr>
+          <w:cantSplit/>
+        </w:trPr>
         <w:tc>
           <w:tcPr>
             <w:tcW w:type="dxa" w:w="2600"/>
@@ -6185,16 +4761,7 @@
             <w:shd w:fill="E8EEF5"/>
           </w:tcPr>
           <w:p>
-            <w:pPr>
-              <w:spacing w:after="0"/>
-            </w:pPr>
             <w:r>
-              <w:rPr>
-                <w:rFonts w:ascii="Calibri" w:hAnsi="Calibri"/>
-                <w:b/>
-                <w:color w:val="0B2545"/>
-                <w:sz w:val="18"/>
-              </w:rPr>
               <w:t>Feature group</w:t>
             </w:r>
           </w:p>
@@ -6212,22 +4779,16 @@
             <w:shd w:fill="E8EEF5"/>
           </w:tcPr>
           <w:p>
-            <w:pPr>
-              <w:spacing w:after="0"/>
-            </w:pPr>
             <w:r>
-              <w:rPr>
-                <w:rFonts w:ascii="Calibri" w:hAnsi="Calibri"/>
-                <w:b/>
-                <w:color w:val="0B2545"/>
-                <w:sz w:val="18"/>
-              </w:rPr>
               <w:t>Examples and motivation</w:t>
             </w:r>
           </w:p>
         </w:tc>
       </w:tr>
       <w:tr>
+        <w:trPr>
+          <w:cantSplit/>
+        </w:trPr>
         <w:tc>
           <w:tcPr>
             <w:tcW w:type="dxa" w:w="2600"/>
@@ -6240,15 +4801,7 @@
             </w:tcMar>
           </w:tcPr>
           <w:p>
-            <w:pPr>
-              <w:spacing w:after="0" w:line="276" w:lineRule="auto"/>
-            </w:pPr>
             <w:r>
-              <w:rPr>
-                <w:rFonts w:ascii="Calibri" w:hAnsi="Calibri"/>
-                <w:color w:val="1E1E1E"/>
-                <w:sz w:val="18"/>
-              </w:rPr>
               <w:t>Raw context/property features</w:t>
             </w:r>
           </w:p>
@@ -6265,21 +4818,16 @@
             </w:tcMar>
           </w:tcPr>
           <w:p>
-            <w:pPr>
-              <w:spacing w:after="0" w:line="276" w:lineRule="auto"/>
-            </w:pPr>
             <w:r>
-              <w:rPr>
-                <w:rFonts w:ascii="Calibri" w:hAnsi="Calibri"/>
-                <w:color w:val="1E1E1E"/>
-                <w:sz w:val="18"/>
-              </w:rPr>
-              <w:t>site_id, visitor country, destination, property stars, review score, price, promotion, booking window, party size.</w:t>
+              <w:t>site_id, visitor country, destination, property stars, review score, promotion, booking window, party size, date features, and log-transformed price features.</w:t>
             </w:r>
           </w:p>
         </w:tc>
       </w:tr>
       <w:tr>
+        <w:trPr>
+          <w:cantSplit/>
+        </w:trPr>
         <w:tc>
           <w:tcPr>
             <w:tcW w:type="dxa" w:w="2600"/>
@@ -6292,16 +4840,8 @@
             </w:tcMar>
           </w:tcPr>
           <w:p>
-            <w:pPr>
-              <w:spacing w:after="0" w:line="276" w:lineRule="auto"/>
-            </w:pPr>
             <w:r>
-              <w:rPr>
-                <w:rFonts w:ascii="Calibri" w:hAnsi="Calibri"/>
-                <w:color w:val="1E1E1E"/>
-                <w:sz w:val="18"/>
-              </w:rPr>
-              <w:t>Competitor aggregates</w:t>
+              <w:t>Competitor features</w:t>
             </w:r>
           </w:p>
         </w:tc>
@@ -6317,21 +4857,16 @@
             </w:tcMar>
           </w:tcPr>
           <w:p>
-            <w:pPr>
-              <w:spacing w:after="0" w:line="276" w:lineRule="auto"/>
-            </w:pPr>
             <w:r>
-              <w:rPr>
-                <w:rFonts w:ascii="Calibri" w:hAnsi="Calibri"/>
-                <w:color w:val="1E1E1E"/>
-                <w:sz w:val="18"/>
-              </w:rPr>
-              <w:t>Mean comp_rate, comp_inv, and comp_rate_percent_diff over competitors 1-8, reducing sparse competitor columns into compact signals.</w:t>
+              <w:t>Counts of cheaper, pricier, and unavailable competitors plus the maximum clipped competitor price difference.</w:t>
             </w:r>
           </w:p>
         </w:tc>
       </w:tr>
       <w:tr>
+        <w:trPr>
+          <w:cantSplit/>
+        </w:trPr>
         <w:tc>
           <w:tcPr>
             <w:tcW w:type="dxa" w:w="2600"/>
@@ -6344,15 +4879,7 @@
             </w:tcMar>
           </w:tcPr>
           <w:p>
-            <w:pPr>
-              <w:spacing w:after="0" w:line="276" w:lineRule="auto"/>
-            </w:pPr>
             <w:r>
-              <w:rPr>
-                <w:rFonts w:ascii="Calibri" w:hAnsi="Calibri"/>
-                <w:color w:val="1E1E1E"/>
-                <w:sz w:val="18"/>
-              </w:rPr>
               <w:t>Within-query relative features</w:t>
             </w:r>
           </w:p>
@@ -6369,21 +4896,16 @@
             </w:tcMar>
           </w:tcPr>
           <w:p>
-            <w:pPr>
-              <w:spacing w:after="0" w:line="276" w:lineRule="auto"/>
-            </w:pPr>
             <w:r>
-              <w:rPr>
-                <w:rFonts w:ascii="Calibri" w:hAnsi="Calibri"/>
-                <w:color w:val="1E1E1E"/>
-                <w:sz w:val="18"/>
-              </w:rPr>
-              <w:t>price_rank_pct, price_vs_search_mean, star_vs_search_mean, review_vs_search_mean; useful because ranking is relative inside a search.</w:t>
+              <w:t>price, location, star, and review z-scores/rank percentiles inside each srch_id; useful because ranking is relative inside a search.</w:t>
             </w:r>
           </w:p>
         </w:tc>
       </w:tr>
       <w:tr>
+        <w:trPr>
+          <w:cantSplit/>
+        </w:trPr>
         <w:tc>
           <w:tcPr>
             <w:tcW w:type="dxa" w:w="2600"/>
@@ -6396,16 +4918,8 @@
             </w:tcMar>
           </w:tcPr>
           <w:p>
-            <w:pPr>
-              <w:spacing w:after="0" w:line="276" w:lineRule="auto"/>
-            </w:pPr>
             <w:r>
-              <w:rPr>
-                <w:rFonts w:ascii="Calibri" w:hAnsi="Calibri"/>
-                <w:color w:val="1E1E1E"/>
-                <w:sz w:val="18"/>
-              </w:rPr>
-              <w:t>Popularity priors</w:t>
+              <w:t>Target-encoded priors</w:t>
             </w:r>
           </w:p>
         </w:tc>
@@ -6421,16 +4935,8 @@
             </w:tcMar>
           </w:tcPr>
           <w:p>
-            <w:pPr>
-              <w:spacing w:after="0" w:line="276" w:lineRule="auto"/>
-            </w:pPr>
             <w:r>
-              <w:rPr>
-                <w:rFonts w:ascii="Calibri" w:hAnsi="Calibri"/>
-                <w:color w:val="1E1E1E"/>
-                <w:sz w:val="18"/>
-              </w:rPr>
-              <w:t>global property score and destination-property score with Bayesian smoothing; captures historical attractiveness while avoiding unstable rare-count estimates.</w:t>
+              <w:t>property CTR, property booking rate, mean property position, destination-property score, destination-star score, and destination popularity with smoothing/fallbacks.</w:t>
             </w:r>
           </w:p>
         </w:tc>
@@ -6465,6 +4971,9 @@
         <w:gridCol w:w="2460"/>
       </w:tblGrid>
       <w:tr>
+        <w:trPr>
+          <w:cantSplit/>
+        </w:trPr>
         <w:tc>
           <w:tcPr>
             <w:tcW w:type="dxa" w:w="1700"/>
@@ -6478,16 +4987,7 @@
             <w:shd w:fill="E8EEF5"/>
           </w:tcPr>
           <w:p>
-            <w:pPr>
-              <w:spacing w:after="0"/>
-            </w:pPr>
             <w:r>
-              <w:rPr>
-                <w:rFonts w:ascii="Calibri" w:hAnsi="Calibri"/>
-                <w:b/>
-                <w:color w:val="0B2545"/>
-                <w:sz w:val="17"/>
-              </w:rPr>
               <w:t>Model</w:t>
             </w:r>
           </w:p>
@@ -6505,16 +5005,7 @@
             <w:shd w:fill="E8EEF5"/>
           </w:tcPr>
           <w:p>
-            <w:pPr>
-              <w:spacing w:after="0"/>
-            </w:pPr>
             <w:r>
-              <w:rPr>
-                <w:rFonts w:ascii="Calibri" w:hAnsi="Calibri"/>
-                <w:b/>
-                <w:color w:val="0B2545"/>
-                <w:sz w:val="17"/>
-              </w:rPr>
               <w:t>How it works</w:t>
             </w:r>
           </w:p>
@@ -6532,16 +5023,7 @@
             <w:shd w:fill="E8EEF5"/>
           </w:tcPr>
           <w:p>
-            <w:pPr>
-              <w:spacing w:after="0"/>
-            </w:pPr>
             <w:r>
-              <w:rPr>
-                <w:rFonts w:ascii="Calibri" w:hAnsi="Calibri"/>
-                <w:b/>
-                <w:color w:val="0B2545"/>
-                <w:sz w:val="17"/>
-              </w:rPr>
               <w:t>NDCG@5</w:t>
             </w:r>
           </w:p>
@@ -6559,22 +5041,16 @@
             <w:shd w:fill="E8EEF5"/>
           </w:tcPr>
           <w:p>
-            <w:pPr>
-              <w:spacing w:after="0"/>
-            </w:pPr>
             <w:r>
-              <w:rPr>
-                <w:rFonts w:ascii="Calibri" w:hAnsi="Calibri"/>
-                <w:b/>
-                <w:color w:val="0B2545"/>
-                <w:sz w:val="17"/>
-              </w:rPr>
               <w:t>Why it was used</w:t>
             </w:r>
           </w:p>
         </w:tc>
       </w:tr>
       <w:tr>
+        <w:trPr>
+          <w:cantSplit/>
+        </w:trPr>
         <w:tc>
           <w:tcPr>
             <w:tcW w:type="dxa" w:w="1700"/>
@@ -6587,15 +5063,7 @@
             </w:tcMar>
           </w:tcPr>
           <w:p>
-            <w:pPr>
-              <w:spacing w:after="0" w:line="276" w:lineRule="auto"/>
-            </w:pPr>
             <w:r>
-              <w:rPr>
-                <w:rFonts w:ascii="Calibri" w:hAnsi="Calibri"/>
-                <w:color w:val="1E1E1E"/>
-                <w:sz w:val="17"/>
-              </w:rPr>
               <w:t>Popularity baseline</w:t>
             </w:r>
           </w:p>
@@ -6612,16 +5080,8 @@
             </w:tcMar>
           </w:tcPr>
           <w:p>
-            <w:pPr>
-              <w:spacing w:after="0" w:line="276" w:lineRule="auto"/>
-            </w:pPr>
             <w:r>
-              <w:rPr>
-                <w:rFonts w:ascii="Calibri" w:hAnsi="Calibri"/>
-                <w:color w:val="1E1E1E"/>
-                <w:sz w:val="17"/>
-              </w:rPr>
-              <w:t>Ranks with smoothed historical relevance priors: 0.4 global property score + 0.6 destination-property score.</w:t>
+              <w:t>Ranks with smoothed historical priors: 0.5 destination-property score + 0.5 property CTR.</w:t>
             </w:r>
           </w:p>
         </w:tc>
@@ -6637,16 +5097,8 @@
             </w:tcMar>
           </w:tcPr>
           <w:p>
-            <w:pPr>
-              <w:spacing w:after="0" w:line="276" w:lineRule="auto"/>
-            </w:pPr>
             <w:r>
-              <w:rPr>
-                <w:rFonts w:ascii="Calibri" w:hAnsi="Calibri"/>
-                <w:color w:val="1E1E1E"/>
-                <w:sz w:val="17"/>
-              </w:rPr>
-              <w:t>0.2487</w:t>
+              <w:t>0.2417</w:t>
             </w:r>
           </w:p>
         </w:tc>
@@ -6662,21 +5114,16 @@
             </w:tcMar>
           </w:tcPr>
           <w:p>
-            <w:pPr>
-              <w:spacing w:after="0" w:line="276" w:lineRule="auto"/>
-            </w:pPr>
             <w:r>
-              <w:rPr>
-                <w:rFonts w:ascii="Calibri" w:hAnsi="Calibri"/>
-                <w:color w:val="1E1E1E"/>
-                <w:sz w:val="17"/>
-              </w:rPr>
               <w:t>Simple, scalable, interpretable recommender baseline.</w:t>
             </w:r>
           </w:p>
         </w:tc>
       </w:tr>
       <w:tr>
+        <w:trPr>
+          <w:cantSplit/>
+        </w:trPr>
         <w:tc>
           <w:tcPr>
             <w:tcW w:type="dxa" w:w="1700"/>
@@ -6689,16 +5136,8 @@
             </w:tcMar>
           </w:tcPr>
           <w:p>
-            <w:pPr>
-              <w:spacing w:after="0" w:line="276" w:lineRule="auto"/>
-            </w:pPr>
             <w:r>
-              <w:rPr>
-                <w:rFonts w:ascii="Calibri" w:hAnsi="Calibri"/>
-                <w:color w:val="1E1E1E"/>
-                <w:sz w:val="17"/>
-              </w:rPr>
-              <w:t>Gradient boosting</w:t>
+              <w:t>LightGBM LambdaMART</w:t>
             </w:r>
           </w:p>
         </w:tc>
@@ -6714,16 +5153,8 @@
             </w:tcMar>
           </w:tcPr>
           <w:p>
-            <w:pPr>
-              <w:spacing w:after="0" w:line="276" w:lineRule="auto"/>
-            </w:pPr>
             <w:r>
-              <w:rPr>
-                <w:rFonts w:ascii="Calibri" w:hAnsi="Calibri"/>
-                <w:color w:val="1E1E1E"/>
-                <w:sz w:val="17"/>
-              </w:rPr>
-              <w:t>HistGradientBoostingRegressor trained pointwise on graded relevance labels.</w:t>
+              <w:t>LGBMRanker trained with the lambdarank objective and search-level group sizes.</w:t>
             </w:r>
           </w:p>
         </w:tc>
@@ -6739,16 +5170,8 @@
             </w:tcMar>
           </w:tcPr>
           <w:p>
-            <w:pPr>
-              <w:spacing w:after="0" w:line="276" w:lineRule="auto"/>
-            </w:pPr>
             <w:r>
-              <w:rPr>
-                <w:rFonts w:ascii="Calibri" w:hAnsi="Calibri"/>
-                <w:color w:val="1E1E1E"/>
-                <w:sz w:val="17"/>
-              </w:rPr>
-              <w:t>0.2813</w:t>
+              <w:t>0.3895</w:t>
             </w:r>
           </w:p>
         </w:tc>
@@ -6764,21 +5187,16 @@
             </w:tcMar>
           </w:tcPr>
           <w:p>
-            <w:pPr>
-              <w:spacing w:after="0" w:line="276" w:lineRule="auto"/>
-            </w:pPr>
             <w:r>
-              <w:rPr>
-                <w:rFonts w:ascii="Calibri" w:hAnsi="Calibri"/>
-                <w:color w:val="1E1E1E"/>
-                <w:sz w:val="17"/>
-              </w:rPr>
-              <w:t>Uses contextual, property, competitor, relative, and popularity features.</w:t>
+              <w:t>Uses contextual, property, competitor, relative, and target-encoded features.</w:t>
             </w:r>
           </w:p>
         </w:tc>
       </w:tr>
       <w:tr>
+        <w:trPr>
+          <w:cantSplit/>
+        </w:trPr>
         <w:tc>
           <w:tcPr>
             <w:tcW w:type="dxa" w:w="1700"/>
@@ -6791,16 +5209,8 @@
             </w:tcMar>
           </w:tcPr>
           <w:p>
-            <w:pPr>
-              <w:spacing w:after="0" w:line="276" w:lineRule="auto"/>
-            </w:pPr>
             <w:r>
-              <w:rPr>
-                <w:rFonts w:ascii="Calibri" w:hAnsi="Calibri"/>
-                <w:color w:val="1E1E1E"/>
-                <w:sz w:val="17"/>
-              </w:rPr>
-              <w:t>Mitigated gradient boosting</w:t>
+              <w:t>Mitigated LambdaMART</w:t>
             </w:r>
           </w:p>
         </w:tc>
@@ -6816,15 +5226,7 @@
             </w:tcMar>
           </w:tcPr>
           <w:p>
-            <w:pPr>
-              <w:spacing w:after="0" w:line="276" w:lineRule="auto"/>
-            </w:pPr>
             <w:r>
-              <w:rPr>
-                <w:rFonts w:ascii="Calibri" w:hAnsi="Calibri"/>
-                <w:color w:val="1E1E1E"/>
-                <w:sz w:val="17"/>
-              </w:rPr>
               <w:t>Same model family with family-query sample reweighting.</w:t>
             </w:r>
           </w:p>
@@ -6841,16 +5243,8 @@
             </w:tcMar>
           </w:tcPr>
           <w:p>
-            <w:pPr>
-              <w:spacing w:after="0" w:line="276" w:lineRule="auto"/>
-            </w:pPr>
             <w:r>
-              <w:rPr>
-                <w:rFonts w:ascii="Calibri" w:hAnsi="Calibri"/>
-                <w:color w:val="1E1E1E"/>
-                <w:sz w:val="17"/>
-              </w:rPr>
-              <w:t>0.2810</w:t>
+              <w:t>0.3894</w:t>
             </w:r>
           </w:p>
         </w:tc>
@@ -6866,16 +5260,8 @@
             </w:tcMar>
           </w:tcPr>
           <w:p>
-            <w:pPr>
-              <w:spacing w:after="0" w:line="276" w:lineRule="auto"/>
-            </w:pPr>
             <w:r>
-              <w:rPr>
-                <w:rFonts w:ascii="Calibri" w:hAnsi="Calibri"/>
-                <w:color w:val="1E1E1E"/>
-                <w:sz w:val="17"/>
-              </w:rPr>
-              <w:t>Final model because it reduced fairness gap with minimal global NDCG loss.</w:t>
+              <w:t>Reduced fairness gap with minimal global NDCG loss.</w:t>
             </w:r>
           </w:p>
         </w:tc>
@@ -6900,6 +5286,9 @@
         <w:gridCol w:w="6360"/>
       </w:tblGrid>
       <w:tr>
+        <w:trPr>
+          <w:cantSplit/>
+        </w:trPr>
         <w:tc>
           <w:tcPr>
             <w:tcW w:type="dxa" w:w="3000"/>
@@ -6913,16 +5302,7 @@
             <w:shd w:fill="E8EEF5"/>
           </w:tcPr>
           <w:p>
-            <w:pPr>
-              <w:spacing w:after="0"/>
-            </w:pPr>
             <w:r>
-              <w:rPr>
-                <w:rFonts w:ascii="Calibri" w:hAnsi="Calibri"/>
-                <w:b/>
-                <w:color w:val="0B2545"/>
-                <w:sz w:val="18"/>
-              </w:rPr>
               <w:t>Parameter</w:t>
             </w:r>
           </w:p>
@@ -6940,95 +5320,47 @@
             <w:shd w:fill="E8EEF5"/>
           </w:tcPr>
           <w:p>
-            <w:pPr>
-              <w:spacing w:after="0"/>
-            </w:pPr>
             <w:r>
-              <w:rPr>
-                <w:rFonts w:ascii="Calibri" w:hAnsi="Calibri"/>
-                <w:b/>
-                <w:color w:val="0B2545"/>
-                <w:sz w:val="18"/>
-              </w:rPr>
               <w:t>Value</w:t>
             </w:r>
           </w:p>
         </w:tc>
       </w:tr>
       <w:tr>
+        <w:trPr>
+          <w:cantSplit/>
+        </w:trPr>
         <w:tc>
           <w:tcPr>
             <w:tcW w:type="dxa" w:w="3000"/>
-            <w:vAlign w:val="center"/>
-            <w:tcMar>
-              <w:top w:w="80" w:type="dxa"/>
-              <w:start w:w="120" w:type="dxa"/>
-              <w:bottom w:w="80" w:type="dxa"/>
-              <w:end w:w="120" w:type="dxa"/>
-            </w:tcMar>
           </w:tcPr>
           <w:p>
-            <w:pPr>
-              <w:spacing w:after="0" w:line="276" w:lineRule="auto"/>
-            </w:pPr>
             <w:r>
-              <w:rPr>
-                <w:rFonts w:ascii="Calibri" w:hAnsi="Calibri"/>
-                <w:color w:val="1E1E1E"/>
-                <w:sz w:val="18"/>
-              </w:rPr>
-              <w:t>max_depth</w:t>
+              <w:t>objective</w:t>
             </w:r>
           </w:p>
         </w:tc>
         <w:tc>
           <w:tcPr>
             <w:tcW w:type="dxa" w:w="6360"/>
-            <w:vAlign w:val="center"/>
-            <w:tcMar>
-              <w:top w:w="80" w:type="dxa"/>
-              <w:start w:w="120" w:type="dxa"/>
-              <w:bottom w:w="80" w:type="dxa"/>
-              <w:end w:w="120" w:type="dxa"/>
-            </w:tcMar>
           </w:tcPr>
           <w:p>
-            <w:pPr>
-              <w:spacing w:after="0" w:line="276" w:lineRule="auto"/>
-            </w:pPr>
             <w:r>
-              <w:rPr>
-                <w:rFonts w:ascii="Calibri" w:hAnsi="Calibri"/>
-                <w:color w:val="1E1E1E"/>
-                <w:sz w:val="18"/>
-              </w:rPr>
-              <w:t>8</w:t>
+              <w:t>lambdarank</w:t>
             </w:r>
           </w:p>
         </w:tc>
       </w:tr>
       <w:tr>
+        <w:trPr>
+          <w:cantSplit/>
+        </w:trPr>
         <w:tc>
           <w:tcPr>
             <w:tcW w:type="dxa" w:w="3000"/>
-            <w:vAlign w:val="center"/>
-            <w:tcMar>
-              <w:top w:w="80" w:type="dxa"/>
-              <w:start w:w="120" w:type="dxa"/>
-              <w:bottom w:w="80" w:type="dxa"/>
-              <w:end w:w="120" w:type="dxa"/>
-            </w:tcMar>
           </w:tcPr>
           <w:p>
-            <w:pPr>
-              <w:spacing w:after="0" w:line="276" w:lineRule="auto"/>
-            </w:pPr>
             <w:r>
-              <w:rPr>
-                <w:rFonts w:ascii="Calibri" w:hAnsi="Calibri"/>
-                <w:color w:val="1E1E1E"/>
-                <w:sz w:val="18"/>
-              </w:rPr>
               <w:t>learning_rate</w:t>
             </w:r>
           </w:p>
@@ -7036,155 +5368,124 @@
         <w:tc>
           <w:tcPr>
             <w:tcW w:type="dxa" w:w="6360"/>
-            <w:vAlign w:val="center"/>
-            <w:tcMar>
-              <w:top w:w="80" w:type="dxa"/>
-              <w:start w:w="120" w:type="dxa"/>
-              <w:bottom w:w="80" w:type="dxa"/>
-              <w:end w:w="120" w:type="dxa"/>
-            </w:tcMar>
           </w:tcPr>
           <w:p>
-            <w:pPr>
-              <w:spacing w:after="0" w:line="276" w:lineRule="auto"/>
-            </w:pPr>
             <w:r>
-              <w:rPr>
-                <w:rFonts w:ascii="Calibri" w:hAnsi="Calibri"/>
-                <w:color w:val="1E1E1E"/>
-                <w:sz w:val="18"/>
-              </w:rPr>
-              <w:t>0.06</w:t>
+              <w:t>0.05</w:t>
             </w:r>
           </w:p>
         </w:tc>
       </w:tr>
       <w:tr>
+        <w:trPr>
+          <w:cantSplit/>
+        </w:trPr>
         <w:tc>
           <w:tcPr>
             <w:tcW w:type="dxa" w:w="3000"/>
-            <w:vAlign w:val="center"/>
-            <w:tcMar>
-              <w:top w:w="80" w:type="dxa"/>
-              <w:start w:w="120" w:type="dxa"/>
-              <w:bottom w:w="80" w:type="dxa"/>
-              <w:end w:w="120" w:type="dxa"/>
-            </w:tcMar>
           </w:tcPr>
           <w:p>
-            <w:pPr>
-              <w:spacing w:after="0" w:line="276" w:lineRule="auto"/>
-            </w:pPr>
             <w:r>
-              <w:rPr>
-                <w:rFonts w:ascii="Calibri" w:hAnsi="Calibri"/>
-                <w:color w:val="1E1E1E"/>
-                <w:sz w:val="18"/>
-              </w:rPr>
-              <w:t>max_iter</w:t>
+              <w:t>num_leaves</w:t>
             </w:r>
           </w:p>
         </w:tc>
         <w:tc>
           <w:tcPr>
             <w:tcW w:type="dxa" w:w="6360"/>
-            <w:vAlign w:val="center"/>
-            <w:tcMar>
-              <w:top w:w="80" w:type="dxa"/>
-              <w:start w:w="120" w:type="dxa"/>
-              <w:bottom w:w="80" w:type="dxa"/>
-              <w:end w:w="120" w:type="dxa"/>
-            </w:tcMar>
           </w:tcPr>
           <w:p>
-            <w:pPr>
-              <w:spacing w:after="0" w:line="276" w:lineRule="auto"/>
-            </w:pPr>
             <w:r>
-              <w:rPr>
-                <w:rFonts w:ascii="Calibri" w:hAnsi="Calibri"/>
-                <w:color w:val="1E1E1E"/>
-                <w:sz w:val="18"/>
-              </w:rPr>
-              <w:t>300</w:t>
+              <w:t>255</w:t>
             </w:r>
           </w:p>
         </w:tc>
       </w:tr>
       <w:tr>
+        <w:trPr>
+          <w:cantSplit/>
+        </w:trPr>
         <w:tc>
           <w:tcPr>
             <w:tcW w:type="dxa" w:w="3000"/>
-            <w:vAlign w:val="center"/>
-            <w:tcMar>
-              <w:top w:w="80" w:type="dxa"/>
-              <w:start w:w="120" w:type="dxa"/>
-              <w:bottom w:w="80" w:type="dxa"/>
-              <w:end w:w="120" w:type="dxa"/>
-            </w:tcMar>
           </w:tcPr>
           <w:p>
-            <w:pPr>
-              <w:spacing w:after="0" w:line="276" w:lineRule="auto"/>
-            </w:pPr>
             <w:r>
-              <w:rPr>
-                <w:rFonts w:ascii="Calibri" w:hAnsi="Calibri"/>
-                <w:color w:val="1E1E1E"/>
-                <w:sz w:val="18"/>
-              </w:rPr>
-              <w:t>l2_regularization</w:t>
+              <w:t>feature_fraction</w:t>
             </w:r>
           </w:p>
         </w:tc>
         <w:tc>
           <w:tcPr>
             <w:tcW w:type="dxa" w:w="6360"/>
-            <w:vAlign w:val="center"/>
-            <w:tcMar>
-              <w:top w:w="80" w:type="dxa"/>
-              <w:start w:w="120" w:type="dxa"/>
-              <w:bottom w:w="80" w:type="dxa"/>
-              <w:end w:w="120" w:type="dxa"/>
-            </w:tcMar>
           </w:tcPr>
           <w:p>
-            <w:pPr>
-              <w:spacing w:after="0" w:line="276" w:lineRule="auto"/>
-            </w:pPr>
             <w:r>
-              <w:rPr>
-                <w:rFonts w:ascii="Calibri" w:hAnsi="Calibri"/>
-                <w:color w:val="1E1E1E"/>
-                <w:sz w:val="18"/>
-              </w:rPr>
-              <w:t>0.02</w:t>
+              <w:t>0.85</w:t>
             </w:r>
           </w:p>
         </w:tc>
       </w:tr>
       <w:tr>
+        <w:trPr>
+          <w:cantSplit/>
+        </w:trPr>
         <w:tc>
           <w:tcPr>
             <w:tcW w:type="dxa" w:w="3000"/>
-            <w:vAlign w:val="center"/>
-            <w:tcMar>
-              <w:top w:w="80" w:type="dxa"/>
-              <w:start w:w="120" w:type="dxa"/>
-              <w:bottom w:w="80" w:type="dxa"/>
-              <w:end w:w="120" w:type="dxa"/>
-            </w:tcMar>
           </w:tcPr>
           <w:p>
-            <w:pPr>
-              <w:spacing w:after="0" w:line="276" w:lineRule="auto"/>
-            </w:pPr>
             <w:r>
-              <w:rPr>
-                <w:rFonts w:ascii="Calibri" w:hAnsi="Calibri"/>
-                <w:color w:val="1E1E1E"/>
-                <w:sz w:val="18"/>
-              </w:rPr>
+              <w:t>bagging_fraction</w:t>
+            </w:r>
+          </w:p>
+        </w:tc>
+        <w:tc>
+          <w:tcPr>
+            <w:tcW w:type="dxa" w:w="6360"/>
+          </w:tcPr>
+          <w:p>
+            <w:r>
+              <w:t>0.85</w:t>
+            </w:r>
+          </w:p>
+        </w:tc>
+      </w:tr>
+      <w:tr>
+        <w:trPr>
+          <w:cantSplit/>
+        </w:trPr>
+        <w:tc>
+          <w:tcPr>
+            <w:tcW w:type="dxa" w:w="3000"/>
+          </w:tcPr>
+          <w:p>
+            <w:r>
+              <w:t>n_estimators / early stopping</w:t>
+            </w:r>
+          </w:p>
+        </w:tc>
+        <w:tc>
+          <w:tcPr>
+            <w:tcW w:type="dxa" w:w="6360"/>
+          </w:tcPr>
+          <w:p>
+            <w:r>
+              <w:t>1500 with early stopping; best iterations 284 and 317</w:t>
+            </w:r>
+          </w:p>
+        </w:tc>
+      </w:tr>
+      <w:tr>
+        <w:trPr>
+          <w:cantSplit/>
+        </w:trPr>
+        <w:tc>
+          <w:tcPr>
+            <w:tcW w:type="dxa" w:w="3000"/>
+          </w:tcPr>
+          <w:p>
+            <w:r>
               <w:t>random_state</w:t>
             </w:r>
           </w:p>
@@ -7192,24 +5493,9 @@
         <w:tc>
           <w:tcPr>
             <w:tcW w:type="dxa" w:w="6360"/>
-            <w:vAlign w:val="center"/>
-            <w:tcMar>
-              <w:top w:w="80" w:type="dxa"/>
-              <w:start w:w="120" w:type="dxa"/>
-              <w:bottom w:w="80" w:type="dxa"/>
-              <w:end w:w="120" w:type="dxa"/>
-            </w:tcMar>
           </w:tcPr>
           <w:p>
-            <w:pPr>
-              <w:spacing w:after="0" w:line="276" w:lineRule="auto"/>
-            </w:pPr>
             <w:r>
-              <w:rPr>
-                <w:rFonts w:ascii="Calibri" w:hAnsi="Calibri"/>
-                <w:color w:val="1E1E1E"/>
-                <w:sz w:val="18"/>
-              </w:rPr>
               <w:t>42</w:t>
             </w:r>
           </w:p>
@@ -7233,6 +5519,9 @@
         <w:gridCol w:w="9360"/>
       </w:tblGrid>
       <w:tr>
+        <w:trPr>
+          <w:cantSplit/>
+        </w:trPr>
         <w:tc>
           <w:tcPr>
             <w:tcW w:type="dxa" w:w="9360"/>
@@ -7246,30 +5535,8 @@
             <w:shd w:fill="F4F6F9"/>
           </w:tcPr>
           <w:p>
-            <w:pPr>
-              <w:spacing w:after="80"/>
-            </w:pPr>
             <w:r>
-              <w:rPr>
-                <w:rFonts w:ascii="Calibri" w:hAnsi="Calibri"/>
-                <w:b/>
-                <w:color w:val="0B2545"/>
-                <w:sz w:val="21"/>
-              </w:rPr>
-              <w:t>Recommendation takeaway</w:t>
-            </w:r>
-          </w:p>
-          <w:p>
-            <w:pPr>
-              <w:spacing w:after="40" w:line="300" w:lineRule="auto"/>
-            </w:pPr>
-            <w:r>
-              <w:rPr>
-                <w:rFonts w:ascii="Calibri" w:hAnsi="Calibri"/>
-                <w:color w:val="0B2545"/>
-                <w:sz w:val="21"/>
-              </w:rPr>
-              <w:t>The popularity baseline was already meaningful, but the boosted model improved NDCG@5 by about 0.0326 absolute because it used query context and engineered relative features.</w:t>
+              <w:t>Recommendation takeaway | The popularity baseline was meaningful, but LambdaMART improved NDCG@5 by about 0.1478 absolute because it used query context, engineered relative features, and target-encoded priors.</w:t>
             </w:r>
           </w:p>
         </w:tc>
@@ -7302,6 +5569,9 @@
         <w:gridCol w:w="6760"/>
       </w:tblGrid>
       <w:tr>
+        <w:trPr>
+          <w:cantSplit/>
+        </w:trPr>
         <w:tc>
           <w:tcPr>
             <w:tcW w:type="dxa" w:w="2600"/>
@@ -7315,16 +5585,7 @@
             <w:shd w:fill="E8EEF5"/>
           </w:tcPr>
           <w:p>
-            <w:pPr>
-              <w:spacing w:after="0"/>
-            </w:pPr>
             <w:r>
-              <w:rPr>
-                <w:rFonts w:ascii="Calibri" w:hAnsi="Calibri"/>
-                <w:b/>
-                <w:color w:val="0B2545"/>
-                <w:sz w:val="18"/>
-              </w:rPr>
               <w:t>Bias element</w:t>
             </w:r>
           </w:p>
@@ -7342,22 +5603,16 @@
             <w:shd w:fill="E8EEF5"/>
           </w:tcPr>
           <w:p>
-            <w:pPr>
-              <w:spacing w:after="0"/>
-            </w:pPr>
             <w:r>
-              <w:rPr>
-                <w:rFonts w:ascii="Calibri" w:hAnsi="Calibri"/>
-                <w:b/>
-                <w:color w:val="0B2545"/>
-                <w:sz w:val="18"/>
-              </w:rPr>
               <w:t>Project choice</w:t>
             </w:r>
           </w:p>
         </w:tc>
       </w:tr>
       <w:tr>
+        <w:trPr>
+          <w:cantSplit/>
+        </w:trPr>
         <w:tc>
           <w:tcPr>
             <w:tcW w:type="dxa" w:w="2600"/>
@@ -7370,15 +5625,7 @@
             </w:tcMar>
           </w:tcPr>
           <w:p>
-            <w:pPr>
-              <w:spacing w:after="0" w:line="276" w:lineRule="auto"/>
-            </w:pPr>
             <w:r>
-              <w:rPr>
-                <w:rFonts w:ascii="Calibri" w:hAnsi="Calibri"/>
-                <w:color w:val="1E1E1E"/>
-                <w:sz w:val="18"/>
-              </w:rPr>
               <w:t>Group definition</w:t>
             </w:r>
           </w:p>
@@ -7395,21 +5642,16 @@
             </w:tcMar>
           </w:tcPr>
           <w:p>
-            <w:pPr>
-              <w:spacing w:after="0" w:line="276" w:lineRule="auto"/>
-            </w:pPr>
             <w:r>
-              <w:rPr>
-                <w:rFonts w:ascii="Calibri" w:hAnsi="Calibri"/>
-                <w:color w:val="1E1E1E"/>
-                <w:sz w:val="18"/>
-              </w:rPr>
               <w:t>family if srch_children_count &gt; 0; otherwise non_family.</w:t>
             </w:r>
           </w:p>
         </w:tc>
       </w:tr>
       <w:tr>
+        <w:trPr>
+          <w:cantSplit/>
+        </w:trPr>
         <w:tc>
           <w:tcPr>
             <w:tcW w:type="dxa" w:w="2600"/>
@@ -7422,15 +5664,7 @@
             </w:tcMar>
           </w:tcPr>
           <w:p>
-            <w:pPr>
-              <w:spacing w:after="0" w:line="276" w:lineRule="auto"/>
-            </w:pPr>
             <w:r>
-              <w:rPr>
-                <w:rFonts w:ascii="Calibri" w:hAnsi="Calibri"/>
-                <w:color w:val="1E1E1E"/>
-                <w:sz w:val="18"/>
-              </w:rPr>
               <w:t>Fairness metric</w:t>
             </w:r>
           </w:p>
@@ -7447,21 +5681,16 @@
             </w:tcMar>
           </w:tcPr>
           <w:p>
-            <w:pPr>
-              <w:spacing w:after="0" w:line="276" w:lineRule="auto"/>
-            </w:pPr>
             <w:r>
-              <w:rPr>
-                <w:rFonts w:ascii="Calibri" w:hAnsi="Calibri"/>
-                <w:color w:val="1E1E1E"/>
-                <w:sz w:val="18"/>
-              </w:rPr>
               <w:t>NDCG@5 by group.</w:t>
             </w:r>
           </w:p>
         </w:tc>
       </w:tr>
       <w:tr>
+        <w:trPr>
+          <w:cantSplit/>
+        </w:trPr>
         <w:tc>
           <w:tcPr>
             <w:tcW w:type="dxa" w:w="2600"/>
@@ -7474,15 +5703,7 @@
             </w:tcMar>
           </w:tcPr>
           <w:p>
-            <w:pPr>
-              <w:spacing w:after="0" w:line="276" w:lineRule="auto"/>
-            </w:pPr>
             <w:r>
-              <w:rPr>
-                <w:rFonts w:ascii="Calibri" w:hAnsi="Calibri"/>
-                <w:color w:val="1E1E1E"/>
-                <w:sz w:val="18"/>
-              </w:rPr>
               <w:t>Family share</w:t>
             </w:r>
           </w:p>
@@ -7499,21 +5720,16 @@
             </w:tcMar>
           </w:tcPr>
           <w:p>
-            <w:pPr>
-              <w:spacing w:after="0" w:line="276" w:lineRule="auto"/>
-            </w:pPr>
             <w:r>
-              <w:rPr>
-                <w:rFonts w:ascii="Calibri" w:hAnsi="Calibri"/>
-                <w:color w:val="1E1E1E"/>
-                <w:sz w:val="18"/>
-              </w:rPr>
-              <w:t>About 24.3% of validation queries.</w:t>
+              <w:t>About 24.5% of validation queries.</w:t>
             </w:r>
           </w:p>
         </w:tc>
       </w:tr>
       <w:tr>
+        <w:trPr>
+          <w:cantSplit/>
+        </w:trPr>
         <w:tc>
           <w:tcPr>
             <w:tcW w:type="dxa" w:w="2600"/>
@@ -7526,15 +5742,7 @@
             </w:tcMar>
           </w:tcPr>
           <w:p>
-            <w:pPr>
-              <w:spacing w:after="0" w:line="276" w:lineRule="auto"/>
-            </w:pPr>
             <w:r>
-              <w:rPr>
-                <w:rFonts w:ascii="Calibri" w:hAnsi="Calibri"/>
-                <w:color w:val="1E1E1E"/>
-                <w:sz w:val="18"/>
-              </w:rPr>
               <w:t>Mitigation method</w:t>
             </w:r>
           </w:p>
@@ -7551,15 +5759,7 @@
             </w:tcMar>
           </w:tcPr>
           <w:p>
-            <w:pPr>
-              <w:spacing w:after="0" w:line="276" w:lineRule="auto"/>
-            </w:pPr>
             <w:r>
-              <w:rPr>
-                <w:rFonts w:ascii="Calibri" w:hAnsi="Calibri"/>
-                <w:color w:val="1E1E1E"/>
-                <w:sz w:val="18"/>
-              </w:rPr>
               <w:t>Pre-processing reweighting: family-query training rows received sample weight 1.6; non-family rows kept weight 1.0.</w:t>
             </w:r>
           </w:p>
@@ -7586,6 +5786,9 @@
         <w:gridCol w:w="3080"/>
       </w:tblGrid>
       <w:tr>
+        <w:trPr>
+          <w:cantSplit/>
+        </w:trPr>
         <w:tc>
           <w:tcPr>
             <w:tcW w:type="dxa" w:w="3200"/>
@@ -7599,16 +5802,7 @@
             <w:shd w:fill="E8EEF5"/>
           </w:tcPr>
           <w:p>
-            <w:pPr>
-              <w:spacing w:after="0"/>
-            </w:pPr>
             <w:r>
-              <w:rPr>
-                <w:rFonts w:ascii="Calibri" w:hAnsi="Calibri"/>
-                <w:b/>
-                <w:color w:val="0B2545"/>
-                <w:sz w:val="18"/>
-              </w:rPr>
               <w:t>Metric</w:t>
             </w:r>
           </w:p>
@@ -7626,16 +5820,7 @@
             <w:shd w:fill="E8EEF5"/>
           </w:tcPr>
           <w:p>
-            <w:pPr>
-              <w:spacing w:after="0"/>
-            </w:pPr>
             <w:r>
-              <w:rPr>
-                <w:rFonts w:ascii="Calibri" w:hAnsi="Calibri"/>
-                <w:b/>
-                <w:color w:val="0B2545"/>
-                <w:sz w:val="18"/>
-              </w:rPr>
               <w:t>Before mitigation</w:t>
             </w:r>
           </w:p>
@@ -7653,22 +5838,16 @@
             <w:shd w:fill="E8EEF5"/>
           </w:tcPr>
           <w:p>
-            <w:pPr>
-              <w:spacing w:after="0"/>
-            </w:pPr>
             <w:r>
-              <w:rPr>
-                <w:rFonts w:ascii="Calibri" w:hAnsi="Calibri"/>
-                <w:b/>
-                <w:color w:val="0B2545"/>
-                <w:sz w:val="18"/>
-              </w:rPr>
               <w:t>After mitigation</w:t>
             </w:r>
           </w:p>
         </w:tc>
       </w:tr>
       <w:tr>
+        <w:trPr>
+          <w:cantSplit/>
+        </w:trPr>
         <w:tc>
           <w:tcPr>
             <w:tcW w:type="dxa" w:w="3200"/>
@@ -7681,15 +5860,7 @@
             </w:tcMar>
           </w:tcPr>
           <w:p>
-            <w:pPr>
-              <w:spacing w:after="0" w:line="276" w:lineRule="auto"/>
-            </w:pPr>
             <w:r>
-              <w:rPr>
-                <w:rFonts w:ascii="Calibri" w:hAnsi="Calibri"/>
-                <w:color w:val="1E1E1E"/>
-                <w:sz w:val="18"/>
-              </w:rPr>
               <w:t>Family NDCG@5</w:t>
             </w:r>
           </w:p>
@@ -7706,16 +5877,8 @@
             </w:tcMar>
           </w:tcPr>
           <w:p>
-            <w:pPr>
-              <w:spacing w:after="0" w:line="276" w:lineRule="auto"/>
-            </w:pPr>
             <w:r>
-              <w:rPr>
-                <w:rFonts w:ascii="Calibri" w:hAnsi="Calibri"/>
-                <w:color w:val="1E1E1E"/>
-                <w:sz w:val="18"/>
-              </w:rPr>
-              <w:t>0.2997</w:t>
+              <w:t>0.4063</w:t>
             </w:r>
           </w:p>
         </w:tc>
@@ -7731,21 +5894,16 @@
             </w:tcMar>
           </w:tcPr>
           <w:p>
-            <w:pPr>
-              <w:spacing w:after="0" w:line="276" w:lineRule="auto"/>
-            </w:pPr>
             <w:r>
-              <w:rPr>
-                <w:rFonts w:ascii="Calibri" w:hAnsi="Calibri"/>
-                <w:color w:val="1E1E1E"/>
-                <w:sz w:val="18"/>
-              </w:rPr>
-              <w:t>0.2962</w:t>
+              <w:t>0.4040</w:t>
             </w:r>
           </w:p>
         </w:tc>
       </w:tr>
       <w:tr>
+        <w:trPr>
+          <w:cantSplit/>
+        </w:trPr>
         <w:tc>
           <w:tcPr>
             <w:tcW w:type="dxa" w:w="3200"/>
@@ -7758,15 +5916,7 @@
             </w:tcMar>
           </w:tcPr>
           <w:p>
-            <w:pPr>
-              <w:spacing w:after="0" w:line="276" w:lineRule="auto"/>
-            </w:pPr>
             <w:r>
-              <w:rPr>
-                <w:rFonts w:ascii="Calibri" w:hAnsi="Calibri"/>
-                <w:color w:val="1E1E1E"/>
-                <w:sz w:val="18"/>
-              </w:rPr>
               <w:t>Non-family NDCG@5</w:t>
             </w:r>
           </w:p>
@@ -7783,16 +5933,8 @@
             </w:tcMar>
           </w:tcPr>
           <w:p>
-            <w:pPr>
-              <w:spacing w:after="0" w:line="276" w:lineRule="auto"/>
-            </w:pPr>
             <w:r>
-              <w:rPr>
-                <w:rFonts w:ascii="Calibri" w:hAnsi="Calibri"/>
-                <w:color w:val="1E1E1E"/>
-                <w:sz w:val="18"/>
-              </w:rPr>
-              <w:t>0.2754</w:t>
+              <w:t>0.3841</w:t>
             </w:r>
           </w:p>
         </w:tc>
@@ -7808,21 +5950,16 @@
             </w:tcMar>
           </w:tcPr>
           <w:p>
-            <w:pPr>
-              <w:spacing w:after="0" w:line="276" w:lineRule="auto"/>
-            </w:pPr>
             <w:r>
-              <w:rPr>
-                <w:rFonts w:ascii="Calibri" w:hAnsi="Calibri"/>
-                <w:color w:val="1E1E1E"/>
-                <w:sz w:val="18"/>
-              </w:rPr>
-              <w:t>0.2761</w:t>
+              <w:t>0.3847</w:t>
             </w:r>
           </w:p>
         </w:tc>
       </w:tr>
       <w:tr>
+        <w:trPr>
+          <w:cantSplit/>
+        </w:trPr>
         <w:tc>
           <w:tcPr>
             <w:tcW w:type="dxa" w:w="3200"/>
@@ -7835,15 +5972,7 @@
             </w:tcMar>
           </w:tcPr>
           <w:p>
-            <w:pPr>
-              <w:spacing w:after="0" w:line="276" w:lineRule="auto"/>
-            </w:pPr>
             <w:r>
-              <w:rPr>
-                <w:rFonts w:ascii="Calibri" w:hAnsi="Calibri"/>
-                <w:color w:val="1E1E1E"/>
-                <w:sz w:val="18"/>
-              </w:rPr>
               <w:t>Absolute group gap</w:t>
             </w:r>
           </w:p>
@@ -7860,16 +5989,8 @@
             </w:tcMar>
           </w:tcPr>
           <w:p>
-            <w:pPr>
-              <w:spacing w:after="0" w:line="276" w:lineRule="auto"/>
-            </w:pPr>
             <w:r>
-              <w:rPr>
-                <w:rFonts w:ascii="Calibri" w:hAnsi="Calibri"/>
-                <w:color w:val="1E1E1E"/>
-                <w:sz w:val="18"/>
-              </w:rPr>
-              <w:t>0.0243</w:t>
+              <w:t>0.0222</w:t>
             </w:r>
           </w:p>
         </w:tc>
@@ -7885,21 +6006,16 @@
             </w:tcMar>
           </w:tcPr>
           <w:p>
-            <w:pPr>
-              <w:spacing w:after="0" w:line="276" w:lineRule="auto"/>
-            </w:pPr>
             <w:r>
-              <w:rPr>
-                <w:rFonts w:ascii="Calibri" w:hAnsi="Calibri"/>
-                <w:color w:val="1E1E1E"/>
-                <w:sz w:val="18"/>
-              </w:rPr>
-              <w:t>0.0201</w:t>
+              <w:t>0.0193</w:t>
             </w:r>
           </w:p>
         </w:tc>
       </w:tr>
       <w:tr>
+        <w:trPr>
+          <w:cantSplit/>
+        </w:trPr>
         <w:tc>
           <w:tcPr>
             <w:tcW w:type="dxa" w:w="3200"/>
@@ -7912,15 +6028,7 @@
             </w:tcMar>
           </w:tcPr>
           <w:p>
-            <w:pPr>
-              <w:spacing w:after="0" w:line="276" w:lineRule="auto"/>
-            </w:pPr>
             <w:r>
-              <w:rPr>
-                <w:rFonts w:ascii="Calibri" w:hAnsi="Calibri"/>
-                <w:color w:val="1E1E1E"/>
-                <w:sz w:val="18"/>
-              </w:rPr>
               <w:t>Global model NDCG@5</w:t>
             </w:r>
           </w:p>
@@ -7937,16 +6045,8 @@
             </w:tcMar>
           </w:tcPr>
           <w:p>
-            <w:pPr>
-              <w:spacing w:after="0" w:line="276" w:lineRule="auto"/>
-            </w:pPr>
             <w:r>
-              <w:rPr>
-                <w:rFonts w:ascii="Calibri" w:hAnsi="Calibri"/>
-                <w:color w:val="1E1E1E"/>
-                <w:sz w:val="18"/>
-              </w:rPr>
-              <w:t>0.2813</w:t>
+              <w:t>0.3895</w:t>
             </w:r>
           </w:p>
         </w:tc>
@@ -7962,16 +6062,8 @@
             </w:tcMar>
           </w:tcPr>
           <w:p>
-            <w:pPr>
-              <w:spacing w:after="0" w:line="276" w:lineRule="auto"/>
-            </w:pPr>
             <w:r>
-              <w:rPr>
-                <w:rFonts w:ascii="Calibri" w:hAnsi="Calibri"/>
-                <w:color w:val="1E1E1E"/>
-                <w:sz w:val="18"/>
-              </w:rPr>
-              <w:t>0.2810</w:t>
+              <w:t>0.3894</w:t>
             </w:r>
           </w:p>
         </w:tc>
@@ -7994,6 +6086,9 @@
         <w:gridCol w:w="9360"/>
       </w:tblGrid>
       <w:tr>
+        <w:trPr>
+          <w:cantSplit/>
+        </w:trPr>
         <w:tc>
           <w:tcPr>
             <w:tcW w:type="dxa" w:w="9360"/>
@@ -8007,30 +6102,8 @@
             <w:shd w:fill="F4F6F9"/>
           </w:tcPr>
           <w:p>
-            <w:pPr>
-              <w:spacing w:after="80"/>
-            </w:pPr>
             <w:r>
-              <w:rPr>
-                <w:rFonts w:ascii="Calibri" w:hAnsi="Calibri"/>
-                <w:b/>
-                <w:color w:val="0B2545"/>
-                <w:sz w:val="21"/>
-              </w:rPr>
-              <w:t>Bias takeaway</w:t>
-            </w:r>
-          </w:p>
-          <w:p>
-            <w:pPr>
-              <w:spacing w:after="40" w:line="300" w:lineRule="auto"/>
-            </w:pPr>
-            <w:r>
-              <w:rPr>
-                <w:rFonts w:ascii="Calibri" w:hAnsi="Calibri"/>
-                <w:color w:val="0B2545"/>
-                <w:sz w:val="21"/>
-              </w:rPr>
-              <w:t>The mitigation reduced the group performance gap by about 17% while causing only a very small decrease in global NDCG@5. This was treated as a reasonable trade-off.</w:t>
+              <w:t>Bias takeaway | The mitigation reduced the group performance gap by about 13% while causing only a very small decrease in global NDCG@5. This was treated as a reasonable trade-off.</w:t>
             </w:r>
           </w:p>
         </w:tc>
@@ -8063,6 +6136,9 @@
         <w:gridCol w:w="6660"/>
       </w:tblGrid>
       <w:tr>
+        <w:trPr>
+          <w:cantSplit/>
+        </w:trPr>
         <w:tc>
           <w:tcPr>
             <w:tcW w:type="dxa" w:w="2700"/>
@@ -8076,16 +6152,7 @@
             <w:shd w:fill="E8EEF5"/>
           </w:tcPr>
           <w:p>
-            <w:pPr>
-              <w:spacing w:after="0"/>
-            </w:pPr>
             <w:r>
-              <w:rPr>
-                <w:rFonts w:ascii="Calibri" w:hAnsi="Calibri"/>
-                <w:b/>
-                <w:color w:val="0B2545"/>
-                <w:sz w:val="18"/>
-              </w:rPr>
               <w:t>Decision</w:t>
             </w:r>
           </w:p>
@@ -8103,22 +6170,16 @@
             <w:shd w:fill="E8EEF5"/>
           </w:tcPr>
           <w:p>
-            <w:pPr>
-              <w:spacing w:after="0"/>
-            </w:pPr>
             <w:r>
-              <w:rPr>
-                <w:rFonts w:ascii="Calibri" w:hAnsi="Calibri"/>
-                <w:b/>
-                <w:color w:val="0B2545"/>
-                <w:sz w:val="18"/>
-              </w:rPr>
               <w:t>Why it matters</w:t>
             </w:r>
           </w:p>
         </w:tc>
       </w:tr>
       <w:tr>
+        <w:trPr>
+          <w:cantSplit/>
+        </w:trPr>
         <w:tc>
           <w:tcPr>
             <w:tcW w:type="dxa" w:w="2700"/>
@@ -8131,15 +6192,7 @@
             </w:tcMar>
           </w:tcPr>
           <w:p>
-            <w:pPr>
-              <w:spacing w:after="0" w:line="276" w:lineRule="auto"/>
-            </w:pPr>
             <w:r>
-              <w:rPr>
-                <w:rFonts w:ascii="Calibri" w:hAnsi="Calibri"/>
-                <w:color w:val="1E1E1E"/>
-                <w:sz w:val="18"/>
-              </w:rPr>
               <w:t>Single reproducible pipeline</w:t>
             </w:r>
           </w:p>
@@ -8156,21 +6209,16 @@
             </w:tcMar>
           </w:tcPr>
           <w:p>
-            <w:pPr>
-              <w:spacing w:after="0" w:line="276" w:lineRule="auto"/>
-            </w:pPr>
             <w:r>
-              <w:rPr>
-                <w:rFonts w:ascii="Calibri" w:hAnsi="Calibri"/>
-                <w:color w:val="1E1E1E"/>
-                <w:sz w:val="18"/>
-              </w:rPr>
-              <w:t>assignment2_pipeline.py loads data, builds features, trains/evaluates models, writes metrics, and generates the Kaggle-style submission.</w:t>
+              <w:t>assignment2_pipeline.py loads data, builds features, trains/evaluates models, writes metrics, and generates local Kaggle-format ranking files.</w:t>
             </w:r>
           </w:p>
         </w:tc>
       </w:tr>
       <w:tr>
+        <w:trPr>
+          <w:cantSplit/>
+        </w:trPr>
         <w:tc>
           <w:tcPr>
             <w:tcW w:type="dxa" w:w="2700"/>
@@ -8183,16 +6231,8 @@
             </w:tcMar>
           </w:tcPr>
           <w:p>
-            <w:pPr>
-              <w:spacing w:after="0" w:line="276" w:lineRule="auto"/>
-            </w:pPr>
             <w:r>
-              <w:rPr>
-                <w:rFonts w:ascii="Calibri" w:hAnsi="Calibri"/>
-                <w:color w:val="1E1E1E"/>
-                <w:sz w:val="18"/>
-              </w:rPr>
-              <w:t>Row budget for iteration</w:t>
+              <w:t>Full-data training run</w:t>
             </w:r>
           </w:p>
         </w:tc>
@@ -8208,21 +6248,16 @@
             </w:tcMar>
           </w:tcPr>
           <w:p>
-            <w:pPr>
-              <w:spacing w:after="0" w:line="276" w:lineRule="auto"/>
-            </w:pPr>
             <w:r>
-              <w:rPr>
-                <w:rFonts w:ascii="Calibri" w:hAnsi="Calibri"/>
-                <w:color w:val="1E1E1E"/>
-                <w:sz w:val="18"/>
-              </w:rPr>
-              <w:t>MAX_TRAIN_ROWS=1,200,000 kept experiments manageable while preserving substantial search-level structure.</w:t>
+              <w:t>The final reproducible run loads the full training file, 4,958,347 rows, and splits by srch_id.</w:t>
             </w:r>
           </w:p>
         </w:tc>
       </w:tr>
       <w:tr>
+        <w:trPr>
+          <w:cantSplit/>
+        </w:trPr>
         <w:tc>
           <w:tcPr>
             <w:tcW w:type="dxa" w:w="2700"/>
@@ -8235,16 +6270,8 @@
             </w:tcMar>
           </w:tcPr>
           <w:p>
-            <w:pPr>
-              <w:spacing w:after="0" w:line="276" w:lineRule="auto"/>
-            </w:pPr>
             <w:r>
-              <w:rPr>
-                <w:rFonts w:ascii="Calibri" w:hAnsi="Calibri"/>
-                <w:color w:val="1E1E1E"/>
-                <w:sz w:val="18"/>
-              </w:rPr>
-              <w:t>Chunked test prediction</w:t>
+              <w:t>Full test scoring</w:t>
             </w:r>
           </w:p>
         </w:tc>
@@ -8260,21 +6287,16 @@
             </w:tcMar>
           </w:tcPr>
           <w:p>
-            <w:pPr>
-              <w:spacing w:after="0" w:line="276" w:lineRule="auto"/>
-            </w:pPr>
             <w:r>
-              <w:rPr>
-                <w:rFonts w:ascii="Calibri" w:hAnsi="Calibri"/>
-                <w:color w:val="1E1E1E"/>
-                <w:sz w:val="18"/>
-              </w:rPr>
-              <w:t>The test set is processed in chunks of 400,000 rows to handle the large file size.</w:t>
+              <w:t>The trained rankers score the full test set locally and write srch_id/prop_id rankings.</w:t>
             </w:r>
           </w:p>
         </w:tc>
       </w:tr>
       <w:tr>
+        <w:trPr>
+          <w:cantSplit/>
+        </w:trPr>
         <w:tc>
           <w:tcPr>
             <w:tcW w:type="dxa" w:w="2700"/>
@@ -8287,15 +6309,7 @@
             </w:tcMar>
           </w:tcPr>
           <w:p>
-            <w:pPr>
-              <w:spacing w:after="0" w:line="276" w:lineRule="auto"/>
-            </w:pPr>
             <w:r>
-              <w:rPr>
-                <w:rFonts w:ascii="Calibri" w:hAnsi="Calibri"/>
-                <w:color w:val="1E1E1E"/>
-                <w:sz w:val="18"/>
-              </w:rPr>
               <w:t>Outputs</w:t>
             </w:r>
           </w:p>
@@ -8312,21 +6326,16 @@
             </w:tcMar>
           </w:tcPr>
           <w:p>
-            <w:pPr>
-              <w:spacing w:after="0" w:line="276" w:lineRule="auto"/>
-            </w:pPr>
             <w:r>
-              <w:rPr>
-                <w:rFonts w:ascii="Calibri" w:hAnsi="Calibri"/>
-                <w:color w:val="1E1E1E"/>
-                <w:sz w:val="18"/>
-              </w:rPr>
-              <w:t>metrics.json stores evaluation results; submission_final.csv stores final srch_id/prop_id ranking.</w:t>
+              <w:t>metrics.json stores evaluation results; submission_final.csv stores the unmitigated ranking; submission_mitigated.csv stores the reweighted ranking.</w:t>
             </w:r>
           </w:p>
         </w:tc>
       </w:tr>
       <w:tr>
+        <w:trPr>
+          <w:cantSplit/>
+        </w:trPr>
         <w:tc>
           <w:tcPr>
             <w:tcW w:type="dxa" w:w="2700"/>
@@ -8339,15 +6348,7 @@
             </w:tcMar>
           </w:tcPr>
           <w:p>
-            <w:pPr>
-              <w:spacing w:after="0" w:line="276" w:lineRule="auto"/>
-            </w:pPr>
             <w:r>
-              <w:rPr>
-                <w:rFonts w:ascii="Calibri" w:hAnsi="Calibri"/>
-                <w:color w:val="1E1E1E"/>
-                <w:sz w:val="18"/>
-              </w:rPr>
               <w:t>Search-level split</w:t>
             </w:r>
           </w:p>
@@ -8364,15 +6365,7 @@
             </w:tcMar>
           </w:tcPr>
           <w:p>
-            <w:pPr>
-              <w:spacing w:after="0" w:line="276" w:lineRule="auto"/>
-            </w:pPr>
             <w:r>
-              <w:rPr>
-                <w:rFonts w:ascii="Calibri" w:hAnsi="Calibri"/>
-                <w:color w:val="1E1E1E"/>
-                <w:sz w:val="18"/>
-              </w:rPr>
               <w:t>Prevents leakage across train and validation because rows from the same srch_id belong to the same query context.</w:t>
             </w:r>
           </w:p>
@@ -8633,12 +6626,7 @@
         <w:spacing w:before="0" w:after="120" w:line="300" w:lineRule="auto"/>
       </w:pPr>
       <w:r>
-        <w:rPr>
-          <w:rFonts w:ascii="Calibri" w:hAnsi="Calibri"/>
-          <w:b w:val="0"/>
-          <w:i w:val="0"/>
-        </w:rPr>
-        <w:t>It was simple, scalable, and interpretable. It captured historical property attractiveness globally and within destination, which is a strong signal in recommendation.</w:t>
+        <w:t>It was simple, scalable, and interpretable. It used smoothed destination-property relevance and property CTR, which are strong historical interaction signals in recommendation.</w:t>
       </w:r>
     </w:p>
     <w:p>
@@ -8654,12 +6642,7 @@
         <w:spacing w:before="0" w:after="120" w:line="300" w:lineRule="auto"/>
       </w:pPr>
       <w:r>
-        <w:rPr>
-          <w:rFonts w:ascii="Calibri" w:hAnsi="Calibri"/>
-          <w:b w:val="0"/>
-          <w:i w:val="0"/>
-        </w:rPr>
-        <w:t>The model had different NDCG@5 performance for family and non-family queries. Family queries were defined by srch_children_count &gt; 0. Reweighting family rows reduced the group gap from 0.0243 to 0.0201.</w:t>
+        <w:t>The model had different NDCG@5 performance for family and non-family queries. Family queries were defined by srch_children_count &gt; 0. Reweighting family rows reduced the group gap from 0.0222 to 0.0193.</w:t>
       </w:r>
     </w:p>
     <w:p>
@@ -8684,6 +6667,9 @@
         <w:gridCol w:w="6960"/>
       </w:tblGrid>
       <w:tr>
+        <w:trPr>
+          <w:cantSplit/>
+        </w:trPr>
         <w:tc>
           <w:tcPr>
             <w:tcW w:type="dxa" w:w="2400"/>
@@ -8697,16 +6683,7 @@
             <w:shd w:fill="E8EEF5"/>
           </w:tcPr>
           <w:p>
-            <w:pPr>
-              <w:spacing w:after="0"/>
-            </w:pPr>
             <w:r>
-              <w:rPr>
-                <w:rFonts w:ascii="Calibri" w:hAnsi="Calibri"/>
-                <w:b/>
-                <w:color w:val="0B2545"/>
-                <w:sz w:val="18"/>
-              </w:rPr>
               <w:t>Topic</w:t>
             </w:r>
           </w:p>
@@ -8724,22 +6701,16 @@
             <w:shd w:fill="E8EEF5"/>
           </w:tcPr>
           <w:p>
-            <w:pPr>
-              <w:spacing w:after="0"/>
-            </w:pPr>
             <w:r>
-              <w:rPr>
-                <w:rFonts w:ascii="Calibri" w:hAnsi="Calibri"/>
-                <w:b/>
-                <w:color w:val="0B2545"/>
-                <w:sz w:val="18"/>
-              </w:rPr>
               <w:t>You are ready when you can explain</w:t>
             </w:r>
           </w:p>
         </w:tc>
       </w:tr>
       <w:tr>
+        <w:trPr>
+          <w:cantSplit/>
+        </w:trPr>
         <w:tc>
           <w:tcPr>
             <w:tcW w:type="dxa" w:w="2400"/>
@@ -8752,15 +6723,7 @@
             </w:tcMar>
           </w:tcPr>
           <w:p>
-            <w:pPr>
-              <w:spacing w:after="0" w:line="276" w:lineRule="auto"/>
-            </w:pPr>
             <w:r>
-              <w:rPr>
-                <w:rFonts w:ascii="Calibri" w:hAnsi="Calibri"/>
-                <w:color w:val="1E1E1E"/>
-                <w:sz w:val="18"/>
-              </w:rPr>
               <w:t>A1 EDA</w:t>
             </w:r>
           </w:p>
@@ -8777,21 +6740,16 @@
             </w:tcMar>
           </w:tcPr>
           <w:p>
-            <w:pPr>
-              <w:spacing w:after="0" w:line="276" w:lineRule="auto"/>
-            </w:pPr>
             <w:r>
-              <w:rPr>
-                <w:rFonts w:ascii="Calibri" w:hAnsi="Calibri"/>
-                <w:color w:val="1E1E1E"/>
-                <w:sz w:val="18"/>
-              </w:rPr>
               <w:t>Dataset size, variable types, key findings, missingness, outliers, and why EDA shaped cleaning.</w:t>
             </w:r>
           </w:p>
         </w:tc>
       </w:tr>
       <w:tr>
+        <w:trPr>
+          <w:cantSplit/>
+        </w:trPr>
         <w:tc>
           <w:tcPr>
             <w:tcW w:type="dxa" w:w="2400"/>
@@ -8804,15 +6762,7 @@
             </w:tcMar>
           </w:tcPr>
           <w:p>
-            <w:pPr>
-              <w:spacing w:after="0" w:line="276" w:lineRule="auto"/>
-            </w:pPr>
             <w:r>
-              <w:rPr>
-                <w:rFonts w:ascii="Calibri" w:hAnsi="Calibri"/>
-                <w:color w:val="1E1E1E"/>
-                <w:sz w:val="18"/>
-              </w:rPr>
               <w:t>A1 Classification</w:t>
             </w:r>
           </w:p>
@@ -8829,21 +6779,16 @@
             </w:tcMar>
           </w:tcPr>
           <w:p>
-            <w:pPr>
-              <w:spacing w:after="0" w:line="276" w:lineRule="auto"/>
-            </w:pPr>
             <w:r>
-              <w:rPr>
-                <w:rFonts w:ascii="Calibri" w:hAnsi="Calibri"/>
-                <w:color w:val="1E1E1E"/>
-                <w:sz w:val="18"/>
-              </w:rPr>
               <w:t>Target, split, models, preprocessing, F1 choice, hyperparameter tuning, results, and why k-NN was preferred.</w:t>
             </w:r>
           </w:p>
         </w:tc>
       </w:tr>
       <w:tr>
+        <w:trPr>
+          <w:cantSplit/>
+        </w:trPr>
         <w:tc>
           <w:tcPr>
             <w:tcW w:type="dxa" w:w="2400"/>
@@ -8856,15 +6801,7 @@
             </w:tcMar>
           </w:tcPr>
           <w:p>
-            <w:pPr>
-              <w:spacing w:after="0" w:line="276" w:lineRule="auto"/>
-            </w:pPr>
             <w:r>
-              <w:rPr>
-                <w:rFonts w:ascii="Calibri" w:hAnsi="Calibri"/>
-                <w:color w:val="1E1E1E"/>
-                <w:sz w:val="18"/>
-              </w:rPr>
               <w:t>A1 Regression</w:t>
             </w:r>
           </w:p>
@@ -8881,21 +6818,16 @@
             </w:tcMar>
           </w:tcPr>
           <w:p>
-            <w:pPr>
-              <w:spacing w:after="0" w:line="276" w:lineRule="auto"/>
-            </w:pPr>
             <w:r>
-              <w:rPr>
-                <w:rFonts w:ascii="Calibri" w:hAnsi="Calibri"/>
-                <w:color w:val="1E1E1E"/>
-                <w:sz w:val="18"/>
-              </w:rPr>
               <w:t>Target choice, model choices, metrics, Ridge vs Random Forest results, and why performance was limited.</w:t>
             </w:r>
           </w:p>
         </w:tc>
       </w:tr>
       <w:tr>
+        <w:trPr>
+          <w:cantSplit/>
+        </w:trPr>
         <w:tc>
           <w:tcPr>
             <w:tcW w:type="dxa" w:w="2400"/>
@@ -8908,15 +6840,7 @@
             </w:tcMar>
           </w:tcPr>
           <w:p>
-            <w:pPr>
-              <w:spacing w:after="0" w:line="276" w:lineRule="auto"/>
-            </w:pPr>
             <w:r>
-              <w:rPr>
-                <w:rFonts w:ascii="Calibri" w:hAnsi="Calibri"/>
-                <w:color w:val="1E1E1E"/>
-                <w:sz w:val="18"/>
-              </w:rPr>
               <w:t>A1 Engineering</w:t>
             </w:r>
           </w:p>
@@ -8933,21 +6857,16 @@
             </w:tcMar>
           </w:tcPr>
           <w:p>
-            <w:pPr>
-              <w:spacing w:after="0" w:line="276" w:lineRule="auto"/>
-            </w:pPr>
             <w:r>
-              <w:rPr>
-                <w:rFonts w:ascii="Calibri" w:hAnsi="Calibri"/>
-                <w:color w:val="1E1E1E"/>
-                <w:sz w:val="18"/>
-              </w:rPr>
               <w:t>Scripts, reproducibility seed, pipelines, imputation exports, and why leakage was avoided in feature engineering.</w:t>
             </w:r>
           </w:p>
         </w:tc>
       </w:tr>
       <w:tr>
+        <w:trPr>
+          <w:cantSplit/>
+        </w:trPr>
         <w:tc>
           <w:tcPr>
             <w:tcW w:type="dxa" w:w="2400"/>
@@ -8960,15 +6879,7 @@
             </w:tcMar>
           </w:tcPr>
           <w:p>
-            <w:pPr>
-              <w:spacing w:after="0" w:line="276" w:lineRule="auto"/>
-            </w:pPr>
             <w:r>
-              <w:rPr>
-                <w:rFonts w:ascii="Calibri" w:hAnsi="Calibri"/>
-                <w:color w:val="1E1E1E"/>
-                <w:sz w:val="18"/>
-              </w:rPr>
               <w:t>A2 EDA</w:t>
             </w:r>
           </w:p>
@@ -8985,21 +6896,16 @@
             </w:tcMar>
           </w:tcPr>
           <w:p>
-            <w:pPr>
-              <w:spacing w:after="0" w:line="276" w:lineRule="auto"/>
-            </w:pPr>
             <w:r>
-              <w:rPr>
-                <w:rFonts w:ascii="Calibri" w:hAnsi="Calibri"/>
-                <w:color w:val="1E1E1E"/>
-                <w:sz w:val="18"/>
-              </w:rPr>
               <w:t>Missingness, target sparsity, price behavior, and why query-relative features matter.</w:t>
             </w:r>
           </w:p>
         </w:tc>
       </w:tr>
       <w:tr>
+        <w:trPr>
+          <w:cantSplit/>
+        </w:trPr>
         <w:tc>
           <w:tcPr>
             <w:tcW w:type="dxa" w:w="2400"/>
@@ -9012,15 +6918,7 @@
             </w:tcMar>
           </w:tcPr>
           <w:p>
-            <w:pPr>
-              <w:spacing w:after="0" w:line="276" w:lineRule="auto"/>
-            </w:pPr>
             <w:r>
-              <w:rPr>
-                <w:rFonts w:ascii="Calibri" w:hAnsi="Calibri"/>
-                <w:color w:val="1E1E1E"/>
-                <w:sz w:val="18"/>
-              </w:rPr>
               <w:t>A2 Recommendation</w:t>
             </w:r>
           </w:p>
@@ -9037,21 +6935,16 @@
             </w:tcMar>
           </w:tcPr>
           <w:p>
-            <w:pPr>
-              <w:spacing w:after="0" w:line="276" w:lineRule="auto"/>
-            </w:pPr>
             <w:r>
-              <w:rPr>
-                <w:rFonts w:ascii="Calibri" w:hAnsi="Calibri"/>
-                <w:color w:val="1E1E1E"/>
-                <w:sz w:val="18"/>
-              </w:rPr>
-              <w:t>Relevance label, NDCG@5, popularity baseline, gradient boosting model, results, and final ranking output.</w:t>
+              <w:t>Relevance label, NDCG@5, popularity baseline, LightGBM LambdaMART model, results, and local ranking output.</w:t>
             </w:r>
           </w:p>
         </w:tc>
       </w:tr>
       <w:tr>
+        <w:trPr>
+          <w:cantSplit/>
+        </w:trPr>
         <w:tc>
           <w:tcPr>
             <w:tcW w:type="dxa" w:w="2400"/>
@@ -9064,15 +6957,7 @@
             </w:tcMar>
           </w:tcPr>
           <w:p>
-            <w:pPr>
-              <w:spacing w:after="0" w:line="276" w:lineRule="auto"/>
-            </w:pPr>
             <w:r>
-              <w:rPr>
-                <w:rFonts w:ascii="Calibri" w:hAnsi="Calibri"/>
-                <w:color w:val="1E1E1E"/>
-                <w:sz w:val="18"/>
-              </w:rPr>
               <w:t>A2 Bias</w:t>
             </w:r>
           </w:p>
@@ -9089,21 +6974,16 @@
             </w:tcMar>
           </w:tcPr>
           <w:p>
-            <w:pPr>
-              <w:spacing w:after="0" w:line="276" w:lineRule="auto"/>
-            </w:pPr>
             <w:r>
-              <w:rPr>
-                <w:rFonts w:ascii="Calibri" w:hAnsi="Calibri"/>
-                <w:color w:val="1E1E1E"/>
-                <w:sz w:val="18"/>
-              </w:rPr>
               <w:t>Group definition, fairness metric, before/after results, reweighting method, and trade-off.</w:t>
             </w:r>
           </w:p>
         </w:tc>
       </w:tr>
       <w:tr>
+        <w:trPr>
+          <w:cantSplit/>
+        </w:trPr>
         <w:tc>
           <w:tcPr>
             <w:tcW w:type="dxa" w:w="2400"/>
@@ -9116,15 +6996,7 @@
             </w:tcMar>
           </w:tcPr>
           <w:p>
-            <w:pPr>
-              <w:spacing w:after="0" w:line="276" w:lineRule="auto"/>
-            </w:pPr>
             <w:r>
-              <w:rPr>
-                <w:rFonts w:ascii="Calibri" w:hAnsi="Calibri"/>
-                <w:color w:val="1E1E1E"/>
-                <w:sz w:val="18"/>
-              </w:rPr>
               <w:t>A2 Engineering</w:t>
             </w:r>
           </w:p>
@@ -9141,16 +7013,8 @@
             </w:tcMar>
           </w:tcPr>
           <w:p>
-            <w:pPr>
-              <w:spacing w:after="0" w:line="276" w:lineRule="auto"/>
-            </w:pPr>
             <w:r>
-              <w:rPr>
-                <w:rFonts w:ascii="Calibri" w:hAnsi="Calibri"/>
-                <w:color w:val="1E1E1E"/>
-                <w:sz w:val="18"/>
-              </w:rPr>
-              <w:t>Large-data handling, row budget, chunking, outputs, search-level split, and reproducibility.</w:t>
+              <w:t>Large-data handling, full-data loading, outputs, search-level split, and reproducibility.</w:t>
             </w:r>
           </w:p>
         </w:tc>
@@ -9173,6 +7037,9 @@
         <w:gridCol w:w="9360"/>
       </w:tblGrid>
       <w:tr>
+        <w:trPr>
+          <w:cantSplit/>
+        </w:trPr>
         <w:tc>
           <w:tcPr>
             <w:tcW w:type="dxa" w:w="9360"/>
@@ -9186,29 +7053,9 @@
             <w:shd w:fill="F4F6F9"/>
           </w:tcPr>
           <w:p>
-            <w:pPr>
-              <w:spacing w:after="80"/>
-            </w:pPr>
             <w:r>
-              <w:rPr>
-                <w:rFonts w:ascii="Calibri" w:hAnsi="Calibri"/>
-                <w:b/>
-                <w:color w:val="0B2545"/>
-                <w:sz w:val="21"/>
-              </w:rPr>
               <w:t>Last rehearsal rule</w:t>
-            </w:r>
-          </w:p>
-          <w:p>
-            <w:pPr>
-              <w:spacing w:after="40" w:line="300" w:lineRule="auto"/>
-            </w:pPr>
-            <w:r>
-              <w:rPr>
-                <w:rFonts w:ascii="Calibri" w:hAnsi="Calibri"/>
-                <w:color w:val="0B2545"/>
-                <w:sz w:val="21"/>
-              </w:rPr>
+              <w:br/>
               <w:t>For every answer, include at least one project-specific number. Numbers make it clear that you know the actual work rather than only the general theory.</w:t>
             </w:r>
           </w:p>
